--- a/file-structure/telc.docx
+++ b/file-structure/telc.docx
@@ -106,10 +106,10 @@
       </w:tblPr>
       <w:tblGrid>
         <w:gridCol w:w="1102"/>
-        <w:gridCol w:w="627"/>
-        <w:gridCol w:w="744"/>
-        <w:gridCol w:w="1781"/>
-        <w:gridCol w:w="716"/>
+        <w:gridCol w:w="1619"/>
+        <w:gridCol w:w="666"/>
+        <w:gridCol w:w="1413"/>
+        <w:gridCol w:w="4226"/>
       </w:tblGrid>
       <w:tr>
         <w:trPr>
@@ -118,7 +118,7 @@
         </w:trPr>
         <w:tc>
           <w:tcPr>
-            <w:tcW w:w="0" w:type="auto"/>
+            <w:tcW w:w="1057" w:type="dxa"/>
             <w:vAlign w:val="center"/>
             <w:hideMark/>
           </w:tcPr>
@@ -150,7 +150,7 @@
         </w:tc>
         <w:tc>
           <w:tcPr>
-            <w:tcW w:w="0" w:type="auto"/>
+            <w:tcW w:w="1589" w:type="dxa"/>
             <w:vAlign w:val="center"/>
             <w:hideMark/>
           </w:tcPr>
@@ -256,7 +256,7 @@
           <w:p>
             <w:pPr>
               <w:spacing w:after="0" w:line="240" w:lineRule="auto"/>
-              <w:jc w:val="right"/>
+              <w:jc w:val="center"/>
               <w:rPr>
                 <w:rFonts w:ascii="Times New Roman" w:eastAsia="Times New Roman" w:hAnsi="Times New Roman" w:cs="Times New Roman"/>
                 <w:b/>
@@ -286,7 +286,7 @@
         </w:trPr>
         <w:tc>
           <w:tcPr>
-            <w:tcW w:w="0" w:type="auto"/>
+            <w:tcW w:w="1057" w:type="dxa"/>
             <w:vAlign w:val="center"/>
             <w:hideMark/>
           </w:tcPr>
@@ -317,7 +317,10 @@
         </w:tc>
         <w:tc>
           <w:tcPr>
-            <w:tcW w:w="0" w:type="auto"/>
+            <w:tcW w:w="1589" w:type="dxa"/>
+            <w:tcBorders>
+              <w:bottom w:val="single" w:sz="4" w:space="0" w:color="auto"/>
+            </w:tcBorders>
             <w:vAlign w:val="center"/>
             <w:hideMark/>
           </w:tcPr>
@@ -356,6 +359,9 @@
         <w:tc>
           <w:tcPr>
             <w:tcW w:w="0" w:type="auto"/>
+            <w:tcBorders>
+              <w:bottom w:val="single" w:sz="4" w:space="0" w:color="auto"/>
+            </w:tcBorders>
             <w:vAlign w:val="center"/>
           </w:tcPr>
           <w:p>
@@ -385,6 +391,9 @@
         <w:tc>
           <w:tcPr>
             <w:tcW w:w="0" w:type="auto"/>
+            <w:tcBorders>
+              <w:bottom w:val="single" w:sz="4" w:space="0" w:color="auto"/>
+            </w:tcBorders>
             <w:vAlign w:val="center"/>
             <w:hideMark/>
           </w:tcPr>
@@ -413,28 +422,25 @@
         <w:tc>
           <w:tcPr>
             <w:tcW w:w="0" w:type="auto"/>
-            <w:vAlign w:val="center"/>
-            <w:hideMark/>
-          </w:tcPr>
-          <w:p>
-            <w:pPr>
-              <w:spacing w:after="0" w:line="240" w:lineRule="auto"/>
-              <w:jc w:val="right"/>
-              <w:rPr>
-                <w:rFonts w:ascii="Times New Roman" w:eastAsia="Times New Roman" w:hAnsi="Times New Roman" w:cs="Times New Roman"/>
-                <w:sz w:val="24"/>
-                <w:szCs w:val="24"/>
-                <w:lang w:eastAsia="en-IN"/>
-              </w:rPr>
-            </w:pPr>
-            <w:r>
-              <w:rPr>
-                <w:rFonts w:ascii="Times New Roman" w:eastAsia="Times New Roman" w:hAnsi="Times New Roman" w:cs="Times New Roman"/>
-                <w:sz w:val="24"/>
-                <w:szCs w:val="24"/>
-                <w:lang w:eastAsia="en-IN"/>
-              </w:rPr>
-              <w:t>6</w:t>
+            <w:tcBorders>
+              <w:bottom w:val="single" w:sz="4" w:space="0" w:color="auto"/>
+            </w:tcBorders>
+            <w:vAlign w:val="center"/>
+            <w:hideMark/>
+          </w:tcPr>
+          <w:p>
+            <w:pPr>
+              <w:spacing w:after="0" w:line="240" w:lineRule="auto"/>
+              <w:jc w:val="center"/>
+              <w:rPr>
+                <w:rFonts w:ascii="Times New Roman" w:eastAsia="Times New Roman" w:hAnsi="Times New Roman" w:cs="Times New Roman"/>
+                <w:sz w:val="24"/>
+                <w:szCs w:val="24"/>
+                <w:lang w:eastAsia="en-IN"/>
+              </w:rPr>
+            </w:pPr>
+            <w:r>
+              <w:t>Multiple Choice (a/b/c)</w:t>
             </w:r>
           </w:p>
         </w:tc>
@@ -445,7 +451,7 @@
         </w:trPr>
         <w:tc>
           <w:tcPr>
-            <w:tcW w:w="0" w:type="auto"/>
+            <w:tcW w:w="1057" w:type="dxa"/>
             <w:vAlign w:val="center"/>
             <w:hideMark/>
           </w:tcPr>
@@ -464,7 +470,11 @@
         </w:tc>
         <w:tc>
           <w:tcPr>
-            <w:tcW w:w="0" w:type="auto"/>
+            <w:tcW w:w="1589" w:type="dxa"/>
+            <w:tcBorders>
+              <w:top w:val="single" w:sz="4" w:space="0" w:color="auto"/>
+              <w:bottom w:val="single" w:sz="4" w:space="0" w:color="auto"/>
+            </w:tcBorders>
             <w:vAlign w:val="center"/>
             <w:hideMark/>
           </w:tcPr>
@@ -503,6 +513,10 @@
         <w:tc>
           <w:tcPr>
             <w:tcW w:w="0" w:type="auto"/>
+            <w:tcBorders>
+              <w:top w:val="single" w:sz="4" w:space="0" w:color="auto"/>
+              <w:bottom w:val="single" w:sz="4" w:space="0" w:color="auto"/>
+            </w:tcBorders>
             <w:vAlign w:val="center"/>
           </w:tcPr>
           <w:p>
@@ -532,6 +546,10 @@
         <w:tc>
           <w:tcPr>
             <w:tcW w:w="0" w:type="auto"/>
+            <w:tcBorders>
+              <w:top w:val="single" w:sz="4" w:space="0" w:color="auto"/>
+              <w:bottom w:val="single" w:sz="4" w:space="0" w:color="auto"/>
+            </w:tcBorders>
             <w:vAlign w:val="center"/>
             <w:hideMark/>
           </w:tcPr>
@@ -560,29 +578,37 @@
         <w:tc>
           <w:tcPr>
             <w:tcW w:w="0" w:type="auto"/>
-            <w:vAlign w:val="center"/>
-            <w:hideMark/>
-          </w:tcPr>
-          <w:p>
-            <w:pPr>
-              <w:spacing w:after="0" w:line="240" w:lineRule="auto"/>
-              <w:jc w:val="right"/>
-              <w:rPr>
-                <w:rFonts w:ascii="Times New Roman" w:eastAsia="Times New Roman" w:hAnsi="Times New Roman" w:cs="Times New Roman"/>
-                <w:sz w:val="24"/>
-                <w:szCs w:val="24"/>
-                <w:lang w:eastAsia="en-IN"/>
-              </w:rPr>
-            </w:pPr>
-            <w:r>
-              <w:rPr>
-                <w:rFonts w:ascii="Times New Roman" w:eastAsia="Times New Roman" w:hAnsi="Times New Roman" w:cs="Times New Roman"/>
-                <w:sz w:val="24"/>
-                <w:szCs w:val="24"/>
-                <w:lang w:eastAsia="en-IN"/>
-              </w:rPr>
-              <w:t>4</w:t>
-            </w:r>
+            <w:tcBorders>
+              <w:top w:val="single" w:sz="4" w:space="0" w:color="auto"/>
+              <w:bottom w:val="single" w:sz="4" w:space="0" w:color="auto"/>
+            </w:tcBorders>
+            <w:vAlign w:val="center"/>
+            <w:hideMark/>
+          </w:tcPr>
+          <w:p>
+            <w:pPr>
+              <w:spacing w:after="0" w:line="240" w:lineRule="auto"/>
+              <w:jc w:val="center"/>
+              <w:rPr>
+                <w:rFonts w:ascii="Times New Roman" w:eastAsia="Times New Roman" w:hAnsi="Times New Roman" w:cs="Times New Roman"/>
+                <w:sz w:val="24"/>
+                <w:szCs w:val="24"/>
+                <w:lang w:eastAsia="en-IN"/>
+              </w:rPr>
+            </w:pPr>
+            <w:proofErr w:type="spellStart"/>
+            <w:r>
+              <w:t>Richtig</w:t>
+            </w:r>
+            <w:proofErr w:type="spellEnd"/>
+            <w:r>
+              <w:t xml:space="preserve"> / </w:t>
+            </w:r>
+            <w:proofErr w:type="spellStart"/>
+            <w:r>
+              <w:t>Falsch</w:t>
+            </w:r>
+            <w:proofErr w:type="spellEnd"/>
           </w:p>
         </w:tc>
       </w:tr>
@@ -592,7 +618,10 @@
         </w:trPr>
         <w:tc>
           <w:tcPr>
-            <w:tcW w:w="0" w:type="auto"/>
+            <w:tcW w:w="1057" w:type="dxa"/>
+            <w:tcBorders>
+              <w:bottom w:val="single" w:sz="4" w:space="0" w:color="auto"/>
+            </w:tcBorders>
             <w:vAlign w:val="center"/>
             <w:hideMark/>
           </w:tcPr>
@@ -611,7 +640,10 @@
         </w:tc>
         <w:tc>
           <w:tcPr>
-            <w:tcW w:w="0" w:type="auto"/>
+            <w:tcW w:w="1589" w:type="dxa"/>
+            <w:tcBorders>
+              <w:bottom w:val="single" w:sz="4" w:space="0" w:color="auto"/>
+            </w:tcBorders>
             <w:vAlign w:val="center"/>
             <w:hideMark/>
           </w:tcPr>
@@ -650,6 +682,9 @@
         <w:tc>
           <w:tcPr>
             <w:tcW w:w="0" w:type="auto"/>
+            <w:tcBorders>
+              <w:bottom w:val="single" w:sz="4" w:space="0" w:color="auto"/>
+            </w:tcBorders>
             <w:vAlign w:val="center"/>
           </w:tcPr>
           <w:p>
@@ -679,6 +714,9 @@
         <w:tc>
           <w:tcPr>
             <w:tcW w:w="0" w:type="auto"/>
+            <w:tcBorders>
+              <w:bottom w:val="single" w:sz="4" w:space="0" w:color="auto"/>
+            </w:tcBorders>
             <w:vAlign w:val="center"/>
             <w:hideMark/>
           </w:tcPr>
@@ -707,28 +745,25 @@
         <w:tc>
           <w:tcPr>
             <w:tcW w:w="0" w:type="auto"/>
-            <w:vAlign w:val="center"/>
-            <w:hideMark/>
-          </w:tcPr>
-          <w:p>
-            <w:pPr>
-              <w:spacing w:after="0" w:line="240" w:lineRule="auto"/>
-              <w:jc w:val="right"/>
-              <w:rPr>
-                <w:rFonts w:ascii="Times New Roman" w:eastAsia="Times New Roman" w:hAnsi="Times New Roman" w:cs="Times New Roman"/>
-                <w:sz w:val="24"/>
-                <w:szCs w:val="24"/>
-                <w:lang w:eastAsia="en-IN"/>
-              </w:rPr>
-            </w:pPr>
-            <w:r>
-              <w:rPr>
-                <w:rFonts w:ascii="Times New Roman" w:eastAsia="Times New Roman" w:hAnsi="Times New Roman" w:cs="Times New Roman"/>
-                <w:sz w:val="24"/>
-                <w:szCs w:val="24"/>
-                <w:lang w:eastAsia="en-IN"/>
-              </w:rPr>
-              <w:t>5</w:t>
+            <w:tcBorders>
+              <w:bottom w:val="single" w:sz="4" w:space="0" w:color="auto"/>
+            </w:tcBorders>
+            <w:vAlign w:val="center"/>
+            <w:hideMark/>
+          </w:tcPr>
+          <w:p>
+            <w:pPr>
+              <w:spacing w:after="0" w:line="240" w:lineRule="auto"/>
+              <w:jc w:val="center"/>
+              <w:rPr>
+                <w:rFonts w:ascii="Times New Roman" w:eastAsia="Times New Roman" w:hAnsi="Times New Roman" w:cs="Times New Roman"/>
+                <w:sz w:val="24"/>
+                <w:szCs w:val="24"/>
+                <w:lang w:eastAsia="en-IN"/>
+              </w:rPr>
+            </w:pPr>
+            <w:r>
+              <w:t>Multiple Choice (a/b/c)</w:t>
             </w:r>
           </w:p>
         </w:tc>
@@ -739,7 +774,10 @@
         </w:trPr>
         <w:tc>
           <w:tcPr>
-            <w:tcW w:w="0" w:type="auto"/>
+            <w:tcW w:w="1057" w:type="dxa"/>
+            <w:tcBorders>
+              <w:top w:val="single" w:sz="4" w:space="0" w:color="auto"/>
+            </w:tcBorders>
             <w:vAlign w:val="center"/>
             <w:hideMark/>
           </w:tcPr>
@@ -783,7 +821,11 @@
         </w:tc>
         <w:tc>
           <w:tcPr>
-            <w:tcW w:w="0" w:type="auto"/>
+            <w:tcW w:w="1589" w:type="dxa"/>
+            <w:tcBorders>
+              <w:top w:val="single" w:sz="4" w:space="0" w:color="auto"/>
+              <w:bottom w:val="single" w:sz="4" w:space="0" w:color="auto"/>
+            </w:tcBorders>
             <w:vAlign w:val="center"/>
             <w:hideMark/>
           </w:tcPr>
@@ -822,6 +864,10 @@
         <w:tc>
           <w:tcPr>
             <w:tcW w:w="0" w:type="auto"/>
+            <w:tcBorders>
+              <w:top w:val="single" w:sz="4" w:space="0" w:color="auto"/>
+              <w:bottom w:val="single" w:sz="4" w:space="0" w:color="auto"/>
+            </w:tcBorders>
             <w:vAlign w:val="center"/>
           </w:tcPr>
           <w:p>
@@ -851,6 +897,10 @@
         <w:tc>
           <w:tcPr>
             <w:tcW w:w="0" w:type="auto"/>
+            <w:tcBorders>
+              <w:top w:val="single" w:sz="4" w:space="0" w:color="auto"/>
+              <w:bottom w:val="single" w:sz="4" w:space="0" w:color="auto"/>
+            </w:tcBorders>
             <w:vAlign w:val="center"/>
             <w:hideMark/>
           </w:tcPr>
@@ -879,28 +929,121 @@
         <w:tc>
           <w:tcPr>
             <w:tcW w:w="0" w:type="auto"/>
-            <w:vAlign w:val="center"/>
-            <w:hideMark/>
-          </w:tcPr>
-          <w:p>
-            <w:pPr>
-              <w:spacing w:after="0" w:line="240" w:lineRule="auto"/>
-              <w:jc w:val="right"/>
-              <w:rPr>
-                <w:rFonts w:ascii="Times New Roman" w:eastAsia="Times New Roman" w:hAnsi="Times New Roman" w:cs="Times New Roman"/>
-                <w:sz w:val="24"/>
-                <w:szCs w:val="24"/>
-                <w:lang w:eastAsia="en-IN"/>
-              </w:rPr>
-            </w:pPr>
-            <w:r>
-              <w:rPr>
-                <w:rFonts w:ascii="Times New Roman" w:eastAsia="Times New Roman" w:hAnsi="Times New Roman" w:cs="Times New Roman"/>
-                <w:sz w:val="24"/>
-                <w:szCs w:val="24"/>
-                <w:lang w:eastAsia="en-IN"/>
-              </w:rPr>
-              <w:t>5</w:t>
+            <w:tcBorders>
+              <w:top w:val="single" w:sz="4" w:space="0" w:color="auto"/>
+              <w:bottom w:val="single" w:sz="4" w:space="0" w:color="auto"/>
+            </w:tcBorders>
+            <w:vAlign w:val="center"/>
+            <w:hideMark/>
+          </w:tcPr>
+          <w:p>
+            <w:pPr>
+              <w:spacing w:after="0" w:line="240" w:lineRule="auto"/>
+              <w:jc w:val="center"/>
+              <w:rPr>
+                <w:rFonts w:ascii="Times New Roman" w:eastAsia="Times New Roman" w:hAnsi="Times New Roman" w:cs="Times New Roman"/>
+                <w:sz w:val="24"/>
+                <w:szCs w:val="24"/>
+                <w:lang w:eastAsia="en-IN"/>
+              </w:rPr>
+            </w:pPr>
+            <w:proofErr w:type="gramStart"/>
+            <w:r>
+              <w:rPr>
+                <w:rFonts w:ascii="Times New Roman" w:eastAsia="Times New Roman" w:hAnsi="Symbol" w:cs="Times New Roman"/>
+                <w:sz w:val="24"/>
+                <w:szCs w:val="24"/>
+                <w:lang w:eastAsia="en-IN"/>
+              </w:rPr>
+              <w:t></w:t>
+            </w:r>
+            <w:r>
+              <w:rPr>
+                <w:rFonts w:ascii="Times New Roman" w:eastAsia="Times New Roman" w:hAnsi="Times New Roman" w:cs="Times New Roman"/>
+                <w:sz w:val="24"/>
+                <w:szCs w:val="24"/>
+                <w:lang w:eastAsia="en-IN"/>
+              </w:rPr>
+              <w:t xml:space="preserve">  </w:t>
+            </w:r>
+            <w:proofErr w:type="spellStart"/>
+            <w:r>
+              <w:rPr>
+                <w:rFonts w:ascii="Times New Roman" w:eastAsia="Times New Roman" w:hAnsi="Times New Roman" w:cs="Times New Roman"/>
+                <w:b/>
+                <w:bCs/>
+                <w:sz w:val="24"/>
+                <w:szCs w:val="24"/>
+                <w:lang w:eastAsia="en-IN"/>
+              </w:rPr>
+              <w:t>Richtig</w:t>
+            </w:r>
+            <w:proofErr w:type="spellEnd"/>
+            <w:proofErr w:type="gramEnd"/>
+            <w:r>
+              <w:rPr>
+                <w:rFonts w:ascii="Times New Roman" w:eastAsia="Times New Roman" w:hAnsi="Times New Roman" w:cs="Times New Roman"/>
+                <w:b/>
+                <w:bCs/>
+                <w:sz w:val="24"/>
+                <w:szCs w:val="24"/>
+                <w:lang w:eastAsia="en-IN"/>
+              </w:rPr>
+              <w:t xml:space="preserve"> / </w:t>
+            </w:r>
+            <w:proofErr w:type="spellStart"/>
+            <w:r>
+              <w:rPr>
+                <w:rFonts w:ascii="Times New Roman" w:eastAsia="Times New Roman" w:hAnsi="Times New Roman" w:cs="Times New Roman"/>
+                <w:b/>
+                <w:bCs/>
+                <w:sz w:val="24"/>
+                <w:szCs w:val="24"/>
+                <w:lang w:eastAsia="en-IN"/>
+              </w:rPr>
+              <w:t>Falsch</w:t>
+            </w:r>
+            <w:proofErr w:type="spellEnd"/>
+          </w:p>
+          <w:p>
+            <w:pPr>
+              <w:spacing w:after="0" w:line="240" w:lineRule="auto"/>
+              <w:jc w:val="center"/>
+              <w:rPr>
+                <w:rFonts w:ascii="Times New Roman" w:eastAsia="Times New Roman" w:hAnsi="Times New Roman" w:cs="Times New Roman"/>
+                <w:sz w:val="24"/>
+                <w:szCs w:val="24"/>
+                <w:lang w:eastAsia="en-IN"/>
+              </w:rPr>
+            </w:pPr>
+            <w:r>
+              <w:rPr>
+                <w:rFonts w:ascii="Times New Roman" w:eastAsia="Times New Roman" w:hAnsi="Symbol" w:cs="Times New Roman"/>
+                <w:sz w:val="24"/>
+                <w:szCs w:val="24"/>
+                <w:lang w:eastAsia="en-IN"/>
+              </w:rPr>
+              <w:t></w:t>
+            </w:r>
+            <w:r>
+              <w:rPr>
+                <w:rFonts w:ascii="Times New Roman" w:eastAsia="Times New Roman" w:hAnsi="Times New Roman" w:cs="Times New Roman"/>
+                <w:sz w:val="24"/>
+                <w:szCs w:val="24"/>
+                <w:lang w:eastAsia="en-IN"/>
+              </w:rPr>
+              <w:t xml:space="preserve">  Short everyday texts, e.g. </w:t>
+            </w:r>
+            <w:r>
+              <w:rPr>
+                <w:rFonts w:ascii="Times New Roman" w:eastAsia="Times New Roman" w:hAnsi="Times New Roman" w:cs="Times New Roman"/>
+                <w:b/>
+                <w:bCs/>
+                <w:sz w:val="24"/>
+                <w:szCs w:val="24"/>
+                <w:lang w:eastAsia="en-IN"/>
+              </w:rPr>
+              <w:t>E-Mail, notice, message</w:t>
             </w:r>
           </w:p>
         </w:tc>
@@ -911,7 +1054,7 @@
         </w:trPr>
         <w:tc>
           <w:tcPr>
-            <w:tcW w:w="0" w:type="auto"/>
+            <w:tcW w:w="1057" w:type="dxa"/>
             <w:vAlign w:val="center"/>
             <w:hideMark/>
           </w:tcPr>
@@ -930,7 +1073,11 @@
         </w:tc>
         <w:tc>
           <w:tcPr>
-            <w:tcW w:w="0" w:type="auto"/>
+            <w:tcW w:w="1589" w:type="dxa"/>
+            <w:tcBorders>
+              <w:top w:val="single" w:sz="4" w:space="0" w:color="auto"/>
+              <w:bottom w:val="single" w:sz="4" w:space="0" w:color="auto"/>
+            </w:tcBorders>
             <w:vAlign w:val="center"/>
             <w:hideMark/>
           </w:tcPr>
@@ -969,6 +1116,10 @@
         <w:tc>
           <w:tcPr>
             <w:tcW w:w="0" w:type="auto"/>
+            <w:tcBorders>
+              <w:top w:val="single" w:sz="4" w:space="0" w:color="auto"/>
+              <w:bottom w:val="single" w:sz="4" w:space="0" w:color="auto"/>
+            </w:tcBorders>
             <w:vAlign w:val="center"/>
           </w:tcPr>
           <w:p>
@@ -998,6 +1149,10 @@
         <w:tc>
           <w:tcPr>
             <w:tcW w:w="0" w:type="auto"/>
+            <w:tcBorders>
+              <w:top w:val="single" w:sz="4" w:space="0" w:color="auto"/>
+              <w:bottom w:val="single" w:sz="4" w:space="0" w:color="auto"/>
+            </w:tcBorders>
             <w:vAlign w:val="center"/>
             <w:hideMark/>
           </w:tcPr>
@@ -1026,28 +1181,97 @@
         <w:tc>
           <w:tcPr>
             <w:tcW w:w="0" w:type="auto"/>
-            <w:vAlign w:val="center"/>
-            <w:hideMark/>
-          </w:tcPr>
-          <w:p>
-            <w:pPr>
-              <w:spacing w:after="0" w:line="240" w:lineRule="auto"/>
-              <w:jc w:val="right"/>
-              <w:rPr>
-                <w:rFonts w:ascii="Times New Roman" w:eastAsia="Times New Roman" w:hAnsi="Times New Roman" w:cs="Times New Roman"/>
-                <w:sz w:val="24"/>
-                <w:szCs w:val="24"/>
-                <w:lang w:eastAsia="en-IN"/>
-              </w:rPr>
-            </w:pPr>
-            <w:r>
-              <w:rPr>
-                <w:rFonts w:ascii="Times New Roman" w:eastAsia="Times New Roman" w:hAnsi="Times New Roman" w:cs="Times New Roman"/>
-                <w:sz w:val="24"/>
-                <w:szCs w:val="24"/>
-                <w:lang w:eastAsia="en-IN"/>
-              </w:rPr>
-              <w:t>5</w:t>
+            <w:tcBorders>
+              <w:top w:val="single" w:sz="4" w:space="0" w:color="auto"/>
+              <w:bottom w:val="single" w:sz="4" w:space="0" w:color="auto"/>
+            </w:tcBorders>
+            <w:vAlign w:val="center"/>
+            <w:hideMark/>
+          </w:tcPr>
+          <w:p>
+            <w:pPr>
+              <w:spacing w:after="0" w:line="240" w:lineRule="auto"/>
+              <w:jc w:val="center"/>
+              <w:rPr>
+                <w:rFonts w:ascii="Times New Roman" w:eastAsia="Times New Roman" w:hAnsi="Times New Roman" w:cs="Times New Roman"/>
+                <w:sz w:val="24"/>
+                <w:szCs w:val="24"/>
+                <w:lang w:eastAsia="en-IN"/>
+              </w:rPr>
+            </w:pPr>
+            <w:proofErr w:type="gramStart"/>
+            <w:r>
+              <w:rPr>
+                <w:rFonts w:ascii="Times New Roman" w:eastAsia="Times New Roman" w:hAnsi="Symbol" w:cs="Times New Roman"/>
+                <w:sz w:val="24"/>
+                <w:szCs w:val="24"/>
+                <w:lang w:eastAsia="en-IN"/>
+              </w:rPr>
+              <w:t></w:t>
+            </w:r>
+            <w:r>
+              <w:rPr>
+                <w:rFonts w:ascii="Times New Roman" w:eastAsia="Times New Roman" w:hAnsi="Times New Roman" w:cs="Times New Roman"/>
+                <w:sz w:val="24"/>
+                <w:szCs w:val="24"/>
+                <w:lang w:eastAsia="en-IN"/>
+              </w:rPr>
+              <w:t xml:space="preserve">  </w:t>
+            </w:r>
+            <w:proofErr w:type="spellStart"/>
+            <w:r>
+              <w:rPr>
+                <w:rFonts w:ascii="Times New Roman" w:eastAsia="Times New Roman" w:hAnsi="Times New Roman" w:cs="Times New Roman"/>
+                <w:b/>
+                <w:bCs/>
+                <w:sz w:val="24"/>
+                <w:szCs w:val="24"/>
+                <w:lang w:eastAsia="en-IN"/>
+              </w:rPr>
+              <w:t>Zuordnung</w:t>
+            </w:r>
+            <w:proofErr w:type="spellEnd"/>
+            <w:proofErr w:type="gramEnd"/>
+            <w:r>
+              <w:rPr>
+                <w:rFonts w:ascii="Times New Roman" w:eastAsia="Times New Roman" w:hAnsi="Times New Roman" w:cs="Times New Roman"/>
+                <w:b/>
+                <w:bCs/>
+                <w:sz w:val="24"/>
+                <w:szCs w:val="24"/>
+                <w:lang w:eastAsia="en-IN"/>
+              </w:rPr>
+              <w:t xml:space="preserve"> / Matching</w:t>
+            </w:r>
+          </w:p>
+          <w:p>
+            <w:pPr>
+              <w:spacing w:after="0" w:line="240" w:lineRule="auto"/>
+              <w:jc w:val="center"/>
+              <w:rPr>
+                <w:rFonts w:ascii="Times New Roman" w:eastAsia="Times New Roman" w:hAnsi="Times New Roman" w:cs="Times New Roman"/>
+                <w:sz w:val="24"/>
+                <w:szCs w:val="24"/>
+                <w:lang w:eastAsia="en-IN"/>
+              </w:rPr>
+            </w:pPr>
+            <w:r>
+              <w:rPr>
+                <w:rFonts w:ascii="Times New Roman" w:eastAsia="Times New Roman" w:hAnsi="Symbol" w:cs="Times New Roman"/>
+                <w:sz w:val="24"/>
+                <w:szCs w:val="24"/>
+                <w:lang w:eastAsia="en-IN"/>
+              </w:rPr>
+              <w:t></w:t>
+            </w:r>
+            <w:r>
+              <w:rPr>
+                <w:rFonts w:ascii="Times New Roman" w:eastAsia="Times New Roman" w:hAnsi="Times New Roman" w:cs="Times New Roman"/>
+                <w:sz w:val="24"/>
+                <w:szCs w:val="24"/>
+                <w:lang w:eastAsia="en-IN"/>
+              </w:rPr>
+              <w:t xml:space="preserve">  You match short situations/questions with the correct information.</w:t>
             </w:r>
           </w:p>
         </w:tc>
@@ -1058,7 +1282,10 @@
         </w:trPr>
         <w:tc>
           <w:tcPr>
-            <w:tcW w:w="0" w:type="auto"/>
+            <w:tcW w:w="1057" w:type="dxa"/>
+            <w:tcBorders>
+              <w:bottom w:val="single" w:sz="4" w:space="0" w:color="auto"/>
+            </w:tcBorders>
             <w:vAlign w:val="center"/>
             <w:hideMark/>
           </w:tcPr>
@@ -1077,7 +1304,10 @@
         </w:tc>
         <w:tc>
           <w:tcPr>
-            <w:tcW w:w="0" w:type="auto"/>
+            <w:tcW w:w="1589" w:type="dxa"/>
+            <w:tcBorders>
+              <w:bottom w:val="single" w:sz="4" w:space="0" w:color="auto"/>
+            </w:tcBorders>
             <w:vAlign w:val="center"/>
             <w:hideMark/>
           </w:tcPr>
@@ -1116,6 +1346,9 @@
         <w:tc>
           <w:tcPr>
             <w:tcW w:w="0" w:type="auto"/>
+            <w:tcBorders>
+              <w:bottom w:val="single" w:sz="4" w:space="0" w:color="auto"/>
+            </w:tcBorders>
             <w:vAlign w:val="center"/>
           </w:tcPr>
           <w:p>
@@ -1145,6 +1378,9 @@
         <w:tc>
           <w:tcPr>
             <w:tcW w:w="0" w:type="auto"/>
+            <w:tcBorders>
+              <w:bottom w:val="single" w:sz="4" w:space="0" w:color="auto"/>
+            </w:tcBorders>
             <w:vAlign w:val="center"/>
             <w:hideMark/>
           </w:tcPr>
@@ -1173,28 +1409,25 @@
         <w:tc>
           <w:tcPr>
             <w:tcW w:w="0" w:type="auto"/>
-            <w:vAlign w:val="center"/>
-            <w:hideMark/>
-          </w:tcPr>
-          <w:p>
-            <w:pPr>
-              <w:spacing w:after="0" w:line="240" w:lineRule="auto"/>
-              <w:jc w:val="right"/>
-              <w:rPr>
-                <w:rFonts w:ascii="Times New Roman" w:eastAsia="Times New Roman" w:hAnsi="Times New Roman" w:cs="Times New Roman"/>
-                <w:sz w:val="24"/>
-                <w:szCs w:val="24"/>
-                <w:lang w:eastAsia="en-IN"/>
-              </w:rPr>
-            </w:pPr>
-            <w:r>
-              <w:rPr>
-                <w:rFonts w:ascii="Times New Roman" w:eastAsia="Times New Roman" w:hAnsi="Times New Roman" w:cs="Times New Roman"/>
-                <w:sz w:val="24"/>
-                <w:szCs w:val="24"/>
-                <w:lang w:eastAsia="en-IN"/>
-              </w:rPr>
-              <w:t>5</w:t>
+            <w:tcBorders>
+              <w:bottom w:val="single" w:sz="4" w:space="0" w:color="auto"/>
+            </w:tcBorders>
+            <w:vAlign w:val="center"/>
+            <w:hideMark/>
+          </w:tcPr>
+          <w:p>
+            <w:pPr>
+              <w:spacing w:after="0" w:line="240" w:lineRule="auto"/>
+              <w:jc w:val="center"/>
+              <w:rPr>
+                <w:rFonts w:ascii="Times New Roman" w:eastAsia="Times New Roman" w:hAnsi="Times New Roman" w:cs="Times New Roman"/>
+                <w:sz w:val="24"/>
+                <w:szCs w:val="24"/>
+                <w:lang w:eastAsia="en-IN"/>
+              </w:rPr>
+            </w:pPr>
+            <w:r>
+              <w:t>Multiple Choice</w:t>
             </w:r>
           </w:p>
         </w:tc>
@@ -1205,17 +1438,28 @@
         </w:trPr>
         <w:tc>
           <w:tcPr>
-            <w:tcW w:w="0" w:type="auto"/>
-            <w:vAlign w:val="center"/>
-            <w:hideMark/>
-          </w:tcPr>
-          <w:p>
-            <w:pPr>
-              <w:spacing w:after="0" w:line="240" w:lineRule="auto"/>
-              <w:rPr>
-                <w:rFonts w:ascii="Times New Roman" w:eastAsia="Times New Roman" w:hAnsi="Times New Roman" w:cs="Times New Roman"/>
-                <w:b/>
-                <w:bCs/>
+            <w:tcW w:w="1057" w:type="dxa"/>
+            <w:tcBorders>
+              <w:top w:val="single" w:sz="4" w:space="0" w:color="auto"/>
+            </w:tcBorders>
+            <w:vAlign w:val="center"/>
+          </w:tcPr>
+          <w:p>
+            <w:pPr>
+              <w:spacing w:after="0" w:line="240" w:lineRule="auto"/>
+              <w:rPr>
+                <w:rFonts w:ascii="Times New Roman" w:eastAsia="Times New Roman" w:hAnsi="Times New Roman" w:cs="Times New Roman"/>
+                <w:sz w:val="24"/>
+                <w:szCs w:val="24"/>
+                <w:lang w:eastAsia="en-IN"/>
+              </w:rPr>
+            </w:pPr>
+          </w:p>
+          <w:p>
+            <w:pPr>
+              <w:spacing w:after="0" w:line="240" w:lineRule="auto"/>
+              <w:rPr>
+                <w:rFonts w:ascii="Times New Roman" w:eastAsia="Times New Roman" w:hAnsi="Times New Roman" w:cs="Times New Roman"/>
                 <w:sz w:val="24"/>
                 <w:szCs w:val="24"/>
                 <w:lang w:eastAsia="en-IN"/>
@@ -1236,8 +1480,6 @@
             <w:r>
               <w:rPr>
                 <w:rFonts w:ascii="Times New Roman" w:eastAsia="Times New Roman" w:hAnsi="Times New Roman" w:cs="Times New Roman"/>
-                <w:b/>
-                <w:bCs/>
                 <w:sz w:val="24"/>
                 <w:szCs w:val="24"/>
                 <w:lang w:eastAsia="en-IN"/>
@@ -1246,481 +1488,225 @@
             </w:r>
             <w:proofErr w:type="spellEnd"/>
           </w:p>
-        </w:tc>
-        <w:tc>
-          <w:tcPr>
-            <w:tcW w:w="0" w:type="auto"/>
-            <w:vAlign w:val="center"/>
-            <w:hideMark/>
-          </w:tcPr>
-          <w:p>
-            <w:pPr>
-              <w:spacing w:after="0" w:line="240" w:lineRule="auto"/>
-              <w:rPr>
-                <w:rFonts w:ascii="Times New Roman" w:eastAsia="Times New Roman" w:hAnsi="Times New Roman" w:cs="Times New Roman"/>
-                <w:sz w:val="24"/>
-                <w:szCs w:val="24"/>
-                <w:lang w:eastAsia="en-IN"/>
-              </w:rPr>
-            </w:pPr>
-            <w:proofErr w:type="spellStart"/>
-            <w:r>
-              <w:rPr>
-                <w:rFonts w:ascii="Times New Roman" w:eastAsia="Times New Roman" w:hAnsi="Times New Roman" w:cs="Times New Roman"/>
-                <w:sz w:val="24"/>
-                <w:szCs w:val="24"/>
-                <w:lang w:eastAsia="en-IN"/>
-              </w:rPr>
-              <w:t>Teil</w:t>
-            </w:r>
-            <w:proofErr w:type="spellEnd"/>
-            <w:r>
-              <w:rPr>
-                <w:rFonts w:ascii="Times New Roman" w:eastAsia="Times New Roman" w:hAnsi="Times New Roman" w:cs="Times New Roman"/>
-                <w:sz w:val="24"/>
-                <w:szCs w:val="24"/>
-                <w:lang w:eastAsia="en-IN"/>
-              </w:rPr>
-              <w:t xml:space="preserve"> 1</w:t>
-            </w:r>
-          </w:p>
-        </w:tc>
-        <w:tc>
-          <w:tcPr>
-            <w:tcW w:w="0" w:type="auto"/>
-            <w:vAlign w:val="center"/>
-          </w:tcPr>
-          <w:p>
-            <w:pPr>
-              <w:spacing w:after="0" w:line="240" w:lineRule="auto"/>
-              <w:jc w:val="right"/>
-              <w:rPr>
-                <w:rFonts w:ascii="Times New Roman" w:eastAsia="Times New Roman" w:hAnsi="Times New Roman" w:cs="Times New Roman"/>
-                <w:color w:val="00B0F0"/>
-                <w:sz w:val="24"/>
-                <w:szCs w:val="24"/>
-                <w:lang w:eastAsia="en-IN"/>
-              </w:rPr>
-            </w:pPr>
-            <w:r>
-              <w:rPr>
-                <w:rFonts w:ascii="Times New Roman" w:eastAsia="Times New Roman" w:hAnsi="Times New Roman" w:cs="Times New Roman"/>
-                <w:color w:val="00B0F0"/>
-                <w:sz w:val="24"/>
-                <w:szCs w:val="24"/>
-                <w:lang w:eastAsia="en-IN"/>
-              </w:rPr>
-              <w:t>8</w:t>
-            </w:r>
-          </w:p>
-        </w:tc>
-        <w:tc>
-          <w:tcPr>
-            <w:tcW w:w="0" w:type="auto"/>
-            <w:vAlign w:val="center"/>
-            <w:hideMark/>
-          </w:tcPr>
-          <w:p>
-            <w:pPr>
-              <w:spacing w:after="0" w:line="240" w:lineRule="auto"/>
-              <w:jc w:val="right"/>
-              <w:rPr>
-                <w:rFonts w:ascii="Times New Roman" w:eastAsia="Times New Roman" w:hAnsi="Times New Roman" w:cs="Times New Roman"/>
-                <w:sz w:val="24"/>
-                <w:szCs w:val="24"/>
-                <w:lang w:eastAsia="en-IN"/>
-              </w:rPr>
-            </w:pPr>
-            <w:r>
-              <w:rPr>
-                <w:rFonts w:ascii="Times New Roman" w:eastAsia="Times New Roman" w:hAnsi="Times New Roman" w:cs="Times New Roman"/>
-                <w:sz w:val="24"/>
-                <w:szCs w:val="24"/>
-                <w:lang w:eastAsia="en-IN"/>
-              </w:rPr>
-              <w:t>Form</w:t>
-            </w:r>
-          </w:p>
-        </w:tc>
-        <w:tc>
-          <w:tcPr>
-            <w:tcW w:w="0" w:type="auto"/>
-            <w:vAlign w:val="center"/>
-            <w:hideMark/>
-          </w:tcPr>
-          <w:p>
-            <w:pPr>
-              <w:spacing w:after="0" w:line="240" w:lineRule="auto"/>
-              <w:jc w:val="right"/>
-              <w:rPr>
-                <w:rFonts w:ascii="Times New Roman" w:eastAsia="Times New Roman" w:hAnsi="Times New Roman" w:cs="Times New Roman"/>
-                <w:sz w:val="24"/>
-                <w:szCs w:val="24"/>
-                <w:lang w:eastAsia="en-IN"/>
-              </w:rPr>
-            </w:pPr>
-            <w:r>
-              <w:rPr>
-                <w:rFonts w:ascii="Times New Roman" w:eastAsia="Times New Roman" w:hAnsi="Times New Roman" w:cs="Times New Roman"/>
-                <w:sz w:val="24"/>
-                <w:szCs w:val="24"/>
-                <w:lang w:eastAsia="en-IN"/>
-              </w:rPr>
-              <w:t>5</w:t>
-            </w:r>
-          </w:p>
-        </w:tc>
-      </w:tr>
-      <w:tr>
-        <w:trPr>
-          <w:tblCellSpacing w:w="15" w:type="dxa"/>
-        </w:trPr>
-        <w:tc>
-          <w:tcPr>
-            <w:tcW w:w="0" w:type="auto"/>
-            <w:vAlign w:val="center"/>
-            <w:hideMark/>
-          </w:tcPr>
-          <w:p>
-            <w:pPr>
-              <w:spacing w:after="0" w:line="240" w:lineRule="auto"/>
-              <w:jc w:val="right"/>
-              <w:rPr>
-                <w:rFonts w:ascii="Times New Roman" w:eastAsia="Times New Roman" w:hAnsi="Times New Roman" w:cs="Times New Roman"/>
-                <w:sz w:val="24"/>
-                <w:szCs w:val="24"/>
-                <w:lang w:eastAsia="en-IN"/>
-              </w:rPr>
-            </w:pPr>
-          </w:p>
-        </w:tc>
-        <w:tc>
-          <w:tcPr>
-            <w:tcW w:w="0" w:type="auto"/>
-            <w:vAlign w:val="center"/>
-            <w:hideMark/>
-          </w:tcPr>
-          <w:p>
-            <w:pPr>
-              <w:spacing w:after="0" w:line="240" w:lineRule="auto"/>
-              <w:rPr>
-                <w:rFonts w:ascii="Times New Roman" w:eastAsia="Times New Roman" w:hAnsi="Times New Roman" w:cs="Times New Roman"/>
-                <w:sz w:val="24"/>
-                <w:szCs w:val="24"/>
-                <w:lang w:eastAsia="en-IN"/>
-              </w:rPr>
-            </w:pPr>
-            <w:proofErr w:type="spellStart"/>
-            <w:r>
-              <w:rPr>
-                <w:rFonts w:ascii="Times New Roman" w:eastAsia="Times New Roman" w:hAnsi="Times New Roman" w:cs="Times New Roman"/>
-                <w:sz w:val="24"/>
-                <w:szCs w:val="24"/>
-                <w:lang w:eastAsia="en-IN"/>
-              </w:rPr>
-              <w:t>Teil</w:t>
-            </w:r>
-            <w:proofErr w:type="spellEnd"/>
-            <w:r>
-              <w:rPr>
-                <w:rFonts w:ascii="Times New Roman" w:eastAsia="Times New Roman" w:hAnsi="Times New Roman" w:cs="Times New Roman"/>
-                <w:sz w:val="24"/>
-                <w:szCs w:val="24"/>
-                <w:lang w:eastAsia="en-IN"/>
-              </w:rPr>
-              <w:t xml:space="preserve"> 2</w:t>
-            </w:r>
-          </w:p>
-        </w:tc>
-        <w:tc>
-          <w:tcPr>
-            <w:tcW w:w="0" w:type="auto"/>
-            <w:vAlign w:val="center"/>
-          </w:tcPr>
-          <w:p>
-            <w:pPr>
-              <w:spacing w:after="0" w:line="240" w:lineRule="auto"/>
-              <w:jc w:val="right"/>
-              <w:rPr>
-                <w:rFonts w:ascii="Times New Roman" w:eastAsia="Times New Roman" w:hAnsi="Times New Roman" w:cs="Times New Roman"/>
-                <w:color w:val="00B0F0"/>
-                <w:sz w:val="24"/>
-                <w:szCs w:val="24"/>
-                <w:lang w:eastAsia="en-IN"/>
-              </w:rPr>
-            </w:pPr>
-            <w:r>
-              <w:rPr>
-                <w:rFonts w:ascii="Times New Roman" w:eastAsia="Times New Roman" w:hAnsi="Times New Roman" w:cs="Times New Roman"/>
-                <w:color w:val="00B0F0"/>
-                <w:sz w:val="24"/>
-                <w:szCs w:val="24"/>
-                <w:lang w:eastAsia="en-IN"/>
-              </w:rPr>
-              <w:t>15</w:t>
-            </w:r>
-          </w:p>
-        </w:tc>
-        <w:tc>
-          <w:tcPr>
-            <w:tcW w:w="0" w:type="auto"/>
-            <w:vAlign w:val="center"/>
-            <w:hideMark/>
-          </w:tcPr>
-          <w:p>
-            <w:pPr>
-              <w:spacing w:after="0" w:line="240" w:lineRule="auto"/>
-              <w:jc w:val="right"/>
-              <w:rPr>
-                <w:rFonts w:ascii="Times New Roman" w:eastAsia="Times New Roman" w:hAnsi="Times New Roman" w:cs="Times New Roman"/>
-                <w:sz w:val="24"/>
-                <w:szCs w:val="24"/>
-                <w:lang w:eastAsia="en-IN"/>
-              </w:rPr>
-            </w:pPr>
-            <w:r>
-              <w:rPr>
-                <w:rFonts w:ascii="Times New Roman" w:eastAsia="Times New Roman" w:hAnsi="Times New Roman" w:cs="Times New Roman"/>
-                <w:sz w:val="24"/>
-                <w:szCs w:val="24"/>
-                <w:lang w:eastAsia="en-IN"/>
-              </w:rPr>
-              <w:t>Short text</w:t>
-            </w:r>
-          </w:p>
-        </w:tc>
-        <w:tc>
-          <w:tcPr>
-            <w:tcW w:w="0" w:type="auto"/>
-            <w:vAlign w:val="center"/>
-            <w:hideMark/>
-          </w:tcPr>
-          <w:p>
-            <w:pPr>
-              <w:spacing w:after="0" w:line="240" w:lineRule="auto"/>
-              <w:jc w:val="right"/>
-              <w:rPr>
-                <w:rFonts w:ascii="Times New Roman" w:eastAsia="Times New Roman" w:hAnsi="Times New Roman" w:cs="Times New Roman"/>
-                <w:sz w:val="24"/>
-                <w:szCs w:val="24"/>
-                <w:lang w:eastAsia="en-IN"/>
-              </w:rPr>
-            </w:pPr>
-            <w:r>
-              <w:rPr>
-                <w:rFonts w:ascii="Times New Roman" w:eastAsia="Times New Roman" w:hAnsi="Times New Roman" w:cs="Times New Roman"/>
-                <w:sz w:val="24"/>
-                <w:szCs w:val="24"/>
-                <w:lang w:eastAsia="en-IN"/>
-              </w:rPr>
-              <w:t>10</w:t>
-            </w:r>
+          <w:p>
+            <w:pPr>
+              <w:spacing w:after="0" w:line="240" w:lineRule="auto"/>
+              <w:rPr>
+                <w:rFonts w:ascii="Times New Roman" w:eastAsia="Times New Roman" w:hAnsi="Times New Roman" w:cs="Times New Roman"/>
+                <w:sz w:val="24"/>
+                <w:szCs w:val="24"/>
+                <w:lang w:eastAsia="en-IN"/>
+              </w:rPr>
+            </w:pPr>
+          </w:p>
+        </w:tc>
+        <w:tc>
+          <w:tcPr>
+            <w:tcW w:w="1589" w:type="dxa"/>
+            <w:tcBorders>
+              <w:top w:val="single" w:sz="4" w:space="0" w:color="auto"/>
+            </w:tcBorders>
+          </w:tcPr>
+          <w:p>
+            <w:pPr>
+              <w:pStyle w:val="pdq2pgselectionanchorcontainer"/>
+            </w:pPr>
+          </w:p>
+        </w:tc>
+        <w:tc>
+          <w:tcPr>
+            <w:tcW w:w="0" w:type="auto"/>
+            <w:tcBorders>
+              <w:top w:val="single" w:sz="4" w:space="0" w:color="auto"/>
+            </w:tcBorders>
+          </w:tcPr>
+          <w:p>
+            <w:pPr>
+              <w:pStyle w:val="pdq2pgselectionanchorcontainer"/>
+            </w:pPr>
+          </w:p>
+        </w:tc>
+        <w:tc>
+          <w:tcPr>
+            <w:tcW w:w="0" w:type="auto"/>
+            <w:tcBorders>
+              <w:top w:val="single" w:sz="4" w:space="0" w:color="auto"/>
+            </w:tcBorders>
+          </w:tcPr>
+          <w:p>
+            <w:pPr>
+              <w:pStyle w:val="pdq2pgselectionanchorcontainer"/>
+            </w:pPr>
+          </w:p>
+        </w:tc>
+        <w:tc>
+          <w:tcPr>
+            <w:tcW w:w="0" w:type="auto"/>
+            <w:tcBorders>
+              <w:top w:val="single" w:sz="4" w:space="0" w:color="auto"/>
+            </w:tcBorders>
+          </w:tcPr>
+          <w:p>
+            <w:pPr>
+              <w:pStyle w:val="pdq2pgselectionanchorcontainer"/>
+            </w:pPr>
           </w:p>
         </w:tc>
       </w:tr>
     </w:tbl>
     <w:p>
       <w:pPr>
-        <w:spacing w:before="100" w:beforeAutospacing="1" w:after="100" w:afterAutospacing="1" w:line="240" w:lineRule="auto"/>
-        <w:rPr>
-          <w:rFonts w:ascii="Times New Roman" w:eastAsia="Times New Roman" w:hAnsi="Times New Roman" w:cs="Times New Roman"/>
-          <w:sz w:val="24"/>
-          <w:szCs w:val="24"/>
-          <w:lang w:eastAsia="en-IN"/>
-        </w:rPr>
+        <w:pStyle w:val="pdq2pgselectionanchorcontainer"/>
       </w:pPr>
-      <w:r>
-        <w:rPr>
-          <w:rFonts w:ascii="Times New Roman" w:eastAsia="Times New Roman" w:hAnsi="Times New Roman" w:cs="Times New Roman"/>
-          <w:b/>
-          <w:bCs/>
-          <w:sz w:val="24"/>
-          <w:szCs w:val="24"/>
-          <w:lang w:eastAsia="en-IN"/>
-        </w:rPr>
-        <w:t>Official timing:</w:t>
+      <w:proofErr w:type="spellStart"/>
+      <w:r>
+        <w:rPr>
+          <w:rStyle w:val="Strong"/>
+        </w:rPr>
+        <w:t>Teil</w:t>
+      </w:r>
+      <w:proofErr w:type="spellEnd"/>
+      <w:r>
+        <w:rPr>
+          <w:rStyle w:val="Strong"/>
+        </w:rPr>
+        <w:t xml:space="preserve"> 1</w:t>
       </w:r>
     </w:p>
     <w:p>
       <w:pPr>
         <w:numPr>
           <w:ilvl w:val="0"/>
-          <w:numId w:val="1"/>
+          <w:numId w:val="4"/>
         </w:numPr>
         <w:spacing w:before="100" w:beforeAutospacing="1" w:after="100" w:afterAutospacing="1" w:line="240" w:lineRule="auto"/>
-        <w:rPr>
-          <w:rFonts w:ascii="Times New Roman" w:eastAsia="Times New Roman" w:hAnsi="Times New Roman" w:cs="Times New Roman"/>
-          <w:sz w:val="24"/>
-          <w:szCs w:val="24"/>
-          <w:lang w:eastAsia="en-IN"/>
-        </w:rPr>
       </w:pPr>
-      <w:r>
-        <w:rPr>
-          <w:rFonts w:ascii="Times New Roman" w:eastAsia="Times New Roman" w:hAnsi="Times New Roman" w:cs="Times New Roman"/>
-          <w:sz w:val="24"/>
-          <w:szCs w:val="24"/>
-          <w:lang w:eastAsia="en-IN"/>
-        </w:rPr>
-        <w:t xml:space="preserve">Formalities: </w:t>
-      </w:r>
-      <w:r>
-        <w:rPr>
-          <w:rFonts w:ascii="Times New Roman" w:eastAsia="Times New Roman" w:hAnsi="Times New Roman" w:cs="Times New Roman"/>
-          <w:b/>
-          <w:bCs/>
-          <w:sz w:val="24"/>
-          <w:szCs w:val="24"/>
-          <w:lang w:eastAsia="en-IN"/>
-        </w:rPr>
-        <w:t>10 min</w:t>
+      <w:proofErr w:type="spellStart"/>
+      <w:r>
+        <w:rPr>
+          <w:rStyle w:val="Strong"/>
+        </w:rPr>
+        <w:t>Formular</w:t>
+      </w:r>
+      <w:proofErr w:type="spellEnd"/>
+      <w:r>
+        <w:rPr>
+          <w:rStyle w:val="Strong"/>
+        </w:rPr>
+        <w:t xml:space="preserve"> </w:t>
+      </w:r>
+      <w:proofErr w:type="spellStart"/>
+      <w:r>
+        <w:rPr>
+          <w:rStyle w:val="Strong"/>
+        </w:rPr>
+        <w:t>ausfüllen</w:t>
+      </w:r>
+      <w:proofErr w:type="spellEnd"/>
+      <w:r>
+        <w:t xml:space="preserve"> </w:t>
       </w:r>
     </w:p>
     <w:p>
       <w:pPr>
         <w:numPr>
           <w:ilvl w:val="0"/>
-          <w:numId w:val="1"/>
+          <w:numId w:val="4"/>
         </w:numPr>
         <w:spacing w:before="100" w:beforeAutospacing="1" w:after="100" w:afterAutospacing="1" w:line="240" w:lineRule="auto"/>
-        <w:rPr>
-          <w:rFonts w:ascii="Times New Roman" w:eastAsia="Times New Roman" w:hAnsi="Times New Roman" w:cs="Times New Roman"/>
-          <w:sz w:val="24"/>
-          <w:szCs w:val="24"/>
-          <w:lang w:eastAsia="en-IN"/>
-        </w:rPr>
       </w:pPr>
+      <w:r>
+        <w:rPr>
+          <w:rStyle w:val="Strong"/>
+        </w:rPr>
+        <w:t xml:space="preserve">5 </w:t>
+      </w:r>
       <w:proofErr w:type="spellStart"/>
       <w:r>
         <w:rPr>
-          <w:rFonts w:ascii="Times New Roman" w:eastAsia="Times New Roman" w:hAnsi="Times New Roman" w:cs="Times New Roman"/>
-          <w:sz w:val="24"/>
-          <w:szCs w:val="24"/>
-          <w:lang w:eastAsia="en-IN"/>
-        </w:rPr>
-        <w:t>Hören</w:t>
+          <w:rStyle w:val="Strong"/>
+        </w:rPr>
+        <w:t>fehlende</w:t>
       </w:r>
       <w:proofErr w:type="spellEnd"/>
       <w:r>
         <w:rPr>
-          <w:rFonts w:ascii="Times New Roman" w:eastAsia="Times New Roman" w:hAnsi="Times New Roman" w:cs="Times New Roman"/>
-          <w:sz w:val="24"/>
-          <w:szCs w:val="24"/>
-          <w:lang w:eastAsia="en-IN"/>
-        </w:rPr>
-        <w:t xml:space="preserve">: </w:t>
-      </w:r>
-      <w:r>
-        <w:rPr>
-          <w:rFonts w:ascii="Times New Roman" w:eastAsia="Times New Roman" w:hAnsi="Times New Roman" w:cs="Times New Roman"/>
-          <w:b/>
-          <w:bCs/>
-          <w:sz w:val="24"/>
-          <w:szCs w:val="24"/>
-          <w:lang w:eastAsia="en-IN"/>
-        </w:rPr>
-        <w:t>~20 min</w:t>
+          <w:rStyle w:val="Strong"/>
+        </w:rPr>
+        <w:t xml:space="preserve"> </w:t>
+      </w:r>
+      <w:proofErr w:type="spellStart"/>
+      <w:r>
+        <w:rPr>
+          <w:rStyle w:val="Strong"/>
+        </w:rPr>
+        <w:t>Informationen</w:t>
+      </w:r>
+      <w:proofErr w:type="spellEnd"/>
+      <w:r>
+        <w:t xml:space="preserve"> </w:t>
       </w:r>
     </w:p>
     <w:p>
       <w:pPr>
         <w:numPr>
           <w:ilvl w:val="0"/>
-          <w:numId w:val="1"/>
+          <w:numId w:val="4"/>
         </w:numPr>
         <w:spacing w:before="100" w:beforeAutospacing="1" w:after="100" w:afterAutospacing="1" w:line="240" w:lineRule="auto"/>
-        <w:rPr>
-          <w:rFonts w:ascii="Times New Roman" w:eastAsia="Times New Roman" w:hAnsi="Times New Roman" w:cs="Times New Roman"/>
-          <w:sz w:val="24"/>
-          <w:szCs w:val="24"/>
-          <w:lang w:eastAsia="en-IN"/>
-        </w:rPr>
       </w:pPr>
+      <w:r>
+        <w:rPr>
+          <w:rStyle w:val="Strong"/>
+        </w:rPr>
+        <w:t xml:space="preserve">5 </w:t>
+      </w:r>
       <w:proofErr w:type="spellStart"/>
       <w:r>
         <w:rPr>
-          <w:rFonts w:ascii="Times New Roman" w:eastAsia="Times New Roman" w:hAnsi="Times New Roman" w:cs="Times New Roman"/>
-          <w:sz w:val="24"/>
-          <w:szCs w:val="24"/>
-          <w:lang w:eastAsia="en-IN"/>
-        </w:rPr>
-        <w:t>Lesen</w:t>
+          <w:rStyle w:val="Strong"/>
+        </w:rPr>
+        <w:t>Punkte</w:t>
       </w:r>
       <w:proofErr w:type="spellEnd"/>
       <w:r>
-        <w:rPr>
-          <w:rFonts w:ascii="Times New Roman" w:eastAsia="Times New Roman" w:hAnsi="Times New Roman" w:cs="Times New Roman"/>
-          <w:sz w:val="24"/>
-          <w:szCs w:val="24"/>
-          <w:lang w:eastAsia="en-IN"/>
-        </w:rPr>
-        <w:t xml:space="preserve"> + </w:t>
-      </w:r>
-      <w:proofErr w:type="spellStart"/>
-      <w:r>
-        <w:rPr>
-          <w:rFonts w:ascii="Times New Roman" w:eastAsia="Times New Roman" w:hAnsi="Times New Roman" w:cs="Times New Roman"/>
-          <w:sz w:val="24"/>
-          <w:szCs w:val="24"/>
-          <w:lang w:eastAsia="en-IN"/>
-        </w:rPr>
-        <w:t>Schreiben</w:t>
-      </w:r>
-      <w:proofErr w:type="spellEnd"/>
-      <w:r>
-        <w:rPr>
-          <w:rFonts w:ascii="Times New Roman" w:eastAsia="Times New Roman" w:hAnsi="Times New Roman" w:cs="Times New Roman"/>
-          <w:sz w:val="24"/>
-          <w:szCs w:val="24"/>
-          <w:lang w:eastAsia="en-IN"/>
-        </w:rPr>
-        <w:t xml:space="preserve">: </w:t>
-      </w:r>
-      <w:r>
-        <w:rPr>
-          <w:rFonts w:ascii="Times New Roman" w:eastAsia="Times New Roman" w:hAnsi="Times New Roman" w:cs="Times New Roman"/>
-          <w:b/>
-          <w:bCs/>
-          <w:sz w:val="24"/>
-          <w:szCs w:val="24"/>
-          <w:lang w:eastAsia="en-IN"/>
-        </w:rPr>
-        <w:t>45 min</w:t>
+        <w:t xml:space="preserve"> </w:t>
       </w:r>
     </w:p>
     <w:p>
       <w:pPr>
         <w:numPr>
           <w:ilvl w:val="0"/>
-          <w:numId w:val="1"/>
+          <w:numId w:val="4"/>
         </w:numPr>
         <w:spacing w:before="100" w:beforeAutospacing="1" w:after="100" w:afterAutospacing="1" w:line="240" w:lineRule="auto"/>
         <w:rPr>
-          <w:rFonts w:ascii="Times New Roman" w:eastAsia="Times New Roman" w:hAnsi="Times New Roman" w:cs="Times New Roman"/>
-          <w:sz w:val="24"/>
-          <w:szCs w:val="24"/>
-          <w:lang w:eastAsia="en-IN"/>
+          <w:lang w:val="de-DE"/>
         </w:rPr>
       </w:pPr>
       <w:r>
         <w:rPr>
-          <w:rFonts w:ascii="Times New Roman" w:eastAsia="Times New Roman" w:hAnsi="Times New Roman" w:cs="Times New Roman"/>
-          <w:sz w:val="24"/>
-          <w:szCs w:val="24"/>
-          <w:lang w:eastAsia="en-IN"/>
-        </w:rPr>
-        <w:t xml:space="preserve">Written total: </w:t>
-      </w:r>
-      <w:r>
-        <w:rPr>
-          <w:rFonts w:ascii="Times New Roman" w:eastAsia="Times New Roman" w:hAnsi="Times New Roman" w:cs="Times New Roman"/>
-          <w:b/>
-          <w:bCs/>
-          <w:sz w:val="24"/>
-          <w:szCs w:val="24"/>
-          <w:lang w:eastAsia="en-IN"/>
-        </w:rPr>
-        <w:t>75 min</w:t>
+          <w:lang w:val="de-DE"/>
+        </w:rPr>
+        <w:t xml:space="preserve">Die Informationen werden aus einer vorgegebenen Situation bzw. einem Text entnommen. </w:t>
+      </w:r>
+    </w:p>
+    <w:p>
+      <w:pPr>
+        <w:numPr>
+          <w:ilvl w:val="0"/>
+          <w:numId w:val="4"/>
+        </w:numPr>
+        <w:spacing w:before="100" w:beforeAutospacing="1" w:after="100" w:afterAutospacing="1" w:line="240" w:lineRule="auto"/>
+        <w:rPr>
+          <w:lang w:val="de-DE"/>
+        </w:rPr>
+      </w:pPr>
+      <w:r>
+        <w:rPr>
+          <w:lang w:val="de-DE"/>
+        </w:rPr>
+        <w:t>Beispiel: Anzahl der Personen, Kinder, Urlaubsort, Zahlungsweise, Reisetermin.</w:t>
       </w:r>
     </w:p>
     <w:p>
@@ -1737,33 +1723,13 @@
       <w:r>
         <w:rPr>
           <w:rFonts w:ascii="Times New Roman" w:eastAsia="Times New Roman" w:hAnsi="Times New Roman" w:cs="Times New Roman"/>
-          <w:sz w:val="24"/>
-          <w:szCs w:val="24"/>
-          <w:lang w:eastAsia="en-IN"/>
-        </w:rPr>
-        <w:t>telc</w:t>
-      </w:r>
-      <w:proofErr w:type="spellEnd"/>
-      <w:r>
-        <w:rPr>
-          <w:rFonts w:ascii="Times New Roman" w:eastAsia="Times New Roman" w:hAnsi="Times New Roman" w:cs="Times New Roman"/>
-          <w:sz w:val="24"/>
-          <w:szCs w:val="24"/>
-          <w:lang w:eastAsia="en-IN"/>
-        </w:rPr>
-        <w:t xml:space="preserve"> officially groups </w:t>
-      </w:r>
-      <w:proofErr w:type="spellStart"/>
-      <w:r>
-        <w:rPr>
-          <w:rFonts w:ascii="Times New Roman" w:eastAsia="Times New Roman" w:hAnsi="Times New Roman" w:cs="Times New Roman"/>
           <w:b/>
           <w:bCs/>
           <w:sz w:val="24"/>
           <w:szCs w:val="24"/>
           <w:lang w:eastAsia="en-IN"/>
         </w:rPr>
-        <w:t>Lesen</w:t>
+        <w:t>Teil</w:t>
       </w:r>
       <w:proofErr w:type="spellEnd"/>
       <w:r>
@@ -1775,8 +1741,23 @@
           <w:szCs w:val="24"/>
           <w:lang w:eastAsia="en-IN"/>
         </w:rPr>
-        <w:t xml:space="preserve"> and </w:t>
-      </w:r>
+        <w:t xml:space="preserve"> 2</w:t>
+      </w:r>
+    </w:p>
+    <w:p>
+      <w:pPr>
+        <w:numPr>
+          <w:ilvl w:val="0"/>
+          <w:numId w:val="5"/>
+        </w:numPr>
+        <w:spacing w:before="100" w:beforeAutospacing="1" w:after="100" w:afterAutospacing="1" w:line="240" w:lineRule="auto"/>
+        <w:rPr>
+          <w:rFonts w:ascii="Times New Roman" w:eastAsia="Times New Roman" w:hAnsi="Times New Roman" w:cs="Times New Roman"/>
+          <w:sz w:val="24"/>
+          <w:szCs w:val="24"/>
+          <w:lang w:eastAsia="en-IN"/>
+        </w:rPr>
+      </w:pPr>
       <w:proofErr w:type="spellStart"/>
       <w:r>
         <w:rPr>
@@ -1787,7 +1768,7 @@
           <w:szCs w:val="24"/>
           <w:lang w:eastAsia="en-IN"/>
         </w:rPr>
-        <w:t>Schreiben</w:t>
+        <w:t>Kurze</w:t>
       </w:r>
       <w:proofErr w:type="spellEnd"/>
       <w:r>
@@ -1799,226 +1780,158 @@
           <w:szCs w:val="24"/>
           <w:lang w:eastAsia="en-IN"/>
         </w:rPr>
-        <w:t xml:space="preserve"> together into the 45-minute block</w:t>
-      </w:r>
-      <w:r>
-        <w:rPr>
-          <w:rFonts w:ascii="Times New Roman" w:eastAsia="Times New Roman" w:hAnsi="Times New Roman" w:cs="Times New Roman"/>
-          <w:sz w:val="24"/>
-          <w:szCs w:val="24"/>
-          <w:lang w:eastAsia="en-IN"/>
-        </w:rPr>
-        <w:t xml:space="preserve"> rather than assigning separate official timers to each </w:t>
+        <w:t xml:space="preserve"> </w:t>
       </w:r>
       <w:proofErr w:type="spellStart"/>
       <w:r>
         <w:rPr>
           <w:rFonts w:ascii="Times New Roman" w:eastAsia="Times New Roman" w:hAnsi="Times New Roman" w:cs="Times New Roman"/>
-          <w:sz w:val="24"/>
-          <w:szCs w:val="24"/>
-          <w:lang w:eastAsia="en-IN"/>
-        </w:rPr>
-        <w:t>Teil</w:t>
+          <w:b/>
+          <w:bCs/>
+          <w:sz w:val="24"/>
+          <w:szCs w:val="24"/>
+          <w:lang w:eastAsia="en-IN"/>
+        </w:rPr>
+        <w:t>Nachricht</w:t>
       </w:r>
       <w:proofErr w:type="spellEnd"/>
       <w:r>
         <w:rPr>
           <w:rFonts w:ascii="Times New Roman" w:eastAsia="Times New Roman" w:hAnsi="Times New Roman" w:cs="Times New Roman"/>
-          <w:sz w:val="24"/>
-          <w:szCs w:val="24"/>
-          <w:lang w:eastAsia="en-IN"/>
-        </w:rPr>
-        <w:t>. (</w:t>
+          <w:b/>
+          <w:bCs/>
+          <w:sz w:val="24"/>
+          <w:szCs w:val="24"/>
+          <w:lang w:eastAsia="en-IN"/>
+        </w:rPr>
+        <w:t xml:space="preserve"> / </w:t>
       </w:r>
       <w:proofErr w:type="spellStart"/>
       <w:r>
         <w:rPr>
           <w:rFonts w:ascii="Times New Roman" w:eastAsia="Times New Roman" w:hAnsi="Times New Roman" w:cs="Times New Roman"/>
-          <w:sz w:val="24"/>
-          <w:szCs w:val="24"/>
-          <w:lang w:eastAsia="en-IN"/>
-        </w:rPr>
-        <w:fldChar w:fldCharType="begin"/>
-      </w:r>
-      <w:r>
-        <w:rPr>
-          <w:rFonts w:ascii="Times New Roman" w:eastAsia="Times New Roman" w:hAnsi="Times New Roman" w:cs="Times New Roman"/>
-          <w:sz w:val="24"/>
-          <w:szCs w:val="24"/>
-          <w:lang w:eastAsia="en-IN"/>
-        </w:rPr>
-        <w:instrText xml:space="preserve"> HYPERLINK "https://shop.telc.net/media/catalog/product/file/5070B00010106BiB.pdf?utm_source=chatgpt.com" \o "Informationen" </w:instrText>
-      </w:r>
-      <w:r>
-        <w:rPr>
-          <w:rFonts w:ascii="Times New Roman" w:eastAsia="Times New Roman" w:hAnsi="Times New Roman" w:cs="Times New Roman"/>
-          <w:sz w:val="24"/>
-          <w:szCs w:val="24"/>
-          <w:lang w:eastAsia="en-IN"/>
-        </w:rPr>
-        <w:fldChar w:fldCharType="separate"/>
-      </w:r>
-      <w:r>
-        <w:rPr>
-          <w:rFonts w:ascii="Times New Roman" w:eastAsia="Times New Roman" w:hAnsi="Times New Roman" w:cs="Times New Roman"/>
-          <w:color w:val="0000FF"/>
-          <w:sz w:val="24"/>
-          <w:szCs w:val="24"/>
-          <w:u w:val="single"/>
-          <w:lang w:eastAsia="en-IN"/>
-        </w:rPr>
-        <w:t>Telc</w:t>
+          <w:b/>
+          <w:bCs/>
+          <w:sz w:val="24"/>
+          <w:szCs w:val="24"/>
+          <w:lang w:eastAsia="en-IN"/>
+        </w:rPr>
+        <w:t>Mitteilung</w:t>
       </w:r>
       <w:proofErr w:type="spellEnd"/>
       <w:r>
         <w:rPr>
           <w:rFonts w:ascii="Times New Roman" w:eastAsia="Times New Roman" w:hAnsi="Times New Roman" w:cs="Times New Roman"/>
-          <w:color w:val="0000FF"/>
-          <w:sz w:val="24"/>
-          <w:szCs w:val="24"/>
-          <w:u w:val="single"/>
-          <w:lang w:eastAsia="en-IN"/>
-        </w:rPr>
-        <w:t xml:space="preserve"> Shop</w:t>
-      </w:r>
-      <w:r>
-        <w:rPr>
-          <w:rFonts w:ascii="Times New Roman" w:eastAsia="Times New Roman" w:hAnsi="Times New Roman" w:cs="Times New Roman"/>
-          <w:sz w:val="24"/>
-          <w:szCs w:val="24"/>
-          <w:lang w:eastAsia="en-IN"/>
-        </w:rPr>
-        <w:fldChar w:fldCharType="end"/>
-      </w:r>
-      <w:r>
-        <w:rPr>
-          <w:rFonts w:ascii="Times New Roman" w:eastAsia="Times New Roman" w:hAnsi="Times New Roman" w:cs="Times New Roman"/>
-          <w:sz w:val="24"/>
-          <w:szCs w:val="24"/>
-          <w:lang w:eastAsia="en-IN"/>
-        </w:rPr>
-        <w:t>)</w:t>
+          <w:sz w:val="24"/>
+          <w:szCs w:val="24"/>
+          <w:lang w:eastAsia="en-IN"/>
+        </w:rPr>
+        <w:t xml:space="preserve"> </w:t>
+      </w:r>
+    </w:p>
+    <w:p>
+      <w:pPr>
+        <w:numPr>
+          <w:ilvl w:val="0"/>
+          <w:numId w:val="5"/>
+        </w:numPr>
+        <w:spacing w:before="100" w:beforeAutospacing="1" w:after="100" w:afterAutospacing="1" w:line="240" w:lineRule="auto"/>
+        <w:rPr>
+          <w:rFonts w:ascii="Times New Roman" w:eastAsia="Times New Roman" w:hAnsi="Times New Roman" w:cs="Times New Roman"/>
+          <w:sz w:val="24"/>
+          <w:szCs w:val="24"/>
+          <w:lang w:eastAsia="en-IN"/>
+        </w:rPr>
+      </w:pPr>
+      <w:r>
+        <w:rPr>
+          <w:rFonts w:ascii="Times New Roman" w:eastAsia="Times New Roman" w:hAnsi="Times New Roman" w:cs="Times New Roman"/>
+          <w:b/>
+          <w:bCs/>
+          <w:sz w:val="24"/>
+          <w:szCs w:val="24"/>
+          <w:lang w:eastAsia="en-IN"/>
+        </w:rPr>
+        <w:t xml:space="preserve">10 </w:t>
+      </w:r>
+      <w:proofErr w:type="spellStart"/>
+      <w:r>
+        <w:rPr>
+          <w:rFonts w:ascii="Times New Roman" w:eastAsia="Times New Roman" w:hAnsi="Times New Roman" w:cs="Times New Roman"/>
+          <w:b/>
+          <w:bCs/>
+          <w:sz w:val="24"/>
+          <w:szCs w:val="24"/>
+          <w:lang w:eastAsia="en-IN"/>
+        </w:rPr>
+        <w:t>Punkte</w:t>
+      </w:r>
+      <w:proofErr w:type="spellEnd"/>
+      <w:r>
+        <w:rPr>
+          <w:rFonts w:ascii="Times New Roman" w:eastAsia="Times New Roman" w:hAnsi="Times New Roman" w:cs="Times New Roman"/>
+          <w:sz w:val="24"/>
+          <w:szCs w:val="24"/>
+          <w:lang w:eastAsia="en-IN"/>
+        </w:rPr>
+        <w:t xml:space="preserve"> </w:t>
+      </w:r>
+    </w:p>
+    <w:p>
+      <w:pPr>
+        <w:numPr>
+          <w:ilvl w:val="0"/>
+          <w:numId w:val="5"/>
+        </w:numPr>
+        <w:spacing w:before="100" w:beforeAutospacing="1" w:after="100" w:afterAutospacing="1" w:line="240" w:lineRule="auto"/>
+        <w:rPr>
+          <w:rFonts w:ascii="Times New Roman" w:eastAsia="Times New Roman" w:hAnsi="Times New Roman" w:cs="Times New Roman"/>
+          <w:sz w:val="24"/>
+          <w:szCs w:val="24"/>
+          <w:lang w:val="de-DE" w:eastAsia="en-IN"/>
+        </w:rPr>
+      </w:pPr>
+      <w:r>
+        <w:rPr>
+          <w:rFonts w:ascii="Times New Roman" w:eastAsia="Times New Roman" w:hAnsi="Times New Roman" w:cs="Times New Roman"/>
+          <w:sz w:val="24"/>
+          <w:szCs w:val="24"/>
+          <w:lang w:val="de-DE" w:eastAsia="en-IN"/>
+        </w:rPr>
+        <w:t xml:space="preserve">Man schreibt eine kurze Nachricht anhand einer vorgegebenen Situation bzw. eines Inputs. </w:t>
+      </w:r>
+    </w:p>
+    <w:p>
+      <w:pPr>
+        <w:numPr>
+          <w:ilvl w:val="0"/>
+          <w:numId w:val="5"/>
+        </w:numPr>
+        <w:spacing w:before="100" w:beforeAutospacing="1" w:after="100" w:afterAutospacing="1" w:line="240" w:lineRule="auto"/>
+        <w:rPr>
+          <w:rFonts w:ascii="Times New Roman" w:eastAsia="Times New Roman" w:hAnsi="Times New Roman" w:cs="Times New Roman"/>
+          <w:sz w:val="24"/>
+          <w:szCs w:val="24"/>
+          <w:lang w:val="de-DE" w:eastAsia="en-IN"/>
+        </w:rPr>
+      </w:pPr>
+      <w:r>
+        <w:rPr>
+          <w:rFonts w:ascii="Times New Roman" w:eastAsia="Times New Roman" w:hAnsi="Times New Roman" w:cs="Times New Roman"/>
+          <w:sz w:val="24"/>
+          <w:szCs w:val="24"/>
+          <w:lang w:val="de-DE" w:eastAsia="en-IN"/>
+        </w:rPr>
+        <w:t>Die Aufgabe wird von telc anhand festgelegter Kriterien bewertet.</w:t>
       </w:r>
     </w:p>
     <w:p>
       <w:pPr>
         <w:spacing w:before="100" w:beforeAutospacing="1" w:after="100" w:afterAutospacing="1" w:line="240" w:lineRule="auto"/>
         <w:rPr>
-          <w:rFonts w:ascii="Times New Roman" w:eastAsia="Times New Roman" w:hAnsi="Times New Roman" w:cs="Times New Roman"/>
-          <w:sz w:val="24"/>
-          <w:szCs w:val="24"/>
-          <w:lang w:eastAsia="en-IN"/>
+          <w:lang w:val="de-DE"/>
         </w:rPr>
       </w:pPr>
-      <w:r>
-        <w:rPr>
-          <w:rFonts w:ascii="Times New Roman" w:eastAsia="Times New Roman" w:hAnsi="Times New Roman" w:cs="Times New Roman"/>
-          <w:b/>
-          <w:bCs/>
-          <w:sz w:val="24"/>
-          <w:szCs w:val="24"/>
-          <w:lang w:eastAsia="en-IN"/>
-        </w:rPr>
-        <w:t>Written points:</w:t>
-      </w:r>
-      <w:r>
-        <w:rPr>
-          <w:rFonts w:ascii="Times New Roman" w:eastAsia="Times New Roman" w:hAnsi="Times New Roman" w:cs="Times New Roman"/>
-          <w:sz w:val="24"/>
-          <w:szCs w:val="24"/>
-          <w:lang w:eastAsia="en-IN"/>
-        </w:rPr>
-        <w:t xml:space="preserve"> 60 total including </w:t>
-      </w:r>
-      <w:proofErr w:type="spellStart"/>
-      <w:r>
-        <w:rPr>
-          <w:rFonts w:ascii="Times New Roman" w:eastAsia="Times New Roman" w:hAnsi="Times New Roman" w:cs="Times New Roman"/>
-          <w:sz w:val="24"/>
-          <w:szCs w:val="24"/>
-          <w:lang w:eastAsia="en-IN"/>
-        </w:rPr>
-        <w:t>Sprechen</w:t>
-      </w:r>
-      <w:proofErr w:type="spellEnd"/>
-      <w:r>
-        <w:rPr>
-          <w:rFonts w:ascii="Times New Roman" w:eastAsia="Times New Roman" w:hAnsi="Times New Roman" w:cs="Times New Roman"/>
-          <w:sz w:val="24"/>
-          <w:szCs w:val="24"/>
-          <w:lang w:eastAsia="en-IN"/>
-        </w:rPr>
-        <w:t>; the written portion shown in the official format has 45 points. (</w:t>
-      </w:r>
-      <w:proofErr w:type="spellStart"/>
-      <w:r>
-        <w:rPr>
-          <w:rFonts w:ascii="Times New Roman" w:eastAsia="Times New Roman" w:hAnsi="Times New Roman" w:cs="Times New Roman"/>
-          <w:sz w:val="24"/>
-          <w:szCs w:val="24"/>
-          <w:lang w:eastAsia="en-IN"/>
-        </w:rPr>
-        <w:fldChar w:fldCharType="begin"/>
-      </w:r>
-      <w:r>
-        <w:rPr>
-          <w:rFonts w:ascii="Times New Roman" w:eastAsia="Times New Roman" w:hAnsi="Times New Roman" w:cs="Times New Roman"/>
-          <w:sz w:val="24"/>
-          <w:szCs w:val="24"/>
-          <w:lang w:eastAsia="en-IN"/>
-        </w:rPr>
-        <w:instrText xml:space="preserve"> HYPERLINK "https://shop.telc.net/media/catalog/product/file/5070B00010106BiB.pdf?utm_source=chatgpt.com" \o "Informationen" </w:instrText>
-      </w:r>
-      <w:r>
-        <w:rPr>
-          <w:rFonts w:ascii="Times New Roman" w:eastAsia="Times New Roman" w:hAnsi="Times New Roman" w:cs="Times New Roman"/>
-          <w:sz w:val="24"/>
-          <w:szCs w:val="24"/>
-          <w:lang w:eastAsia="en-IN"/>
-        </w:rPr>
-        <w:fldChar w:fldCharType="separate"/>
-      </w:r>
-      <w:r>
-        <w:rPr>
-          <w:rFonts w:ascii="Times New Roman" w:eastAsia="Times New Roman" w:hAnsi="Times New Roman" w:cs="Times New Roman"/>
-          <w:color w:val="0000FF"/>
-          <w:sz w:val="24"/>
-          <w:szCs w:val="24"/>
-          <w:u w:val="single"/>
-          <w:lang w:eastAsia="en-IN"/>
-        </w:rPr>
-        <w:t>Telc</w:t>
-      </w:r>
-      <w:proofErr w:type="spellEnd"/>
-      <w:r>
-        <w:rPr>
-          <w:rFonts w:ascii="Times New Roman" w:eastAsia="Times New Roman" w:hAnsi="Times New Roman" w:cs="Times New Roman"/>
-          <w:color w:val="0000FF"/>
-          <w:sz w:val="24"/>
-          <w:szCs w:val="24"/>
-          <w:u w:val="single"/>
-          <w:lang w:eastAsia="en-IN"/>
-        </w:rPr>
-        <w:t xml:space="preserve"> Shop</w:t>
-      </w:r>
-      <w:r>
-        <w:rPr>
-          <w:rFonts w:ascii="Times New Roman" w:eastAsia="Times New Roman" w:hAnsi="Times New Roman" w:cs="Times New Roman"/>
-          <w:sz w:val="24"/>
-          <w:szCs w:val="24"/>
-          <w:lang w:eastAsia="en-IN"/>
-        </w:rPr>
-        <w:fldChar w:fldCharType="end"/>
-      </w:r>
-      <w:r>
-        <w:rPr>
-          <w:rFonts w:ascii="Times New Roman" w:eastAsia="Times New Roman" w:hAnsi="Times New Roman" w:cs="Times New Roman"/>
-          <w:sz w:val="24"/>
-          <w:szCs w:val="24"/>
-          <w:lang w:eastAsia="en-IN"/>
-        </w:rPr>
-        <w:t>)</w:t>
-      </w:r>
     </w:p>
     <w:p>
       <w:pPr>
@@ -2030,6 +1943,15 @@
           <w:lang w:eastAsia="en-IN"/>
         </w:rPr>
       </w:pPr>
+      <w:r>
+        <w:rPr>
+          <w:rFonts w:ascii="Times New Roman" w:eastAsia="Times New Roman" w:hAnsi="Times New Roman" w:cs="Times New Roman"/>
+          <w:sz w:val="24"/>
+          <w:szCs w:val="24"/>
+          <w:lang w:val="de-DE" w:eastAsia="en-IN"/>
+        </w:rPr>
+        <w:t xml:space="preserve"> </w:t>
+      </w:r>
       <w:r>
         <w:rPr>
           <w:rFonts w:ascii="Times New Roman" w:eastAsia="Times New Roman" w:hAnsi="Times New Roman" w:cs="Times New Roman"/>
@@ -2066,6 +1988,7 @@
           <w:szCs w:val="48"/>
           <w:lang w:eastAsia="en-IN"/>
         </w:rPr>
+        <w:lastRenderedPageBreak/>
         <w:t>🇩🇪</w:t>
       </w:r>
       <w:r>
@@ -2121,7 +2044,7 @@
       <w:tblGrid>
         <w:gridCol w:w="835"/>
         <w:gridCol w:w="1074"/>
-        <w:gridCol w:w="716"/>
+        <w:gridCol w:w="4158"/>
       </w:tblGrid>
       <w:tr>
         <w:trPr>
@@ -2131,6 +2054,9 @@
         <w:tc>
           <w:tcPr>
             <w:tcW w:w="0" w:type="auto"/>
+            <w:tcBorders>
+              <w:bottom w:val="single" w:sz="4" w:space="0" w:color="auto"/>
+            </w:tcBorders>
             <w:vAlign w:val="center"/>
             <w:hideMark/>
           </w:tcPr>
@@ -2165,6 +2091,9 @@
         <w:tc>
           <w:tcPr>
             <w:tcW w:w="0" w:type="auto"/>
+            <w:tcBorders>
+              <w:bottom w:val="single" w:sz="4" w:space="0" w:color="auto"/>
+            </w:tcBorders>
             <w:vAlign w:val="center"/>
             <w:hideMark/>
           </w:tcPr>
@@ -2197,13 +2126,16 @@
         <w:tc>
           <w:tcPr>
             <w:tcW w:w="0" w:type="auto"/>
-            <w:vAlign w:val="center"/>
-            <w:hideMark/>
-          </w:tcPr>
-          <w:p>
-            <w:pPr>
-              <w:spacing w:after="0" w:line="240" w:lineRule="auto"/>
-              <w:jc w:val="right"/>
+            <w:tcBorders>
+              <w:bottom w:val="single" w:sz="4" w:space="0" w:color="auto"/>
+            </w:tcBorders>
+            <w:vAlign w:val="center"/>
+            <w:hideMark/>
+          </w:tcPr>
+          <w:p>
+            <w:pPr>
+              <w:spacing w:after="0" w:line="240" w:lineRule="auto"/>
+              <w:jc w:val="center"/>
               <w:rPr>
                 <w:rFonts w:ascii="Times New Roman" w:eastAsia="Times New Roman" w:hAnsi="Times New Roman" w:cs="Times New Roman"/>
                 <w:b/>
@@ -2234,6 +2166,10 @@
         <w:tc>
           <w:tcPr>
             <w:tcW w:w="0" w:type="auto"/>
+            <w:tcBorders>
+              <w:top w:val="single" w:sz="4" w:space="0" w:color="auto"/>
+              <w:bottom w:val="single" w:sz="4" w:space="0" w:color="auto"/>
+            </w:tcBorders>
             <w:vAlign w:val="center"/>
             <w:hideMark/>
           </w:tcPr>
@@ -2299,6 +2235,10 @@
         <w:tc>
           <w:tcPr>
             <w:tcW w:w="0" w:type="auto"/>
+            <w:tcBorders>
+              <w:top w:val="single" w:sz="4" w:space="0" w:color="auto"/>
+              <w:bottom w:val="single" w:sz="4" w:space="0" w:color="auto"/>
+            </w:tcBorders>
             <w:vAlign w:val="center"/>
             <w:hideMark/>
           </w:tcPr>
@@ -2327,29 +2267,186 @@
         <w:tc>
           <w:tcPr>
             <w:tcW w:w="0" w:type="auto"/>
-            <w:vAlign w:val="center"/>
-            <w:hideMark/>
-          </w:tcPr>
-          <w:p>
-            <w:pPr>
-              <w:spacing w:after="0" w:line="240" w:lineRule="auto"/>
-              <w:jc w:val="right"/>
-              <w:rPr>
-                <w:rFonts w:ascii="Times New Roman" w:eastAsia="Times New Roman" w:hAnsi="Times New Roman" w:cs="Times New Roman"/>
-                <w:sz w:val="24"/>
-                <w:szCs w:val="24"/>
-                <w:lang w:eastAsia="en-IN"/>
-              </w:rPr>
-            </w:pPr>
-            <w:r>
-              <w:rPr>
-                <w:rFonts w:ascii="Times New Roman" w:eastAsia="Times New Roman" w:hAnsi="Times New Roman" w:cs="Times New Roman"/>
-                <w:sz w:val="24"/>
-                <w:szCs w:val="24"/>
-                <w:lang w:eastAsia="en-IN"/>
-              </w:rPr>
-              <w:t>5</w:t>
-            </w:r>
+            <w:tcBorders>
+              <w:top w:val="single" w:sz="4" w:space="0" w:color="auto"/>
+              <w:bottom w:val="single" w:sz="4" w:space="0" w:color="auto"/>
+            </w:tcBorders>
+            <w:vAlign w:val="center"/>
+            <w:hideMark/>
+          </w:tcPr>
+          <w:p>
+            <w:pPr>
+              <w:spacing w:after="0" w:line="240" w:lineRule="auto"/>
+              <w:jc w:val="center"/>
+              <w:rPr>
+                <w:rFonts w:ascii="Times New Roman" w:eastAsia="Times New Roman" w:hAnsi="Times New Roman" w:cs="Times New Roman"/>
+                <w:sz w:val="24"/>
+                <w:szCs w:val="24"/>
+                <w:lang w:eastAsia="en-IN"/>
+              </w:rPr>
+            </w:pPr>
+            <w:proofErr w:type="gramStart"/>
+            <w:r>
+              <w:rPr>
+                <w:rFonts w:ascii="Times New Roman" w:eastAsia="Times New Roman" w:hAnsi="Symbol" w:cs="Times New Roman"/>
+                <w:sz w:val="24"/>
+                <w:szCs w:val="24"/>
+                <w:lang w:eastAsia="en-IN"/>
+              </w:rPr>
+              <w:t></w:t>
+            </w:r>
+            <w:r>
+              <w:rPr>
+                <w:rFonts w:ascii="Times New Roman" w:eastAsia="Times New Roman" w:hAnsi="Times New Roman" w:cs="Times New Roman"/>
+                <w:sz w:val="24"/>
+                <w:szCs w:val="24"/>
+                <w:lang w:eastAsia="en-IN"/>
+              </w:rPr>
+              <w:t xml:space="preserve">  </w:t>
+            </w:r>
+            <w:proofErr w:type="spellStart"/>
+            <w:r>
+              <w:rPr>
+                <w:rFonts w:ascii="Times New Roman" w:eastAsia="Times New Roman" w:hAnsi="Times New Roman" w:cs="Times New Roman"/>
+                <w:bCs/>
+                <w:sz w:val="24"/>
+                <w:szCs w:val="24"/>
+                <w:lang w:eastAsia="en-IN"/>
+              </w:rPr>
+              <w:t>Telefonnotizen</w:t>
+            </w:r>
+            <w:proofErr w:type="spellEnd"/>
+            <w:proofErr w:type="gramEnd"/>
+            <w:r>
+              <w:rPr>
+                <w:rFonts w:ascii="Times New Roman" w:eastAsia="Times New Roman" w:hAnsi="Times New Roman" w:cs="Times New Roman"/>
+                <w:bCs/>
+                <w:sz w:val="24"/>
+                <w:szCs w:val="24"/>
+                <w:lang w:eastAsia="en-IN"/>
+              </w:rPr>
+              <w:t xml:space="preserve"> </w:t>
+            </w:r>
+            <w:proofErr w:type="spellStart"/>
+            <w:r>
+              <w:rPr>
+                <w:rFonts w:ascii="Times New Roman" w:eastAsia="Times New Roman" w:hAnsi="Times New Roman" w:cs="Times New Roman"/>
+                <w:bCs/>
+                <w:sz w:val="24"/>
+                <w:szCs w:val="24"/>
+                <w:lang w:eastAsia="en-IN"/>
+              </w:rPr>
+              <w:t>ergänzen</w:t>
+            </w:r>
+            <w:proofErr w:type="spellEnd"/>
+          </w:p>
+          <w:p>
+            <w:pPr>
+              <w:spacing w:after="0" w:line="240" w:lineRule="auto"/>
+              <w:jc w:val="center"/>
+              <w:rPr>
+                <w:rFonts w:ascii="Times New Roman" w:eastAsia="Times New Roman" w:hAnsi="Times New Roman" w:cs="Times New Roman"/>
+                <w:sz w:val="24"/>
+                <w:szCs w:val="24"/>
+                <w:lang w:eastAsia="en-IN"/>
+              </w:rPr>
+            </w:pPr>
+            <w:r>
+              <w:rPr>
+                <w:rFonts w:ascii="Times New Roman" w:eastAsia="Times New Roman" w:hAnsi="Symbol" w:cs="Times New Roman"/>
+                <w:sz w:val="24"/>
+                <w:szCs w:val="24"/>
+                <w:lang w:eastAsia="en-IN"/>
+              </w:rPr>
+              <w:t></w:t>
+            </w:r>
+            <w:r>
+              <w:rPr>
+                <w:rFonts w:ascii="Times New Roman" w:eastAsia="Times New Roman" w:hAnsi="Times New Roman" w:cs="Times New Roman"/>
+                <w:sz w:val="24"/>
+                <w:szCs w:val="24"/>
+                <w:lang w:eastAsia="en-IN"/>
+              </w:rPr>
+              <w:t xml:space="preserve">  </w:t>
+            </w:r>
+            <w:proofErr w:type="spellStart"/>
+            <w:r>
+              <w:rPr>
+                <w:rFonts w:ascii="Times New Roman" w:eastAsia="Times New Roman" w:hAnsi="Times New Roman" w:cs="Times New Roman"/>
+                <w:bCs/>
+                <w:sz w:val="24"/>
+                <w:szCs w:val="24"/>
+                <w:lang w:eastAsia="en-IN"/>
+              </w:rPr>
+              <w:t>Freitext</w:t>
+            </w:r>
+            <w:proofErr w:type="spellEnd"/>
+            <w:r>
+              <w:rPr>
+                <w:rFonts w:ascii="Times New Roman" w:eastAsia="Times New Roman" w:hAnsi="Times New Roman" w:cs="Times New Roman"/>
+                <w:bCs/>
+                <w:sz w:val="24"/>
+                <w:szCs w:val="24"/>
+                <w:lang w:eastAsia="en-IN"/>
+              </w:rPr>
+              <w:t xml:space="preserve"> / </w:t>
+            </w:r>
+            <w:proofErr w:type="spellStart"/>
+            <w:r>
+              <w:rPr>
+                <w:rFonts w:ascii="Times New Roman" w:eastAsia="Times New Roman" w:hAnsi="Times New Roman" w:cs="Times New Roman"/>
+                <w:bCs/>
+                <w:sz w:val="24"/>
+                <w:szCs w:val="24"/>
+                <w:lang w:eastAsia="en-IN"/>
+              </w:rPr>
+              <w:t>kurze</w:t>
+            </w:r>
+            <w:proofErr w:type="spellEnd"/>
+            <w:r>
+              <w:rPr>
+                <w:rFonts w:ascii="Times New Roman" w:eastAsia="Times New Roman" w:hAnsi="Times New Roman" w:cs="Times New Roman"/>
+                <w:bCs/>
+                <w:sz w:val="24"/>
+                <w:szCs w:val="24"/>
+                <w:lang w:eastAsia="en-IN"/>
+              </w:rPr>
+              <w:t xml:space="preserve"> </w:t>
+            </w:r>
+            <w:proofErr w:type="spellStart"/>
+            <w:r>
+              <w:rPr>
+                <w:rFonts w:ascii="Times New Roman" w:eastAsia="Times New Roman" w:hAnsi="Times New Roman" w:cs="Times New Roman"/>
+                <w:bCs/>
+                <w:sz w:val="24"/>
+                <w:szCs w:val="24"/>
+                <w:lang w:eastAsia="en-IN"/>
+              </w:rPr>
+              <w:t>Informationen</w:t>
+            </w:r>
+            <w:proofErr w:type="spellEnd"/>
+            <w:r>
+              <w:rPr>
+                <w:rFonts w:ascii="Times New Roman" w:eastAsia="Times New Roman" w:hAnsi="Times New Roman" w:cs="Times New Roman"/>
+                <w:bCs/>
+                <w:sz w:val="24"/>
+                <w:szCs w:val="24"/>
+                <w:lang w:eastAsia="en-IN"/>
+              </w:rPr>
+              <w:t xml:space="preserve"> </w:t>
+            </w:r>
+            <w:proofErr w:type="spellStart"/>
+            <w:r>
+              <w:rPr>
+                <w:rFonts w:ascii="Times New Roman" w:eastAsia="Times New Roman" w:hAnsi="Times New Roman" w:cs="Times New Roman"/>
+                <w:bCs/>
+                <w:sz w:val="24"/>
+                <w:szCs w:val="24"/>
+                <w:lang w:eastAsia="en-IN"/>
+              </w:rPr>
+              <w:t>eintragen</w:t>
+            </w:r>
+            <w:proofErr w:type="spellEnd"/>
           </w:p>
         </w:tc>
       </w:tr>
@@ -2360,6 +2457,10 @@
         <w:tc>
           <w:tcPr>
             <w:tcW w:w="0" w:type="auto"/>
+            <w:tcBorders>
+              <w:top w:val="single" w:sz="4" w:space="0" w:color="auto"/>
+              <w:bottom w:val="single" w:sz="4" w:space="0" w:color="auto"/>
+            </w:tcBorders>
             <w:vAlign w:val="center"/>
             <w:hideMark/>
           </w:tcPr>
@@ -2425,6 +2526,10 @@
         <w:tc>
           <w:tcPr>
             <w:tcW w:w="0" w:type="auto"/>
+            <w:tcBorders>
+              <w:top w:val="single" w:sz="4" w:space="0" w:color="auto"/>
+              <w:bottom w:val="single" w:sz="4" w:space="0" w:color="auto"/>
+            </w:tcBorders>
             <w:vAlign w:val="center"/>
             <w:hideMark/>
           </w:tcPr>
@@ -2453,28 +2558,26 @@
         <w:tc>
           <w:tcPr>
             <w:tcW w:w="0" w:type="auto"/>
-            <w:vAlign w:val="center"/>
-            <w:hideMark/>
-          </w:tcPr>
-          <w:p>
-            <w:pPr>
-              <w:spacing w:after="0" w:line="240" w:lineRule="auto"/>
-              <w:jc w:val="right"/>
-              <w:rPr>
-                <w:rFonts w:ascii="Times New Roman" w:eastAsia="Times New Roman" w:hAnsi="Times New Roman" w:cs="Times New Roman"/>
-                <w:sz w:val="24"/>
-                <w:szCs w:val="24"/>
-                <w:lang w:eastAsia="en-IN"/>
-              </w:rPr>
-            </w:pPr>
-            <w:r>
-              <w:rPr>
-                <w:rFonts w:ascii="Times New Roman" w:eastAsia="Times New Roman" w:hAnsi="Times New Roman" w:cs="Times New Roman"/>
-                <w:sz w:val="24"/>
-                <w:szCs w:val="24"/>
-                <w:lang w:eastAsia="en-IN"/>
-              </w:rPr>
-              <w:t>5</w:t>
+            <w:tcBorders>
+              <w:top w:val="single" w:sz="4" w:space="0" w:color="auto"/>
+              <w:bottom w:val="single" w:sz="4" w:space="0" w:color="auto"/>
+            </w:tcBorders>
+            <w:vAlign w:val="center"/>
+            <w:hideMark/>
+          </w:tcPr>
+          <w:p>
+            <w:pPr>
+              <w:spacing w:after="0" w:line="240" w:lineRule="auto"/>
+              <w:jc w:val="center"/>
+              <w:rPr>
+                <w:rFonts w:ascii="Times New Roman" w:eastAsia="Times New Roman" w:hAnsi="Times New Roman" w:cs="Times New Roman"/>
+                <w:sz w:val="24"/>
+                <w:szCs w:val="24"/>
+                <w:lang w:eastAsia="en-IN"/>
+              </w:rPr>
+            </w:pPr>
+            <w:r>
+              <w:t>Multiple Choice (a/b/c)</w:t>
             </w:r>
           </w:p>
         </w:tc>
@@ -2486,6 +2589,10 @@
         <w:tc>
           <w:tcPr>
             <w:tcW w:w="0" w:type="auto"/>
+            <w:tcBorders>
+              <w:top w:val="single" w:sz="4" w:space="0" w:color="auto"/>
+              <w:bottom w:val="single" w:sz="4" w:space="0" w:color="auto"/>
+            </w:tcBorders>
             <w:vAlign w:val="center"/>
             <w:hideMark/>
           </w:tcPr>
@@ -2551,6 +2658,10 @@
         <w:tc>
           <w:tcPr>
             <w:tcW w:w="0" w:type="auto"/>
+            <w:tcBorders>
+              <w:top w:val="single" w:sz="4" w:space="0" w:color="auto"/>
+              <w:bottom w:val="single" w:sz="4" w:space="0" w:color="auto"/>
+            </w:tcBorders>
             <w:vAlign w:val="center"/>
             <w:hideMark/>
           </w:tcPr>
@@ -2579,29 +2690,162 @@
         <w:tc>
           <w:tcPr>
             <w:tcW w:w="0" w:type="auto"/>
-            <w:vAlign w:val="center"/>
-            <w:hideMark/>
-          </w:tcPr>
-          <w:p>
-            <w:pPr>
-              <w:spacing w:after="0" w:line="240" w:lineRule="auto"/>
-              <w:jc w:val="right"/>
-              <w:rPr>
-                <w:rFonts w:ascii="Times New Roman" w:eastAsia="Times New Roman" w:hAnsi="Times New Roman" w:cs="Times New Roman"/>
-                <w:sz w:val="24"/>
-                <w:szCs w:val="24"/>
-                <w:lang w:eastAsia="en-IN"/>
-              </w:rPr>
-            </w:pPr>
-            <w:r>
-              <w:rPr>
-                <w:rFonts w:ascii="Times New Roman" w:eastAsia="Times New Roman" w:hAnsi="Times New Roman" w:cs="Times New Roman"/>
-                <w:sz w:val="24"/>
-                <w:szCs w:val="24"/>
-                <w:lang w:eastAsia="en-IN"/>
-              </w:rPr>
-              <w:t>5</w:t>
-            </w:r>
+            <w:tcBorders>
+              <w:top w:val="single" w:sz="4" w:space="0" w:color="auto"/>
+              <w:bottom w:val="single" w:sz="4" w:space="0" w:color="auto"/>
+            </w:tcBorders>
+            <w:vAlign w:val="center"/>
+            <w:hideMark/>
+          </w:tcPr>
+          <w:p>
+            <w:pPr>
+              <w:spacing w:after="0" w:line="240" w:lineRule="auto"/>
+              <w:jc w:val="center"/>
+              <w:rPr>
+                <w:rFonts w:ascii="Times New Roman" w:eastAsia="Times New Roman" w:hAnsi="Times New Roman" w:cs="Times New Roman"/>
+                <w:sz w:val="24"/>
+                <w:szCs w:val="24"/>
+                <w:lang w:eastAsia="en-IN"/>
+              </w:rPr>
+            </w:pPr>
+            <w:proofErr w:type="gramStart"/>
+            <w:r>
+              <w:rPr>
+                <w:rFonts w:ascii="Times New Roman" w:eastAsia="Times New Roman" w:hAnsi="Symbol" w:cs="Times New Roman"/>
+                <w:sz w:val="24"/>
+                <w:szCs w:val="24"/>
+                <w:lang w:eastAsia="en-IN"/>
+              </w:rPr>
+              <w:t></w:t>
+            </w:r>
+            <w:r>
+              <w:rPr>
+                <w:rFonts w:ascii="Times New Roman" w:eastAsia="Times New Roman" w:hAnsi="Times New Roman" w:cs="Times New Roman"/>
+                <w:sz w:val="24"/>
+                <w:szCs w:val="24"/>
+                <w:lang w:eastAsia="en-IN"/>
+              </w:rPr>
+              <w:t xml:space="preserve">  </w:t>
+            </w:r>
+            <w:proofErr w:type="spellStart"/>
+            <w:r>
+              <w:rPr>
+                <w:rFonts w:ascii="Times New Roman" w:eastAsia="Times New Roman" w:hAnsi="Times New Roman" w:cs="Times New Roman"/>
+                <w:b/>
+                <w:bCs/>
+                <w:sz w:val="24"/>
+                <w:szCs w:val="24"/>
+                <w:lang w:eastAsia="en-IN"/>
+              </w:rPr>
+              <w:t>Zuordnung</w:t>
+            </w:r>
+            <w:proofErr w:type="spellEnd"/>
+            <w:proofErr w:type="gramEnd"/>
+            <w:r>
+              <w:rPr>
+                <w:rFonts w:ascii="Times New Roman" w:eastAsia="Times New Roman" w:hAnsi="Times New Roman" w:cs="Times New Roman"/>
+                <w:b/>
+                <w:bCs/>
+                <w:sz w:val="24"/>
+                <w:szCs w:val="24"/>
+                <w:lang w:eastAsia="en-IN"/>
+              </w:rPr>
+              <w:t xml:space="preserve"> / Matching</w:t>
+            </w:r>
+          </w:p>
+          <w:p>
+            <w:pPr>
+              <w:spacing w:after="0" w:line="240" w:lineRule="auto"/>
+              <w:jc w:val="center"/>
+              <w:rPr>
+                <w:rFonts w:ascii="Times New Roman" w:eastAsia="Times New Roman" w:hAnsi="Times New Roman" w:cs="Times New Roman"/>
+                <w:sz w:val="24"/>
+                <w:szCs w:val="24"/>
+                <w:lang w:eastAsia="en-IN"/>
+              </w:rPr>
+            </w:pPr>
+            <w:r>
+              <w:rPr>
+                <w:rFonts w:ascii="Times New Roman" w:eastAsia="Times New Roman" w:hAnsi="Symbol" w:cs="Times New Roman"/>
+                <w:sz w:val="24"/>
+                <w:szCs w:val="24"/>
+                <w:lang w:eastAsia="en-IN"/>
+              </w:rPr>
+              <w:t></w:t>
+            </w:r>
+            <w:r>
+              <w:rPr>
+                <w:rFonts w:ascii="Times New Roman" w:eastAsia="Times New Roman" w:hAnsi="Times New Roman" w:cs="Times New Roman"/>
+                <w:sz w:val="24"/>
+                <w:szCs w:val="24"/>
+                <w:lang w:eastAsia="en-IN"/>
+              </w:rPr>
+              <w:t xml:space="preserve">  </w:t>
+            </w:r>
+            <w:proofErr w:type="spellStart"/>
+            <w:r>
+              <w:rPr>
+                <w:rFonts w:ascii="Times New Roman" w:eastAsia="Times New Roman" w:hAnsi="Times New Roman" w:cs="Times New Roman"/>
+                <w:sz w:val="24"/>
+                <w:szCs w:val="24"/>
+                <w:lang w:eastAsia="en-IN"/>
+              </w:rPr>
+              <w:t>Auswahl</w:t>
+            </w:r>
+            <w:proofErr w:type="spellEnd"/>
+            <w:r>
+              <w:rPr>
+                <w:rFonts w:ascii="Times New Roman" w:eastAsia="Times New Roman" w:hAnsi="Times New Roman" w:cs="Times New Roman"/>
+                <w:sz w:val="24"/>
+                <w:szCs w:val="24"/>
+                <w:lang w:eastAsia="en-IN"/>
+              </w:rPr>
+              <w:t xml:space="preserve"> </w:t>
+            </w:r>
+            <w:proofErr w:type="spellStart"/>
+            <w:r>
+              <w:rPr>
+                <w:rFonts w:ascii="Times New Roman" w:eastAsia="Times New Roman" w:hAnsi="Times New Roman" w:cs="Times New Roman"/>
+                <w:sz w:val="24"/>
+                <w:szCs w:val="24"/>
+                <w:lang w:eastAsia="en-IN"/>
+              </w:rPr>
+              <w:t>aus</w:t>
+            </w:r>
+            <w:proofErr w:type="spellEnd"/>
+            <w:r>
+              <w:rPr>
+                <w:rFonts w:ascii="Times New Roman" w:eastAsia="Times New Roman" w:hAnsi="Times New Roman" w:cs="Times New Roman"/>
+                <w:sz w:val="24"/>
+                <w:szCs w:val="24"/>
+                <w:lang w:eastAsia="en-IN"/>
+              </w:rPr>
+              <w:t xml:space="preserve"> </w:t>
+            </w:r>
+            <w:r>
+              <w:rPr>
+                <w:rFonts w:ascii="Times New Roman" w:eastAsia="Times New Roman" w:hAnsi="Times New Roman" w:cs="Times New Roman"/>
+                <w:b/>
+                <w:bCs/>
+                <w:sz w:val="24"/>
+                <w:szCs w:val="24"/>
+                <w:lang w:eastAsia="en-IN"/>
+              </w:rPr>
+              <w:t>a–</w:t>
+            </w:r>
+            <w:proofErr w:type="spellStart"/>
+            <w:r>
+              <w:rPr>
+                <w:rFonts w:ascii="Times New Roman" w:eastAsia="Times New Roman" w:hAnsi="Times New Roman" w:cs="Times New Roman"/>
+                <w:b/>
+                <w:bCs/>
+                <w:sz w:val="24"/>
+                <w:szCs w:val="24"/>
+                <w:lang w:eastAsia="en-IN"/>
+              </w:rPr>
+              <w:t>i</w:t>
+            </w:r>
+            <w:proofErr w:type="spellEnd"/>
           </w:p>
         </w:tc>
       </w:tr>
@@ -2677,7 +2921,7 @@
           <w:p>
             <w:pPr>
               <w:spacing w:after="0" w:line="240" w:lineRule="auto"/>
-              <w:jc w:val="right"/>
+              <w:jc w:val="center"/>
               <w:rPr>
                 <w:rFonts w:ascii="Times New Roman" w:eastAsia="Times New Roman" w:hAnsi="Times New Roman" w:cs="Times New Roman"/>
                 <w:sz w:val="24"/>
@@ -2740,7 +2984,7 @@
       <w:tblGrid>
         <w:gridCol w:w="835"/>
         <w:gridCol w:w="1074"/>
-        <w:gridCol w:w="716"/>
+        <w:gridCol w:w="5498"/>
       </w:tblGrid>
       <w:tr>
         <w:trPr>
@@ -2750,6 +2994,9 @@
         <w:tc>
           <w:tcPr>
             <w:tcW w:w="0" w:type="auto"/>
+            <w:tcBorders>
+              <w:bottom w:val="single" w:sz="4" w:space="0" w:color="auto"/>
+            </w:tcBorders>
             <w:vAlign w:val="center"/>
             <w:hideMark/>
           </w:tcPr>
@@ -2776,7 +3023,6 @@
                 <w:szCs w:val="24"/>
                 <w:lang w:eastAsia="en-IN"/>
               </w:rPr>
-              <w:lastRenderedPageBreak/>
               <w:t>Teil</w:t>
             </w:r>
             <w:proofErr w:type="spellEnd"/>
@@ -2785,6 +3031,9 @@
         <w:tc>
           <w:tcPr>
             <w:tcW w:w="0" w:type="auto"/>
+            <w:tcBorders>
+              <w:bottom w:val="single" w:sz="4" w:space="0" w:color="auto"/>
+            </w:tcBorders>
             <w:vAlign w:val="center"/>
             <w:hideMark/>
           </w:tcPr>
@@ -2817,13 +3066,16 @@
         <w:tc>
           <w:tcPr>
             <w:tcW w:w="0" w:type="auto"/>
-            <w:vAlign w:val="center"/>
-            <w:hideMark/>
-          </w:tcPr>
-          <w:p>
-            <w:pPr>
-              <w:spacing w:after="0" w:line="240" w:lineRule="auto"/>
-              <w:jc w:val="right"/>
+            <w:tcBorders>
+              <w:bottom w:val="single" w:sz="4" w:space="0" w:color="auto"/>
+            </w:tcBorders>
+            <w:vAlign w:val="center"/>
+            <w:hideMark/>
+          </w:tcPr>
+          <w:p>
+            <w:pPr>
+              <w:spacing w:after="0" w:line="240" w:lineRule="auto"/>
+              <w:jc w:val="center"/>
               <w:rPr>
                 <w:rFonts w:ascii="Times New Roman" w:eastAsia="Times New Roman" w:hAnsi="Times New Roman" w:cs="Times New Roman"/>
                 <w:b/>
@@ -2854,6 +3106,10 @@
         <w:tc>
           <w:tcPr>
             <w:tcW w:w="0" w:type="auto"/>
+            <w:tcBorders>
+              <w:top w:val="single" w:sz="4" w:space="0" w:color="auto"/>
+              <w:bottom w:val="single" w:sz="4" w:space="0" w:color="auto"/>
+            </w:tcBorders>
             <w:vAlign w:val="center"/>
             <w:hideMark/>
           </w:tcPr>
@@ -2919,6 +3175,10 @@
         <w:tc>
           <w:tcPr>
             <w:tcW w:w="0" w:type="auto"/>
+            <w:tcBorders>
+              <w:top w:val="single" w:sz="4" w:space="0" w:color="auto"/>
+              <w:bottom w:val="single" w:sz="4" w:space="0" w:color="auto"/>
+            </w:tcBorders>
             <w:vAlign w:val="center"/>
             <w:hideMark/>
           </w:tcPr>
@@ -2947,28 +3207,138 @@
         <w:tc>
           <w:tcPr>
             <w:tcW w:w="0" w:type="auto"/>
-            <w:vAlign w:val="center"/>
-            <w:hideMark/>
-          </w:tcPr>
-          <w:p>
-            <w:pPr>
-              <w:spacing w:after="0" w:line="240" w:lineRule="auto"/>
-              <w:jc w:val="right"/>
-              <w:rPr>
-                <w:rFonts w:ascii="Times New Roman" w:eastAsia="Times New Roman" w:hAnsi="Times New Roman" w:cs="Times New Roman"/>
-                <w:sz w:val="24"/>
-                <w:szCs w:val="24"/>
-                <w:lang w:eastAsia="en-IN"/>
-              </w:rPr>
-            </w:pPr>
-            <w:r>
-              <w:rPr>
-                <w:rFonts w:ascii="Times New Roman" w:eastAsia="Times New Roman" w:hAnsi="Times New Roman" w:cs="Times New Roman"/>
-                <w:sz w:val="24"/>
-                <w:szCs w:val="24"/>
-                <w:lang w:eastAsia="en-IN"/>
-              </w:rPr>
-              <w:t>5</w:t>
+            <w:tcBorders>
+              <w:top w:val="single" w:sz="4" w:space="0" w:color="auto"/>
+              <w:bottom w:val="single" w:sz="4" w:space="0" w:color="auto"/>
+            </w:tcBorders>
+            <w:vAlign w:val="center"/>
+            <w:hideMark/>
+          </w:tcPr>
+          <w:p>
+            <w:pPr>
+              <w:spacing w:after="0" w:line="240" w:lineRule="auto"/>
+              <w:jc w:val="center"/>
+              <w:rPr>
+                <w:rFonts w:ascii="Times New Roman" w:eastAsia="Times New Roman" w:hAnsi="Times New Roman" w:cs="Times New Roman"/>
+                <w:sz w:val="24"/>
+                <w:szCs w:val="24"/>
+                <w:lang w:eastAsia="en-IN"/>
+              </w:rPr>
+            </w:pPr>
+            <w:proofErr w:type="gramStart"/>
+            <w:r>
+              <w:rPr>
+                <w:rFonts w:ascii="Times New Roman" w:eastAsia="Times New Roman" w:hAnsi="Symbol" w:cs="Times New Roman"/>
+                <w:sz w:val="24"/>
+                <w:szCs w:val="24"/>
+                <w:lang w:eastAsia="en-IN"/>
+              </w:rPr>
+              <w:t></w:t>
+            </w:r>
+            <w:r>
+              <w:rPr>
+                <w:rFonts w:ascii="Times New Roman" w:eastAsia="Times New Roman" w:hAnsi="Times New Roman" w:cs="Times New Roman"/>
+                <w:sz w:val="24"/>
+                <w:szCs w:val="24"/>
+                <w:lang w:eastAsia="en-IN"/>
+              </w:rPr>
+              <w:t xml:space="preserve">  </w:t>
+            </w:r>
+            <w:proofErr w:type="spellStart"/>
+            <w:r>
+              <w:rPr>
+                <w:rFonts w:ascii="Times New Roman" w:eastAsia="Times New Roman" w:hAnsi="Times New Roman" w:cs="Times New Roman"/>
+                <w:b/>
+                <w:bCs/>
+                <w:sz w:val="24"/>
+                <w:szCs w:val="24"/>
+                <w:lang w:eastAsia="en-IN"/>
+              </w:rPr>
+              <w:t>Zuordnung</w:t>
+            </w:r>
+            <w:proofErr w:type="spellEnd"/>
+            <w:proofErr w:type="gramEnd"/>
+            <w:r>
+              <w:rPr>
+                <w:rFonts w:ascii="Times New Roman" w:eastAsia="Times New Roman" w:hAnsi="Times New Roman" w:cs="Times New Roman"/>
+                <w:b/>
+                <w:bCs/>
+                <w:sz w:val="24"/>
+                <w:szCs w:val="24"/>
+                <w:lang w:eastAsia="en-IN"/>
+              </w:rPr>
+              <w:t xml:space="preserve"> / Matching</w:t>
+            </w:r>
+          </w:p>
+          <w:p>
+            <w:pPr>
+              <w:spacing w:after="0" w:line="240" w:lineRule="auto"/>
+              <w:jc w:val="center"/>
+              <w:rPr>
+                <w:rFonts w:ascii="Times New Roman" w:eastAsia="Times New Roman" w:hAnsi="Times New Roman" w:cs="Times New Roman"/>
+                <w:sz w:val="24"/>
+                <w:szCs w:val="24"/>
+                <w:lang w:eastAsia="en-IN"/>
+              </w:rPr>
+            </w:pPr>
+            <w:proofErr w:type="gramStart"/>
+            <w:r>
+              <w:rPr>
+                <w:rFonts w:ascii="Times New Roman" w:eastAsia="Times New Roman" w:hAnsi="Symbol" w:cs="Times New Roman"/>
+                <w:sz w:val="24"/>
+                <w:szCs w:val="24"/>
+                <w:lang w:eastAsia="en-IN"/>
+              </w:rPr>
+              <w:t></w:t>
+            </w:r>
+            <w:r>
+              <w:rPr>
+                <w:rFonts w:ascii="Times New Roman" w:eastAsia="Times New Roman" w:hAnsi="Times New Roman" w:cs="Times New Roman"/>
+                <w:sz w:val="24"/>
+                <w:szCs w:val="24"/>
+                <w:lang w:eastAsia="en-IN"/>
+              </w:rPr>
+              <w:t xml:space="preserve">  Short</w:t>
+            </w:r>
+            <w:proofErr w:type="gramEnd"/>
+            <w:r>
+              <w:rPr>
+                <w:rFonts w:ascii="Times New Roman" w:eastAsia="Times New Roman" w:hAnsi="Times New Roman" w:cs="Times New Roman"/>
+                <w:sz w:val="24"/>
+                <w:szCs w:val="24"/>
+                <w:lang w:eastAsia="en-IN"/>
+              </w:rPr>
+              <w:t xml:space="preserve"> texts / advertisements</w:t>
+            </w:r>
+          </w:p>
+          <w:p>
+            <w:pPr>
+              <w:spacing w:after="0" w:line="240" w:lineRule="auto"/>
+              <w:jc w:val="center"/>
+              <w:rPr>
+                <w:rFonts w:ascii="Times New Roman" w:eastAsia="Times New Roman" w:hAnsi="Times New Roman" w:cs="Times New Roman"/>
+                <w:sz w:val="24"/>
+                <w:szCs w:val="24"/>
+                <w:lang w:eastAsia="en-IN"/>
+              </w:rPr>
+            </w:pPr>
+            <w:r>
+              <w:rPr>
+                <w:rFonts w:ascii="Times New Roman" w:eastAsia="Times New Roman" w:hAnsi="Symbol" w:cs="Times New Roman"/>
+                <w:sz w:val="24"/>
+                <w:szCs w:val="24"/>
+                <w:lang w:eastAsia="en-IN"/>
+              </w:rPr>
+              <w:t></w:t>
+            </w:r>
+            <w:r>
+              <w:rPr>
+                <w:rFonts w:ascii="Times New Roman" w:eastAsia="Times New Roman" w:hAnsi="Times New Roman" w:cs="Times New Roman"/>
+                <w:sz w:val="24"/>
+                <w:szCs w:val="24"/>
+                <w:lang w:eastAsia="en-IN"/>
+              </w:rPr>
+              <w:t xml:space="preserve">  Situations are matched to the appropriate information.</w:t>
             </w:r>
           </w:p>
         </w:tc>
@@ -2980,6 +3350,10 @@
         <w:tc>
           <w:tcPr>
             <w:tcW w:w="0" w:type="auto"/>
+            <w:tcBorders>
+              <w:top w:val="single" w:sz="4" w:space="0" w:color="auto"/>
+              <w:bottom w:val="single" w:sz="4" w:space="0" w:color="auto"/>
+            </w:tcBorders>
             <w:vAlign w:val="center"/>
             <w:hideMark/>
           </w:tcPr>
@@ -3045,6 +3419,10 @@
         <w:tc>
           <w:tcPr>
             <w:tcW w:w="0" w:type="auto"/>
+            <w:tcBorders>
+              <w:top w:val="single" w:sz="4" w:space="0" w:color="auto"/>
+              <w:bottom w:val="single" w:sz="4" w:space="0" w:color="auto"/>
+            </w:tcBorders>
             <w:vAlign w:val="center"/>
             <w:hideMark/>
           </w:tcPr>
@@ -3073,29 +3451,37 @@
         <w:tc>
           <w:tcPr>
             <w:tcW w:w="0" w:type="auto"/>
-            <w:vAlign w:val="center"/>
-            <w:hideMark/>
-          </w:tcPr>
-          <w:p>
-            <w:pPr>
-              <w:spacing w:after="0" w:line="240" w:lineRule="auto"/>
-              <w:jc w:val="right"/>
-              <w:rPr>
-                <w:rFonts w:ascii="Times New Roman" w:eastAsia="Times New Roman" w:hAnsi="Times New Roman" w:cs="Times New Roman"/>
-                <w:sz w:val="24"/>
-                <w:szCs w:val="24"/>
-                <w:lang w:eastAsia="en-IN"/>
-              </w:rPr>
-            </w:pPr>
-            <w:r>
-              <w:rPr>
-                <w:rFonts w:ascii="Times New Roman" w:eastAsia="Times New Roman" w:hAnsi="Times New Roman" w:cs="Times New Roman"/>
-                <w:sz w:val="24"/>
-                <w:szCs w:val="24"/>
-                <w:lang w:eastAsia="en-IN"/>
-              </w:rPr>
-              <w:t>5</w:t>
-            </w:r>
+            <w:tcBorders>
+              <w:top w:val="single" w:sz="4" w:space="0" w:color="auto"/>
+              <w:bottom w:val="single" w:sz="4" w:space="0" w:color="auto"/>
+            </w:tcBorders>
+            <w:vAlign w:val="center"/>
+            <w:hideMark/>
+          </w:tcPr>
+          <w:p>
+            <w:pPr>
+              <w:spacing w:after="0" w:line="240" w:lineRule="auto"/>
+              <w:jc w:val="center"/>
+              <w:rPr>
+                <w:rFonts w:ascii="Times New Roman" w:eastAsia="Times New Roman" w:hAnsi="Times New Roman" w:cs="Times New Roman"/>
+                <w:sz w:val="24"/>
+                <w:szCs w:val="24"/>
+                <w:lang w:eastAsia="en-IN"/>
+              </w:rPr>
+            </w:pPr>
+            <w:proofErr w:type="spellStart"/>
+            <w:r>
+              <w:t>Richtig</w:t>
+            </w:r>
+            <w:proofErr w:type="spellEnd"/>
+            <w:r>
+              <w:t xml:space="preserve"> / </w:t>
+            </w:r>
+            <w:proofErr w:type="spellStart"/>
+            <w:r>
+              <w:t>Falsch</w:t>
+            </w:r>
+            <w:proofErr w:type="spellEnd"/>
           </w:p>
         </w:tc>
       </w:tr>
@@ -3106,6 +3492,10 @@
         <w:tc>
           <w:tcPr>
             <w:tcW w:w="0" w:type="auto"/>
+            <w:tcBorders>
+              <w:top w:val="single" w:sz="4" w:space="0" w:color="auto"/>
+              <w:bottom w:val="single" w:sz="4" w:space="0" w:color="auto"/>
+            </w:tcBorders>
             <w:vAlign w:val="center"/>
             <w:hideMark/>
           </w:tcPr>
@@ -3171,6 +3561,10 @@
         <w:tc>
           <w:tcPr>
             <w:tcW w:w="0" w:type="auto"/>
+            <w:tcBorders>
+              <w:top w:val="single" w:sz="4" w:space="0" w:color="auto"/>
+              <w:bottom w:val="single" w:sz="4" w:space="0" w:color="auto"/>
+            </w:tcBorders>
             <w:vAlign w:val="center"/>
             <w:hideMark/>
           </w:tcPr>
@@ -3199,28 +3593,26 @@
         <w:tc>
           <w:tcPr>
             <w:tcW w:w="0" w:type="auto"/>
-            <w:vAlign w:val="center"/>
-            <w:hideMark/>
-          </w:tcPr>
-          <w:p>
-            <w:pPr>
-              <w:spacing w:after="0" w:line="240" w:lineRule="auto"/>
-              <w:jc w:val="right"/>
-              <w:rPr>
-                <w:rFonts w:ascii="Times New Roman" w:eastAsia="Times New Roman" w:hAnsi="Times New Roman" w:cs="Times New Roman"/>
-                <w:sz w:val="24"/>
-                <w:szCs w:val="24"/>
-                <w:lang w:eastAsia="en-IN"/>
-              </w:rPr>
-            </w:pPr>
-            <w:r>
-              <w:rPr>
-                <w:rFonts w:ascii="Times New Roman" w:eastAsia="Times New Roman" w:hAnsi="Times New Roman" w:cs="Times New Roman"/>
-                <w:sz w:val="24"/>
-                <w:szCs w:val="24"/>
-                <w:lang w:eastAsia="en-IN"/>
-              </w:rPr>
-              <w:t>5</w:t>
+            <w:tcBorders>
+              <w:top w:val="single" w:sz="4" w:space="0" w:color="auto"/>
+              <w:bottom w:val="single" w:sz="4" w:space="0" w:color="auto"/>
+            </w:tcBorders>
+            <w:vAlign w:val="center"/>
+            <w:hideMark/>
+          </w:tcPr>
+          <w:p>
+            <w:pPr>
+              <w:spacing w:after="0" w:line="240" w:lineRule="auto"/>
+              <w:jc w:val="center"/>
+              <w:rPr>
+                <w:rFonts w:ascii="Times New Roman" w:eastAsia="Times New Roman" w:hAnsi="Times New Roman" w:cs="Times New Roman"/>
+                <w:sz w:val="24"/>
+                <w:szCs w:val="24"/>
+                <w:lang w:eastAsia="en-IN"/>
+              </w:rPr>
+            </w:pPr>
+            <w:r>
+              <w:t>Multiple Choice (a/b/c)</w:t>
             </w:r>
           </w:p>
         </w:tc>
@@ -3297,7 +3689,7 @@
           <w:p>
             <w:pPr>
               <w:spacing w:after="0" w:line="240" w:lineRule="auto"/>
-              <w:jc w:val="right"/>
+              <w:jc w:val="center"/>
               <w:rPr>
                 <w:rFonts w:ascii="Times New Roman" w:eastAsia="Times New Roman" w:hAnsi="Times New Roman" w:cs="Times New Roman"/>
                 <w:sz w:val="24"/>
@@ -3833,37 +4225,136 @@
           </w:p>
         </w:tc>
       </w:tr>
+      <w:tr>
+        <w:trPr>
+          <w:tblCellSpacing w:w="15" w:type="dxa"/>
+        </w:trPr>
+        <w:tc>
+          <w:tcPr>
+            <w:tcW w:w="0" w:type="auto"/>
+            <w:vAlign w:val="center"/>
+          </w:tcPr>
+          <w:p>
+            <w:pPr>
+              <w:spacing w:after="0" w:line="240" w:lineRule="auto"/>
+              <w:rPr>
+                <w:rFonts w:ascii="Times New Roman" w:eastAsia="Times New Roman" w:hAnsi="Times New Roman" w:cs="Times New Roman"/>
+                <w:b/>
+                <w:bCs/>
+                <w:sz w:val="24"/>
+                <w:szCs w:val="24"/>
+                <w:lang w:eastAsia="en-IN"/>
+              </w:rPr>
+            </w:pPr>
+          </w:p>
+          <w:p>
+            <w:pPr>
+              <w:spacing w:after="0" w:line="240" w:lineRule="auto"/>
+              <w:rPr>
+                <w:rFonts w:ascii="Times New Roman" w:eastAsia="Times New Roman" w:hAnsi="Times New Roman" w:cs="Times New Roman"/>
+                <w:b/>
+                <w:bCs/>
+                <w:sz w:val="24"/>
+                <w:szCs w:val="24"/>
+                <w:lang w:eastAsia="en-IN"/>
+              </w:rPr>
+            </w:pPr>
+          </w:p>
+          <w:p>
+            <w:pPr>
+              <w:spacing w:after="0" w:line="240" w:lineRule="auto"/>
+              <w:rPr>
+                <w:rFonts w:ascii="Times New Roman" w:eastAsia="Times New Roman" w:hAnsi="Times New Roman" w:cs="Times New Roman"/>
+                <w:b/>
+                <w:bCs/>
+                <w:sz w:val="24"/>
+                <w:szCs w:val="24"/>
+                <w:lang w:eastAsia="en-IN"/>
+              </w:rPr>
+            </w:pPr>
+          </w:p>
+        </w:tc>
+        <w:tc>
+          <w:tcPr>
+            <w:tcW w:w="0" w:type="auto"/>
+            <w:vAlign w:val="center"/>
+          </w:tcPr>
+          <w:p>
+            <w:pPr>
+              <w:spacing w:after="0" w:line="240" w:lineRule="auto"/>
+              <w:rPr>
+                <w:rFonts w:ascii="Times New Roman" w:eastAsia="Times New Roman" w:hAnsi="Times New Roman" w:cs="Times New Roman"/>
+                <w:b/>
+                <w:bCs/>
+                <w:sz w:val="24"/>
+                <w:szCs w:val="24"/>
+                <w:lang w:eastAsia="en-IN"/>
+              </w:rPr>
+            </w:pPr>
+          </w:p>
+        </w:tc>
+        <w:tc>
+          <w:tcPr>
+            <w:tcW w:w="0" w:type="auto"/>
+            <w:vAlign w:val="center"/>
+          </w:tcPr>
+          <w:p>
+            <w:pPr>
+              <w:spacing w:after="0" w:line="240" w:lineRule="auto"/>
+              <w:jc w:val="right"/>
+              <w:rPr>
+                <w:rFonts w:ascii="Times New Roman" w:eastAsia="Times New Roman" w:hAnsi="Times New Roman" w:cs="Times New Roman"/>
+                <w:b/>
+                <w:bCs/>
+                <w:sz w:val="24"/>
+                <w:szCs w:val="24"/>
+                <w:lang w:eastAsia="en-IN"/>
+              </w:rPr>
+            </w:pPr>
+          </w:p>
+        </w:tc>
+      </w:tr>
     </w:tbl>
     <w:p>
       <w:pPr>
         <w:spacing w:before="100" w:beforeAutospacing="1" w:after="100" w:afterAutospacing="1" w:line="240" w:lineRule="auto"/>
-        <w:outlineLvl w:val="2"/>
+        <w:rPr>
+          <w:rFonts w:ascii="Times New Roman" w:eastAsia="Times New Roman" w:hAnsi="Times New Roman" w:cs="Times New Roman"/>
+          <w:sz w:val="24"/>
+          <w:szCs w:val="24"/>
+          <w:lang w:eastAsia="en-IN"/>
+        </w:rPr>
+      </w:pPr>
+      <w:proofErr w:type="spellStart"/>
+      <w:r>
         <w:rPr>
           <w:rFonts w:ascii="Times New Roman" w:eastAsia="Times New Roman" w:hAnsi="Times New Roman" w:cs="Times New Roman"/>
           <w:b/>
           <w:bCs/>
-          <w:sz w:val="27"/>
-          <w:szCs w:val="27"/>
-          <w:lang w:eastAsia="en-IN"/>
-        </w:rPr>
-      </w:pPr>
+          <w:sz w:val="24"/>
+          <w:szCs w:val="24"/>
+          <w:lang w:eastAsia="en-IN"/>
+        </w:rPr>
+        <w:t>Teil</w:t>
+      </w:r>
+      <w:proofErr w:type="spellEnd"/>
       <w:r>
         <w:rPr>
           <w:rFonts w:ascii="Times New Roman" w:eastAsia="Times New Roman" w:hAnsi="Times New Roman" w:cs="Times New Roman"/>
           <w:b/>
           <w:bCs/>
-          <w:sz w:val="27"/>
-          <w:szCs w:val="27"/>
-          <w:lang w:eastAsia="en-IN"/>
-        </w:rPr>
-        <w:t>Timing</w:t>
+          <w:sz w:val="24"/>
+          <w:szCs w:val="24"/>
+          <w:lang w:eastAsia="en-IN"/>
+        </w:rPr>
+        <w:t xml:space="preserve"> 1</w:t>
       </w:r>
     </w:p>
     <w:p>
       <w:pPr>
         <w:numPr>
           <w:ilvl w:val="0"/>
-          <w:numId w:val="2"/>
+          <w:numId w:val="6"/>
         </w:numPr>
         <w:spacing w:before="100" w:beforeAutospacing="1" w:after="100" w:afterAutospacing="1" w:line="240" w:lineRule="auto"/>
         <w:rPr>
@@ -3883,7 +4374,7 @@
           <w:szCs w:val="24"/>
           <w:lang w:eastAsia="en-IN"/>
         </w:rPr>
-        <w:t>Hören</w:t>
+        <w:t>Formular</w:t>
       </w:r>
       <w:proofErr w:type="spellEnd"/>
       <w:r>
@@ -3895,23 +4386,36 @@
           <w:szCs w:val="24"/>
           <w:lang w:eastAsia="en-IN"/>
         </w:rPr>
-        <w:t>:</w:t>
-      </w:r>
-      <w:r>
-        <w:rPr>
-          <w:rFonts w:ascii="Times New Roman" w:eastAsia="Times New Roman" w:hAnsi="Times New Roman" w:cs="Times New Roman"/>
-          <w:sz w:val="24"/>
-          <w:szCs w:val="24"/>
-          <w:lang w:eastAsia="en-IN"/>
-        </w:rPr>
-        <w:t xml:space="preserve"> ~20 min</w:t>
+        <w:t xml:space="preserve"> </w:t>
+      </w:r>
+      <w:proofErr w:type="spellStart"/>
+      <w:r>
+        <w:rPr>
+          <w:rFonts w:ascii="Times New Roman" w:eastAsia="Times New Roman" w:hAnsi="Times New Roman" w:cs="Times New Roman"/>
+          <w:b/>
+          <w:bCs/>
+          <w:sz w:val="24"/>
+          <w:szCs w:val="24"/>
+          <w:lang w:eastAsia="en-IN"/>
+        </w:rPr>
+        <w:t>ausfüllen</w:t>
+      </w:r>
+      <w:proofErr w:type="spellEnd"/>
+      <w:r>
+        <w:rPr>
+          <w:rFonts w:ascii="Times New Roman" w:eastAsia="Times New Roman" w:hAnsi="Times New Roman" w:cs="Times New Roman"/>
+          <w:sz w:val="24"/>
+          <w:szCs w:val="24"/>
+          <w:lang w:eastAsia="en-IN"/>
+        </w:rPr>
+        <w:t xml:space="preserve"> </w:t>
       </w:r>
     </w:p>
     <w:p>
       <w:pPr>
         <w:numPr>
           <w:ilvl w:val="0"/>
-          <w:numId w:val="2"/>
+          <w:numId w:val="6"/>
         </w:numPr>
         <w:spacing w:before="100" w:beforeAutospacing="1" w:after="100" w:afterAutospacing="1" w:line="240" w:lineRule="auto"/>
         <w:rPr>
@@ -3921,7 +4425,6 @@
           <w:lang w:eastAsia="en-IN"/>
         </w:rPr>
       </w:pPr>
-      <w:proofErr w:type="spellStart"/>
       <w:r>
         <w:rPr>
           <w:rFonts w:ascii="Times New Roman" w:eastAsia="Times New Roman" w:hAnsi="Times New Roman" w:cs="Times New Roman"/>
@@ -3931,9 +4434,9 @@
           <w:szCs w:val="24"/>
           <w:lang w:eastAsia="en-IN"/>
         </w:rPr>
-        <w:t>Lesen</w:t>
-      </w:r>
-      <w:proofErr w:type="spellEnd"/>
+        <w:t xml:space="preserve">5 </w:t>
+      </w:r>
+      <w:proofErr w:type="spellStart"/>
       <w:r>
         <w:rPr>
           <w:rFonts w:ascii="Times New Roman" w:eastAsia="Times New Roman" w:hAnsi="Times New Roman" w:cs="Times New Roman"/>
@@ -3943,9 +4446,9 @@
           <w:szCs w:val="24"/>
           <w:lang w:eastAsia="en-IN"/>
         </w:rPr>
-        <w:t xml:space="preserve"> + </w:t>
-      </w:r>
-      <w:proofErr w:type="spellStart"/>
+        <w:t>fehlende</w:t>
+      </w:r>
+      <w:proofErr w:type="spellEnd"/>
       <w:r>
         <w:rPr>
           <w:rFonts w:ascii="Times New Roman" w:eastAsia="Times New Roman" w:hAnsi="Times New Roman" w:cs="Times New Roman"/>
@@ -3955,9 +4458,9 @@
           <w:szCs w:val="24"/>
           <w:lang w:eastAsia="en-IN"/>
         </w:rPr>
-        <w:t>Schreiben</w:t>
-      </w:r>
-      <w:proofErr w:type="spellEnd"/>
+        <w:t xml:space="preserve"> </w:t>
+      </w:r>
+      <w:proofErr w:type="spellStart"/>
       <w:r>
         <w:rPr>
           <w:rFonts w:ascii="Times New Roman" w:eastAsia="Times New Roman" w:hAnsi="Times New Roman" w:cs="Times New Roman"/>
@@ -3967,8 +4470,9 @@
           <w:szCs w:val="24"/>
           <w:lang w:eastAsia="en-IN"/>
         </w:rPr>
-        <w:t>:</w:t>
-      </w:r>
+        <w:t>Informationen</w:t>
+      </w:r>
+      <w:proofErr w:type="spellEnd"/>
       <w:r>
         <w:rPr>
           <w:rFonts w:ascii="Times New Roman" w:eastAsia="Times New Roman" w:hAnsi="Times New Roman" w:cs="Times New Roman"/>
@@ -3977,24 +4481,13 @@
           <w:lang w:eastAsia="en-IN"/>
         </w:rPr>
         <w:t xml:space="preserve"> </w:t>
-      </w:r>
-      <w:r>
-        <w:rPr>
-          <w:rFonts w:ascii="Times New Roman" w:eastAsia="Times New Roman" w:hAnsi="Times New Roman" w:cs="Times New Roman"/>
-          <w:b/>
-          <w:bCs/>
-          <w:sz w:val="24"/>
-          <w:szCs w:val="24"/>
-          <w:lang w:eastAsia="en-IN"/>
-        </w:rPr>
-        <w:t>50 min</w:t>
       </w:r>
     </w:p>
     <w:p>
       <w:pPr>
         <w:numPr>
           <w:ilvl w:val="0"/>
-          <w:numId w:val="2"/>
+          <w:numId w:val="6"/>
         </w:numPr>
         <w:spacing w:before="100" w:beforeAutospacing="1" w:after="100" w:afterAutospacing="1" w:line="240" w:lineRule="auto"/>
         <w:rPr>
@@ -4007,40 +4500,18 @@
       <w:r>
         <w:rPr>
           <w:rFonts w:ascii="Times New Roman" w:eastAsia="Times New Roman" w:hAnsi="Times New Roman" w:cs="Times New Roman"/>
-          <w:b/>
-          <w:bCs/>
-          <w:sz w:val="24"/>
-          <w:szCs w:val="24"/>
-          <w:lang w:eastAsia="en-IN"/>
-        </w:rPr>
-        <w:t>Total written:</w:t>
-      </w:r>
-      <w:r>
-        <w:rPr>
-          <w:rFonts w:ascii="Times New Roman" w:eastAsia="Times New Roman" w:hAnsi="Times New Roman" w:cs="Times New Roman"/>
-          <w:sz w:val="24"/>
-          <w:szCs w:val="24"/>
-          <w:lang w:eastAsia="en-IN"/>
-        </w:rPr>
-        <w:t xml:space="preserve"> </w:t>
-      </w:r>
-      <w:r>
-        <w:rPr>
-          <w:rFonts w:ascii="Times New Roman" w:eastAsia="Times New Roman" w:hAnsi="Times New Roman" w:cs="Times New Roman"/>
-          <w:b/>
-          <w:bCs/>
-          <w:sz w:val="24"/>
-          <w:szCs w:val="24"/>
-          <w:lang w:eastAsia="en-IN"/>
-        </w:rPr>
-        <w:t>70 min</w:t>
+          <w:sz w:val="24"/>
+          <w:szCs w:val="24"/>
+          <w:lang w:eastAsia="en-IN"/>
+        </w:rPr>
+        <w:t xml:space="preserve">Information is taken from the given personal/profile text. </w:t>
       </w:r>
     </w:p>
     <w:p>
       <w:pPr>
         <w:numPr>
           <w:ilvl w:val="0"/>
-          <w:numId w:val="2"/>
+          <w:numId w:val="6"/>
         </w:numPr>
         <w:spacing w:before="100" w:beforeAutospacing="1" w:after="100" w:afterAutospacing="1" w:line="240" w:lineRule="auto"/>
         <w:rPr>
@@ -4057,7 +4528,51 @@
           <w:szCs w:val="24"/>
           <w:lang w:eastAsia="en-IN"/>
         </w:rPr>
-        <w:t>No break.</w:t>
+        <w:t xml:space="preserve">The answers are transferred to the answer sheet. </w:t>
+      </w:r>
+    </w:p>
+    <w:p>
+      <w:pPr>
+        <w:numPr>
+          <w:ilvl w:val="0"/>
+          <w:numId w:val="6"/>
+        </w:numPr>
+        <w:spacing w:before="100" w:beforeAutospacing="1" w:after="100" w:afterAutospacing="1" w:line="240" w:lineRule="auto"/>
+        <w:rPr>
+          <w:rFonts w:ascii="Times New Roman" w:eastAsia="Times New Roman" w:hAnsi="Times New Roman" w:cs="Times New Roman"/>
+          <w:sz w:val="24"/>
+          <w:szCs w:val="24"/>
+          <w:lang w:eastAsia="en-IN"/>
+        </w:rPr>
+      </w:pPr>
+      <w:r>
+        <w:rPr>
+          <w:rFonts w:ascii="Times New Roman" w:eastAsia="Times New Roman" w:hAnsi="Times New Roman" w:cs="Times New Roman"/>
+          <w:sz w:val="24"/>
+          <w:szCs w:val="24"/>
+          <w:lang w:eastAsia="en-IN"/>
+        </w:rPr>
+        <w:t xml:space="preserve">This is essentially </w:t>
+      </w:r>
+      <w:r>
+        <w:rPr>
+          <w:rFonts w:ascii="Times New Roman" w:eastAsia="Times New Roman" w:hAnsi="Times New Roman" w:cs="Times New Roman"/>
+          <w:b/>
+          <w:bCs/>
+          <w:sz w:val="24"/>
+          <w:szCs w:val="24"/>
+          <w:lang w:eastAsia="en-IN"/>
+        </w:rPr>
+        <w:t>short text/data entry</w:t>
+      </w:r>
+      <w:r>
+        <w:rPr>
+          <w:rFonts w:ascii="Times New Roman" w:eastAsia="Times New Roman" w:hAnsi="Times New Roman" w:cs="Times New Roman"/>
+          <w:sz w:val="24"/>
+          <w:szCs w:val="24"/>
+          <w:lang w:eastAsia="en-IN"/>
+        </w:rPr>
+        <w:t xml:space="preserve">, not an essay. </w:t>
       </w:r>
     </w:p>
     <w:p>
@@ -4070,35 +4585,7 @@
           <w:lang w:eastAsia="en-IN"/>
         </w:rPr>
       </w:pPr>
-      <w:r>
-        <w:rPr>
-          <w:rFonts w:ascii="Times New Roman" w:eastAsia="Times New Roman" w:hAnsi="Times New Roman" w:cs="Times New Roman"/>
-          <w:sz w:val="24"/>
-          <w:szCs w:val="24"/>
-          <w:lang w:eastAsia="en-IN"/>
-        </w:rPr>
-        <w:t xml:space="preserve">The official </w:t>
-      </w:r>
       <w:proofErr w:type="spellStart"/>
-      <w:r>
-        <w:rPr>
-          <w:rFonts w:ascii="Times New Roman" w:eastAsia="Times New Roman" w:hAnsi="Times New Roman" w:cs="Times New Roman"/>
-          <w:sz w:val="24"/>
-          <w:szCs w:val="24"/>
-          <w:lang w:eastAsia="en-IN"/>
-        </w:rPr>
-        <w:t>telc</w:t>
-      </w:r>
-      <w:proofErr w:type="spellEnd"/>
-      <w:r>
-        <w:rPr>
-          <w:rFonts w:ascii="Times New Roman" w:eastAsia="Times New Roman" w:hAnsi="Times New Roman" w:cs="Times New Roman"/>
-          <w:sz w:val="24"/>
-          <w:szCs w:val="24"/>
-          <w:lang w:eastAsia="en-IN"/>
-        </w:rPr>
-        <w:t xml:space="preserve"> A2 model shows </w:t>
-      </w:r>
       <w:r>
         <w:rPr>
           <w:rFonts w:ascii="Times New Roman" w:eastAsia="Times New Roman" w:hAnsi="Times New Roman" w:cs="Times New Roman"/>
@@ -4108,39 +4595,376 @@
           <w:szCs w:val="24"/>
           <w:lang w:eastAsia="en-IN"/>
         </w:rPr>
-        <w:t>15 listening questions and 15 reading questions</w:t>
-      </w:r>
-      <w:r>
-        <w:rPr>
-          <w:rFonts w:ascii="Times New Roman" w:eastAsia="Times New Roman" w:hAnsi="Times New Roman" w:cs="Times New Roman"/>
-          <w:sz w:val="24"/>
-          <w:szCs w:val="24"/>
-          <w:lang w:eastAsia="en-IN"/>
-        </w:rPr>
-        <w:t>, and the writing consists of the form plus short letter. (</w:t>
-      </w:r>
-      <w:hyperlink r:id="rId5" w:tooltip="telc-deutsch-a2-uebungstest - agataja6 | Daumenkino PDF Online | FlipHTML5" w:history="1">
-        <w:r>
-          <w:rPr>
-            <w:rFonts w:ascii="Times New Roman" w:eastAsia="Times New Roman" w:hAnsi="Times New Roman" w:cs="Times New Roman"/>
-            <w:color w:val="0000FF"/>
-            <w:sz w:val="24"/>
-            <w:szCs w:val="24"/>
-            <w:u w:val="single"/>
-            <w:lang w:eastAsia="en-IN"/>
-          </w:rPr>
-          <w:t>FlipHTML5</w:t>
-        </w:r>
-      </w:hyperlink>
-      <w:r>
-        <w:rPr>
-          <w:rFonts w:ascii="Times New Roman" w:eastAsia="Times New Roman" w:hAnsi="Times New Roman" w:cs="Times New Roman"/>
-          <w:sz w:val="24"/>
-          <w:szCs w:val="24"/>
-          <w:lang w:eastAsia="en-IN"/>
-        </w:rPr>
-        <w:t>)</w:t>
-      </w:r>
+        <w:t>Teil</w:t>
+      </w:r>
+      <w:proofErr w:type="spellEnd"/>
+      <w:r>
+        <w:rPr>
+          <w:rFonts w:ascii="Times New Roman" w:eastAsia="Times New Roman" w:hAnsi="Times New Roman" w:cs="Times New Roman"/>
+          <w:b/>
+          <w:bCs/>
+          <w:sz w:val="24"/>
+          <w:szCs w:val="24"/>
+          <w:lang w:eastAsia="en-IN"/>
+        </w:rPr>
+        <w:t xml:space="preserve"> 2</w:t>
+      </w:r>
+    </w:p>
+    <w:p>
+      <w:pPr>
+        <w:numPr>
+          <w:ilvl w:val="0"/>
+          <w:numId w:val="7"/>
+        </w:numPr>
+        <w:spacing w:before="100" w:beforeAutospacing="1" w:after="100" w:afterAutospacing="1" w:line="240" w:lineRule="auto"/>
+        <w:rPr>
+          <w:rFonts w:ascii="Times New Roman" w:eastAsia="Times New Roman" w:hAnsi="Times New Roman" w:cs="Times New Roman"/>
+          <w:sz w:val="24"/>
+          <w:szCs w:val="24"/>
+          <w:lang w:eastAsia="en-IN"/>
+        </w:rPr>
+      </w:pPr>
+      <w:proofErr w:type="spellStart"/>
+      <w:r>
+        <w:rPr>
+          <w:rFonts w:ascii="Times New Roman" w:eastAsia="Times New Roman" w:hAnsi="Times New Roman" w:cs="Times New Roman"/>
+          <w:b/>
+          <w:bCs/>
+          <w:sz w:val="24"/>
+          <w:szCs w:val="24"/>
+          <w:lang w:eastAsia="en-IN"/>
+        </w:rPr>
+        <w:t>Kurzer</w:t>
+      </w:r>
+      <w:proofErr w:type="spellEnd"/>
+      <w:r>
+        <w:rPr>
+          <w:rFonts w:ascii="Times New Roman" w:eastAsia="Times New Roman" w:hAnsi="Times New Roman" w:cs="Times New Roman"/>
+          <w:b/>
+          <w:bCs/>
+          <w:sz w:val="24"/>
+          <w:szCs w:val="24"/>
+          <w:lang w:eastAsia="en-IN"/>
+        </w:rPr>
+        <w:t xml:space="preserve"> Brief</w:t>
+      </w:r>
+      <w:r>
+        <w:rPr>
+          <w:rFonts w:ascii="Times New Roman" w:eastAsia="Times New Roman" w:hAnsi="Times New Roman" w:cs="Times New Roman"/>
+          <w:sz w:val="24"/>
+          <w:szCs w:val="24"/>
+          <w:lang w:eastAsia="en-IN"/>
+        </w:rPr>
+        <w:t xml:space="preserve"> </w:t>
+      </w:r>
+    </w:p>
+    <w:p>
+      <w:pPr>
+        <w:numPr>
+          <w:ilvl w:val="0"/>
+          <w:numId w:val="7"/>
+        </w:numPr>
+        <w:spacing w:before="100" w:beforeAutospacing="1" w:after="100" w:afterAutospacing="1" w:line="240" w:lineRule="auto"/>
+        <w:rPr>
+          <w:rFonts w:ascii="Times New Roman" w:eastAsia="Times New Roman" w:hAnsi="Times New Roman" w:cs="Times New Roman"/>
+          <w:sz w:val="24"/>
+          <w:szCs w:val="24"/>
+          <w:lang w:eastAsia="en-IN"/>
+        </w:rPr>
+      </w:pPr>
+      <w:r>
+        <w:rPr>
+          <w:rFonts w:ascii="Times New Roman" w:eastAsia="Times New Roman" w:hAnsi="Times New Roman" w:cs="Times New Roman"/>
+          <w:sz w:val="24"/>
+          <w:szCs w:val="24"/>
+          <w:lang w:eastAsia="en-IN"/>
+        </w:rPr>
+        <w:t xml:space="preserve">There are </w:t>
+      </w:r>
+      <w:r>
+        <w:rPr>
+          <w:rFonts w:ascii="Times New Roman" w:eastAsia="Times New Roman" w:hAnsi="Times New Roman" w:cs="Times New Roman"/>
+          <w:b/>
+          <w:bCs/>
+          <w:sz w:val="24"/>
+          <w:szCs w:val="24"/>
+          <w:lang w:eastAsia="en-IN"/>
+        </w:rPr>
+        <w:t>4 possible points</w:t>
+      </w:r>
+      <w:r>
+        <w:rPr>
+          <w:rFonts w:ascii="Times New Roman" w:eastAsia="Times New Roman" w:hAnsi="Times New Roman" w:cs="Times New Roman"/>
+          <w:sz w:val="24"/>
+          <w:szCs w:val="24"/>
+          <w:lang w:eastAsia="en-IN"/>
+        </w:rPr>
+        <w:t xml:space="preserve">. </w:t>
+      </w:r>
+    </w:p>
+    <w:p>
+      <w:pPr>
+        <w:numPr>
+          <w:ilvl w:val="0"/>
+          <w:numId w:val="7"/>
+        </w:numPr>
+        <w:spacing w:before="100" w:beforeAutospacing="1" w:after="100" w:afterAutospacing="1" w:line="240" w:lineRule="auto"/>
+        <w:rPr>
+          <w:rFonts w:ascii="Times New Roman" w:eastAsia="Times New Roman" w:hAnsi="Times New Roman" w:cs="Times New Roman"/>
+          <w:sz w:val="24"/>
+          <w:szCs w:val="24"/>
+          <w:lang w:eastAsia="en-IN"/>
+        </w:rPr>
+      </w:pPr>
+      <w:r>
+        <w:rPr>
+          <w:rFonts w:ascii="Times New Roman" w:eastAsia="Times New Roman" w:hAnsi="Times New Roman" w:cs="Times New Roman"/>
+          <w:sz w:val="24"/>
+          <w:szCs w:val="24"/>
+          <w:lang w:eastAsia="en-IN"/>
+        </w:rPr>
+        <w:lastRenderedPageBreak/>
+        <w:t xml:space="preserve">Choose </w:t>
+      </w:r>
+      <w:r>
+        <w:rPr>
+          <w:rFonts w:ascii="Times New Roman" w:eastAsia="Times New Roman" w:hAnsi="Times New Roman" w:cs="Times New Roman"/>
+          <w:b/>
+          <w:bCs/>
+          <w:sz w:val="24"/>
+          <w:szCs w:val="24"/>
+          <w:lang w:eastAsia="en-IN"/>
+        </w:rPr>
+        <w:t>3 of the 4 points</w:t>
+      </w:r>
+      <w:r>
+        <w:rPr>
+          <w:rFonts w:ascii="Times New Roman" w:eastAsia="Times New Roman" w:hAnsi="Times New Roman" w:cs="Times New Roman"/>
+          <w:sz w:val="24"/>
+          <w:szCs w:val="24"/>
+          <w:lang w:eastAsia="en-IN"/>
+        </w:rPr>
+        <w:t xml:space="preserve">. </w:t>
+      </w:r>
+    </w:p>
+    <w:p>
+      <w:pPr>
+        <w:numPr>
+          <w:ilvl w:val="0"/>
+          <w:numId w:val="7"/>
+        </w:numPr>
+        <w:spacing w:before="100" w:beforeAutospacing="1" w:after="100" w:afterAutospacing="1" w:line="240" w:lineRule="auto"/>
+        <w:rPr>
+          <w:rFonts w:ascii="Times New Roman" w:eastAsia="Times New Roman" w:hAnsi="Times New Roman" w:cs="Times New Roman"/>
+          <w:sz w:val="24"/>
+          <w:szCs w:val="24"/>
+          <w:lang w:eastAsia="en-IN"/>
+        </w:rPr>
+      </w:pPr>
+      <w:r>
+        <w:rPr>
+          <w:rFonts w:ascii="Times New Roman" w:eastAsia="Times New Roman" w:hAnsi="Times New Roman" w:cs="Times New Roman"/>
+          <w:sz w:val="24"/>
+          <w:szCs w:val="24"/>
+          <w:lang w:eastAsia="en-IN"/>
+        </w:rPr>
+        <w:t xml:space="preserve">Write </w:t>
+      </w:r>
+      <w:r>
+        <w:rPr>
+          <w:rFonts w:ascii="Times New Roman" w:eastAsia="Times New Roman" w:hAnsi="Times New Roman" w:cs="Times New Roman"/>
+          <w:b/>
+          <w:bCs/>
+          <w:sz w:val="24"/>
+          <w:szCs w:val="24"/>
+          <w:lang w:eastAsia="en-IN"/>
+        </w:rPr>
+        <w:t>1–2 sentences for each selected point</w:t>
+      </w:r>
+      <w:r>
+        <w:rPr>
+          <w:rFonts w:ascii="Times New Roman" w:eastAsia="Times New Roman" w:hAnsi="Times New Roman" w:cs="Times New Roman"/>
+          <w:sz w:val="24"/>
+          <w:szCs w:val="24"/>
+          <w:lang w:eastAsia="en-IN"/>
+        </w:rPr>
+        <w:t xml:space="preserve">. </w:t>
+      </w:r>
+    </w:p>
+    <w:p>
+      <w:pPr>
+        <w:numPr>
+          <w:ilvl w:val="0"/>
+          <w:numId w:val="7"/>
+        </w:numPr>
+        <w:spacing w:before="100" w:beforeAutospacing="1" w:after="100" w:afterAutospacing="1" w:line="240" w:lineRule="auto"/>
+        <w:rPr>
+          <w:rFonts w:ascii="Times New Roman" w:eastAsia="Times New Roman" w:hAnsi="Times New Roman" w:cs="Times New Roman"/>
+          <w:sz w:val="24"/>
+          <w:szCs w:val="24"/>
+          <w:lang w:eastAsia="en-IN"/>
+        </w:rPr>
+      </w:pPr>
+      <w:r>
+        <w:rPr>
+          <w:rFonts w:ascii="Times New Roman" w:eastAsia="Times New Roman" w:hAnsi="Times New Roman" w:cs="Times New Roman"/>
+          <w:b/>
+          <w:bCs/>
+          <w:sz w:val="24"/>
+          <w:szCs w:val="24"/>
+          <w:lang w:eastAsia="en-IN"/>
+        </w:rPr>
+        <w:t xml:space="preserve">ca. 40 </w:t>
+      </w:r>
+      <w:proofErr w:type="spellStart"/>
+      <w:r>
+        <w:rPr>
+          <w:rFonts w:ascii="Times New Roman" w:eastAsia="Times New Roman" w:hAnsi="Times New Roman" w:cs="Times New Roman"/>
+          <w:b/>
+          <w:bCs/>
+          <w:sz w:val="24"/>
+          <w:szCs w:val="24"/>
+          <w:lang w:eastAsia="en-IN"/>
+        </w:rPr>
+        <w:t>Wörter</w:t>
+      </w:r>
+      <w:proofErr w:type="spellEnd"/>
+      <w:r>
+        <w:rPr>
+          <w:rFonts w:ascii="Times New Roman" w:eastAsia="Times New Roman" w:hAnsi="Times New Roman" w:cs="Times New Roman"/>
+          <w:sz w:val="24"/>
+          <w:szCs w:val="24"/>
+          <w:lang w:eastAsia="en-IN"/>
+        </w:rPr>
+        <w:t xml:space="preserve"> </w:t>
+      </w:r>
+    </w:p>
+    <w:p>
+      <w:pPr>
+        <w:numPr>
+          <w:ilvl w:val="0"/>
+          <w:numId w:val="7"/>
+        </w:numPr>
+        <w:spacing w:before="100" w:beforeAutospacing="1" w:after="100" w:afterAutospacing="1" w:line="240" w:lineRule="auto"/>
+        <w:rPr>
+          <w:rFonts w:ascii="Times New Roman" w:eastAsia="Times New Roman" w:hAnsi="Times New Roman" w:cs="Times New Roman"/>
+          <w:sz w:val="24"/>
+          <w:szCs w:val="24"/>
+          <w:lang w:eastAsia="en-IN"/>
+        </w:rPr>
+      </w:pPr>
+      <w:r>
+        <w:rPr>
+          <w:rFonts w:ascii="Times New Roman" w:eastAsia="Times New Roman" w:hAnsi="Times New Roman" w:cs="Times New Roman"/>
+          <w:sz w:val="24"/>
+          <w:szCs w:val="24"/>
+          <w:lang w:eastAsia="en-IN"/>
+        </w:rPr>
+        <w:t xml:space="preserve">Appropriate </w:t>
+      </w:r>
+      <w:proofErr w:type="spellStart"/>
+      <w:r>
+        <w:rPr>
+          <w:rFonts w:ascii="Times New Roman" w:eastAsia="Times New Roman" w:hAnsi="Times New Roman" w:cs="Times New Roman"/>
+          <w:b/>
+          <w:bCs/>
+          <w:sz w:val="24"/>
+          <w:szCs w:val="24"/>
+          <w:lang w:eastAsia="en-IN"/>
+        </w:rPr>
+        <w:t>Anfang</w:t>
+      </w:r>
+      <w:proofErr w:type="spellEnd"/>
+      <w:r>
+        <w:rPr>
+          <w:rFonts w:ascii="Times New Roman" w:eastAsia="Times New Roman" w:hAnsi="Times New Roman" w:cs="Times New Roman"/>
+          <w:b/>
+          <w:bCs/>
+          <w:sz w:val="24"/>
+          <w:szCs w:val="24"/>
+          <w:lang w:eastAsia="en-IN"/>
+        </w:rPr>
+        <w:t>/</w:t>
+      </w:r>
+      <w:proofErr w:type="spellStart"/>
+      <w:r>
+        <w:rPr>
+          <w:rFonts w:ascii="Times New Roman" w:eastAsia="Times New Roman" w:hAnsi="Times New Roman" w:cs="Times New Roman"/>
+          <w:b/>
+          <w:bCs/>
+          <w:sz w:val="24"/>
+          <w:szCs w:val="24"/>
+          <w:lang w:eastAsia="en-IN"/>
+        </w:rPr>
+        <w:t>Anrede</w:t>
+      </w:r>
+      <w:proofErr w:type="spellEnd"/>
+      <w:r>
+        <w:rPr>
+          <w:rFonts w:ascii="Times New Roman" w:eastAsia="Times New Roman" w:hAnsi="Times New Roman" w:cs="Times New Roman"/>
+          <w:sz w:val="24"/>
+          <w:szCs w:val="24"/>
+          <w:lang w:eastAsia="en-IN"/>
+        </w:rPr>
+        <w:t xml:space="preserve"> and </w:t>
+      </w:r>
+      <w:proofErr w:type="spellStart"/>
+      <w:r>
+        <w:rPr>
+          <w:rFonts w:ascii="Times New Roman" w:eastAsia="Times New Roman" w:hAnsi="Times New Roman" w:cs="Times New Roman"/>
+          <w:b/>
+          <w:bCs/>
+          <w:sz w:val="24"/>
+          <w:szCs w:val="24"/>
+          <w:lang w:eastAsia="en-IN"/>
+        </w:rPr>
+        <w:t>Gruß</w:t>
+      </w:r>
+      <w:proofErr w:type="spellEnd"/>
+      <w:r>
+        <w:rPr>
+          <w:rFonts w:ascii="Times New Roman" w:eastAsia="Times New Roman" w:hAnsi="Times New Roman" w:cs="Times New Roman"/>
+          <w:b/>
+          <w:bCs/>
+          <w:sz w:val="24"/>
+          <w:szCs w:val="24"/>
+          <w:lang w:eastAsia="en-IN"/>
+        </w:rPr>
+        <w:t xml:space="preserve"> am </w:t>
+      </w:r>
+      <w:proofErr w:type="spellStart"/>
+      <w:r>
+        <w:rPr>
+          <w:rFonts w:ascii="Times New Roman" w:eastAsia="Times New Roman" w:hAnsi="Times New Roman" w:cs="Times New Roman"/>
+          <w:b/>
+          <w:bCs/>
+          <w:sz w:val="24"/>
+          <w:szCs w:val="24"/>
+          <w:lang w:eastAsia="en-IN"/>
+        </w:rPr>
+        <w:t>Schluss</w:t>
+      </w:r>
+      <w:proofErr w:type="spellEnd"/>
+      <w:r>
+        <w:rPr>
+          <w:rFonts w:ascii="Times New Roman" w:eastAsia="Times New Roman" w:hAnsi="Times New Roman" w:cs="Times New Roman"/>
+          <w:sz w:val="24"/>
+          <w:szCs w:val="24"/>
+          <w:lang w:eastAsia="en-IN"/>
+        </w:rPr>
+        <w:t xml:space="preserve"> required.</w:t>
+      </w:r>
+    </w:p>
+    <w:p>
+      <w:pPr>
+        <w:spacing w:before="100" w:beforeAutospacing="1" w:after="100" w:afterAutospacing="1" w:line="240" w:lineRule="auto"/>
+        <w:rPr>
+          <w:rFonts w:ascii="Times New Roman" w:eastAsia="Times New Roman" w:hAnsi="Times New Roman" w:cs="Times New Roman"/>
+          <w:sz w:val="24"/>
+          <w:szCs w:val="24"/>
+          <w:lang w:eastAsia="en-IN"/>
+        </w:rPr>
+      </w:pPr>
     </w:p>
     <w:p>
       <w:pPr>
@@ -4504,6 +5328,1099 @@
           <w:lang w:eastAsia="en-IN"/>
         </w:rPr>
         <w:t xml:space="preserve"> — 60</w:t>
+      </w:r>
+      <w:r>
+        <w:rPr>
+          <w:rFonts w:ascii="Times New Roman" w:eastAsia="Times New Roman" w:hAnsi="Times New Roman" w:cs="Times New Roman"/>
+          <w:b/>
+          <w:bCs/>
+          <w:sz w:val="36"/>
+          <w:szCs w:val="36"/>
+          <w:lang w:eastAsia="en-IN"/>
+        </w:rPr>
+        <w:t xml:space="preserve"> min</w:t>
+      </w:r>
+    </w:p>
+    <w:tbl>
+      <w:tblPr>
+        <w:tblW w:w="0" w:type="auto"/>
+        <w:tblCellSpacing w:w="15" w:type="dxa"/>
+        <w:tblCellMar>
+          <w:top w:w="15" w:type="dxa"/>
+          <w:left w:w="15" w:type="dxa"/>
+          <w:bottom w:w="15" w:type="dxa"/>
+          <w:right w:w="15" w:type="dxa"/>
+        </w:tblCellMar>
+        <w:tblLook w:val="04A0" w:firstRow="1" w:lastRow="0" w:firstColumn="1" w:lastColumn="0" w:noHBand="0" w:noVBand="1"/>
+      </w:tblPr>
+      <w:tblGrid>
+        <w:gridCol w:w="863"/>
+        <w:gridCol w:w="1074"/>
+        <w:gridCol w:w="1450"/>
+        <w:gridCol w:w="5639"/>
+      </w:tblGrid>
+      <w:tr>
+        <w:trPr>
+          <w:tblHeader/>
+          <w:tblCellSpacing w:w="15" w:type="dxa"/>
+        </w:trPr>
+        <w:tc>
+          <w:tcPr>
+            <w:tcW w:w="0" w:type="auto"/>
+            <w:tcBorders>
+              <w:bottom w:val="single" w:sz="4" w:space="0" w:color="auto"/>
+            </w:tcBorders>
+            <w:vAlign w:val="center"/>
+            <w:hideMark/>
+          </w:tcPr>
+          <w:p>
+            <w:pPr>
+              <w:spacing w:after="0" w:line="240" w:lineRule="auto"/>
+              <w:jc w:val="center"/>
+              <w:rPr>
+                <w:rFonts w:ascii="Times New Roman" w:eastAsia="Times New Roman" w:hAnsi="Times New Roman" w:cs="Times New Roman"/>
+                <w:b/>
+                <w:bCs/>
+                <w:sz w:val="24"/>
+                <w:szCs w:val="24"/>
+                <w:lang w:eastAsia="en-IN"/>
+              </w:rPr>
+            </w:pPr>
+            <w:proofErr w:type="spellStart"/>
+            <w:r>
+              <w:rPr>
+                <w:rFonts w:ascii="Times New Roman" w:eastAsia="Times New Roman" w:hAnsi="Times New Roman" w:cs="Times New Roman"/>
+                <w:b/>
+                <w:bCs/>
+                <w:sz w:val="24"/>
+                <w:szCs w:val="24"/>
+                <w:lang w:eastAsia="en-IN"/>
+              </w:rPr>
+              <w:t>Teil</w:t>
+            </w:r>
+            <w:proofErr w:type="spellEnd"/>
+          </w:p>
+        </w:tc>
+        <w:tc>
+          <w:tcPr>
+            <w:tcW w:w="0" w:type="auto"/>
+            <w:tcBorders>
+              <w:bottom w:val="single" w:sz="4" w:space="0" w:color="auto"/>
+            </w:tcBorders>
+            <w:vAlign w:val="center"/>
+            <w:hideMark/>
+          </w:tcPr>
+          <w:p>
+            <w:pPr>
+              <w:spacing w:after="0" w:line="240" w:lineRule="auto"/>
+              <w:jc w:val="right"/>
+              <w:rPr>
+                <w:rFonts w:ascii="Times New Roman" w:eastAsia="Times New Roman" w:hAnsi="Times New Roman" w:cs="Times New Roman"/>
+                <w:b/>
+                <w:bCs/>
+                <w:sz w:val="24"/>
+                <w:szCs w:val="24"/>
+                <w:lang w:eastAsia="en-IN"/>
+              </w:rPr>
+            </w:pPr>
+            <w:r>
+              <w:rPr>
+                <w:rFonts w:ascii="Times New Roman" w:eastAsia="Times New Roman" w:hAnsi="Times New Roman" w:cs="Times New Roman"/>
+                <w:b/>
+                <w:bCs/>
+                <w:sz w:val="24"/>
+                <w:szCs w:val="24"/>
+                <w:lang w:eastAsia="en-IN"/>
+              </w:rPr>
+              <w:t>Questions</w:t>
+            </w:r>
+          </w:p>
+        </w:tc>
+        <w:tc>
+          <w:tcPr>
+            <w:tcW w:w="0" w:type="auto"/>
+            <w:tcBorders>
+              <w:bottom w:val="single" w:sz="4" w:space="0" w:color="auto"/>
+            </w:tcBorders>
+            <w:vAlign w:val="center"/>
+            <w:hideMark/>
+          </w:tcPr>
+          <w:p>
+            <w:pPr>
+              <w:spacing w:after="0" w:line="240" w:lineRule="auto"/>
+              <w:jc w:val="center"/>
+              <w:rPr>
+                <w:rFonts w:ascii="Times New Roman" w:eastAsia="Times New Roman" w:hAnsi="Times New Roman" w:cs="Times New Roman"/>
+                <w:b/>
+                <w:bCs/>
+                <w:sz w:val="24"/>
+                <w:szCs w:val="24"/>
+                <w:lang w:eastAsia="en-IN"/>
+              </w:rPr>
+            </w:pPr>
+            <w:r>
+              <w:rPr>
+                <w:rFonts w:ascii="Times New Roman" w:eastAsia="Times New Roman" w:hAnsi="Times New Roman" w:cs="Times New Roman"/>
+                <w:b/>
+                <w:bCs/>
+                <w:sz w:val="24"/>
+                <w:szCs w:val="24"/>
+                <w:lang w:eastAsia="en-IN"/>
+              </w:rPr>
+              <w:t>Format</w:t>
+            </w:r>
+          </w:p>
+        </w:tc>
+        <w:tc>
+          <w:tcPr>
+            <w:tcW w:w="0" w:type="auto"/>
+            <w:tcBorders>
+              <w:bottom w:val="single" w:sz="4" w:space="0" w:color="auto"/>
+            </w:tcBorders>
+            <w:vAlign w:val="center"/>
+            <w:hideMark/>
+          </w:tcPr>
+          <w:p>
+            <w:pPr>
+              <w:spacing w:after="0" w:line="240" w:lineRule="auto"/>
+              <w:jc w:val="right"/>
+              <w:rPr>
+                <w:rFonts w:ascii="Times New Roman" w:eastAsia="Times New Roman" w:hAnsi="Times New Roman" w:cs="Times New Roman"/>
+                <w:b/>
+                <w:bCs/>
+                <w:sz w:val="24"/>
+                <w:szCs w:val="24"/>
+                <w:lang w:eastAsia="en-IN"/>
+              </w:rPr>
+            </w:pPr>
+            <w:r>
+              <w:rPr>
+                <w:rFonts w:ascii="Times New Roman" w:eastAsia="Times New Roman" w:hAnsi="Times New Roman" w:cs="Times New Roman"/>
+                <w:b/>
+                <w:bCs/>
+                <w:sz w:val="24"/>
+                <w:szCs w:val="24"/>
+                <w:lang w:eastAsia="en-IN"/>
+              </w:rPr>
+              <w:t>Points</w:t>
+            </w:r>
+          </w:p>
+        </w:tc>
+      </w:tr>
+      <w:tr>
+        <w:trPr>
+          <w:tblCellSpacing w:w="15" w:type="dxa"/>
+        </w:trPr>
+        <w:tc>
+          <w:tcPr>
+            <w:tcW w:w="0" w:type="auto"/>
+            <w:tcBorders>
+              <w:top w:val="single" w:sz="4" w:space="0" w:color="auto"/>
+              <w:bottom w:val="single" w:sz="4" w:space="0" w:color="auto"/>
+            </w:tcBorders>
+            <w:vAlign w:val="center"/>
+            <w:hideMark/>
+          </w:tcPr>
+          <w:p>
+            <w:pPr>
+              <w:spacing w:after="0" w:line="240" w:lineRule="auto"/>
+              <w:rPr>
+                <w:rFonts w:ascii="Times New Roman" w:eastAsia="Times New Roman" w:hAnsi="Times New Roman" w:cs="Times New Roman"/>
+                <w:sz w:val="24"/>
+                <w:szCs w:val="24"/>
+                <w:lang w:eastAsia="en-IN"/>
+              </w:rPr>
+            </w:pPr>
+            <w:proofErr w:type="spellStart"/>
+            <w:r>
+              <w:rPr>
+                <w:rFonts w:ascii="Times New Roman" w:eastAsia="Times New Roman" w:hAnsi="Times New Roman" w:cs="Times New Roman"/>
+                <w:b/>
+                <w:bCs/>
+                <w:sz w:val="24"/>
+                <w:szCs w:val="24"/>
+                <w:lang w:eastAsia="en-IN"/>
+              </w:rPr>
+              <w:t>Teil</w:t>
+            </w:r>
+            <w:proofErr w:type="spellEnd"/>
+            <w:r>
+              <w:rPr>
+                <w:rFonts w:ascii="Times New Roman" w:eastAsia="Times New Roman" w:hAnsi="Times New Roman" w:cs="Times New Roman"/>
+                <w:b/>
+                <w:bCs/>
+                <w:sz w:val="24"/>
+                <w:szCs w:val="24"/>
+                <w:lang w:eastAsia="en-IN"/>
+              </w:rPr>
+              <w:t xml:space="preserve"> 1</w:t>
+            </w:r>
+            <w:r>
+              <w:rPr>
+                <w:rFonts w:ascii="Times New Roman" w:eastAsia="Times New Roman" w:hAnsi="Times New Roman" w:cs="Times New Roman"/>
+                <w:b/>
+                <w:bCs/>
+                <w:sz w:val="24"/>
+                <w:szCs w:val="24"/>
+                <w:lang w:eastAsia="en-IN"/>
+              </w:rPr>
+              <w:t xml:space="preserve"> </w:t>
+            </w:r>
+            <w:r>
+              <w:rPr>
+                <w:rFonts w:ascii="Times New Roman" w:eastAsia="Times New Roman" w:hAnsi="Times New Roman" w:cs="Times New Roman"/>
+                <w:b/>
+                <w:bCs/>
+                <w:color w:val="00B0F0"/>
+                <w:sz w:val="24"/>
+                <w:szCs w:val="24"/>
+                <w:lang w:eastAsia="en-IN"/>
+              </w:rPr>
+              <w:t>20</w:t>
+            </w:r>
+          </w:p>
+        </w:tc>
+        <w:tc>
+          <w:tcPr>
+            <w:tcW w:w="0" w:type="auto"/>
+            <w:tcBorders>
+              <w:top w:val="single" w:sz="4" w:space="0" w:color="auto"/>
+              <w:bottom w:val="single" w:sz="4" w:space="0" w:color="auto"/>
+            </w:tcBorders>
+            <w:vAlign w:val="center"/>
+            <w:hideMark/>
+          </w:tcPr>
+          <w:p>
+            <w:pPr>
+              <w:spacing w:after="0" w:line="240" w:lineRule="auto"/>
+              <w:jc w:val="right"/>
+              <w:rPr>
+                <w:rFonts w:ascii="Times New Roman" w:eastAsia="Times New Roman" w:hAnsi="Times New Roman" w:cs="Times New Roman"/>
+                <w:sz w:val="24"/>
+                <w:szCs w:val="24"/>
+                <w:lang w:eastAsia="en-IN"/>
+              </w:rPr>
+            </w:pPr>
+            <w:r>
+              <w:rPr>
+                <w:rFonts w:ascii="Times New Roman" w:eastAsia="Times New Roman" w:hAnsi="Times New Roman" w:cs="Times New Roman"/>
+                <w:sz w:val="24"/>
+                <w:szCs w:val="24"/>
+                <w:lang w:eastAsia="en-IN"/>
+              </w:rPr>
+              <w:t>5</w:t>
+            </w:r>
+          </w:p>
+        </w:tc>
+        <w:tc>
+          <w:tcPr>
+            <w:tcW w:w="0" w:type="auto"/>
+            <w:tcBorders>
+              <w:top w:val="single" w:sz="4" w:space="0" w:color="auto"/>
+              <w:bottom w:val="single" w:sz="4" w:space="0" w:color="auto"/>
+            </w:tcBorders>
+            <w:vAlign w:val="center"/>
+            <w:hideMark/>
+          </w:tcPr>
+          <w:p>
+            <w:pPr>
+              <w:spacing w:after="0" w:line="240" w:lineRule="auto"/>
+              <w:rPr>
+                <w:rFonts w:ascii="Times New Roman" w:eastAsia="Times New Roman" w:hAnsi="Times New Roman" w:cs="Times New Roman"/>
+                <w:sz w:val="24"/>
+                <w:szCs w:val="24"/>
+                <w:lang w:eastAsia="en-IN"/>
+              </w:rPr>
+            </w:pPr>
+            <w:proofErr w:type="spellStart"/>
+            <w:r>
+              <w:rPr>
+                <w:rFonts w:ascii="Times New Roman" w:eastAsia="Times New Roman" w:hAnsi="Times New Roman" w:cs="Times New Roman"/>
+                <w:sz w:val="24"/>
+                <w:szCs w:val="24"/>
+                <w:lang w:eastAsia="en-IN"/>
+              </w:rPr>
+              <w:t>Zuordnung</w:t>
+            </w:r>
+            <w:proofErr w:type="spellEnd"/>
+          </w:p>
+        </w:tc>
+        <w:tc>
+          <w:tcPr>
+            <w:tcW w:w="0" w:type="auto"/>
+            <w:tcBorders>
+              <w:top w:val="single" w:sz="4" w:space="0" w:color="auto"/>
+              <w:bottom w:val="single" w:sz="4" w:space="0" w:color="auto"/>
+            </w:tcBorders>
+            <w:vAlign w:val="center"/>
+            <w:hideMark/>
+          </w:tcPr>
+          <w:p>
+            <w:pPr>
+              <w:spacing w:after="0" w:line="240" w:lineRule="auto"/>
+              <w:rPr>
+                <w:rFonts w:ascii="Times New Roman" w:eastAsia="Times New Roman" w:hAnsi="Times New Roman" w:cs="Times New Roman"/>
+                <w:sz w:val="24"/>
+                <w:szCs w:val="24"/>
+                <w:lang w:eastAsia="en-IN"/>
+              </w:rPr>
+            </w:pPr>
+            <w:proofErr w:type="gramStart"/>
+            <w:r>
+              <w:rPr>
+                <w:rFonts w:ascii="Times New Roman" w:eastAsia="Times New Roman" w:hAnsi="Symbol" w:cs="Times New Roman"/>
+                <w:sz w:val="24"/>
+                <w:szCs w:val="24"/>
+                <w:lang w:eastAsia="en-IN"/>
+              </w:rPr>
+              <w:t></w:t>
+            </w:r>
+            <w:r>
+              <w:rPr>
+                <w:rFonts w:ascii="Times New Roman" w:eastAsia="Times New Roman" w:hAnsi="Times New Roman" w:cs="Times New Roman"/>
+                <w:sz w:val="24"/>
+                <w:szCs w:val="24"/>
+                <w:lang w:eastAsia="en-IN"/>
+              </w:rPr>
+              <w:t xml:space="preserve">  </w:t>
+            </w:r>
+            <w:r>
+              <w:rPr>
+                <w:rFonts w:ascii="Times New Roman" w:eastAsia="Times New Roman" w:hAnsi="Times New Roman" w:cs="Times New Roman"/>
+                <w:b/>
+                <w:bCs/>
+                <w:sz w:val="24"/>
+                <w:szCs w:val="24"/>
+                <w:lang w:eastAsia="en-IN"/>
+              </w:rPr>
+              <w:t>Matching</w:t>
+            </w:r>
+            <w:proofErr w:type="gramEnd"/>
+            <w:r>
+              <w:rPr>
+                <w:rFonts w:ascii="Times New Roman" w:eastAsia="Times New Roman" w:hAnsi="Times New Roman" w:cs="Times New Roman"/>
+                <w:b/>
+                <w:bCs/>
+                <w:sz w:val="24"/>
+                <w:szCs w:val="24"/>
+                <w:lang w:eastAsia="en-IN"/>
+              </w:rPr>
+              <w:t xml:space="preserve"> / </w:t>
+            </w:r>
+            <w:proofErr w:type="spellStart"/>
+            <w:r>
+              <w:rPr>
+                <w:rFonts w:ascii="Times New Roman" w:eastAsia="Times New Roman" w:hAnsi="Times New Roman" w:cs="Times New Roman"/>
+                <w:b/>
+                <w:bCs/>
+                <w:sz w:val="24"/>
+                <w:szCs w:val="24"/>
+                <w:lang w:eastAsia="en-IN"/>
+              </w:rPr>
+              <w:t>Zuordnung</w:t>
+            </w:r>
+            <w:proofErr w:type="spellEnd"/>
+            <w:r>
+              <w:rPr>
+                <w:rFonts w:ascii="Times New Roman" w:eastAsia="Times New Roman" w:hAnsi="Times New Roman" w:cs="Times New Roman"/>
+                <w:sz w:val="24"/>
+                <w:szCs w:val="24"/>
+                <w:lang w:eastAsia="en-IN"/>
+              </w:rPr>
+              <w:t xml:space="preserve"> </w:t>
+            </w:r>
+          </w:p>
+          <w:p>
+            <w:pPr>
+              <w:spacing w:after="0" w:line="240" w:lineRule="auto"/>
+              <w:rPr>
+                <w:rFonts w:ascii="Times New Roman" w:eastAsia="Times New Roman" w:hAnsi="Times New Roman" w:cs="Times New Roman"/>
+                <w:sz w:val="24"/>
+                <w:szCs w:val="24"/>
+                <w:lang w:eastAsia="en-IN"/>
+              </w:rPr>
+            </w:pPr>
+            <w:proofErr w:type="gramStart"/>
+            <w:r>
+              <w:rPr>
+                <w:rFonts w:ascii="Times New Roman" w:eastAsia="Times New Roman" w:hAnsi="Symbol" w:cs="Times New Roman"/>
+                <w:sz w:val="24"/>
+                <w:szCs w:val="24"/>
+                <w:lang w:eastAsia="en-IN"/>
+              </w:rPr>
+              <w:t></w:t>
+            </w:r>
+            <w:r>
+              <w:rPr>
+                <w:rFonts w:ascii="Times New Roman" w:eastAsia="Times New Roman" w:hAnsi="Times New Roman" w:cs="Times New Roman"/>
+                <w:sz w:val="24"/>
+                <w:szCs w:val="24"/>
+                <w:lang w:eastAsia="en-IN"/>
+              </w:rPr>
+              <w:t xml:space="preserve">  5</w:t>
+            </w:r>
+            <w:proofErr w:type="gramEnd"/>
+            <w:r>
+              <w:rPr>
+                <w:rFonts w:ascii="Times New Roman" w:eastAsia="Times New Roman" w:hAnsi="Times New Roman" w:cs="Times New Roman"/>
+                <w:sz w:val="24"/>
+                <w:szCs w:val="24"/>
+                <w:lang w:eastAsia="en-IN"/>
+              </w:rPr>
+              <w:t xml:space="preserve"> situations → matching advertisements </w:t>
+            </w:r>
+          </w:p>
+          <w:p>
+            <w:pPr>
+              <w:spacing w:after="0" w:line="240" w:lineRule="auto"/>
+              <w:jc w:val="right"/>
+              <w:rPr>
+                <w:rFonts w:ascii="Times New Roman" w:eastAsia="Times New Roman" w:hAnsi="Times New Roman" w:cs="Times New Roman"/>
+                <w:sz w:val="24"/>
+                <w:szCs w:val="24"/>
+                <w:lang w:eastAsia="en-IN"/>
+              </w:rPr>
+            </w:pPr>
+            <w:r>
+              <w:rPr>
+                <w:rFonts w:ascii="Times New Roman" w:eastAsia="Times New Roman" w:hAnsi="Symbol" w:cs="Times New Roman"/>
+                <w:sz w:val="24"/>
+                <w:szCs w:val="24"/>
+                <w:lang w:eastAsia="en-IN"/>
+              </w:rPr>
+              <w:t></w:t>
+            </w:r>
+            <w:r>
+              <w:rPr>
+                <w:rFonts w:ascii="Times New Roman" w:eastAsia="Times New Roman" w:hAnsi="Times New Roman" w:cs="Times New Roman"/>
+                <w:sz w:val="24"/>
+                <w:szCs w:val="24"/>
+                <w:lang w:eastAsia="en-IN"/>
+              </w:rPr>
+              <w:t xml:space="preserve">  There are </w:t>
+            </w:r>
+            <w:r>
+              <w:rPr>
+                <w:rFonts w:ascii="Times New Roman" w:eastAsia="Times New Roman" w:hAnsi="Times New Roman" w:cs="Times New Roman"/>
+                <w:b/>
+                <w:bCs/>
+                <w:sz w:val="24"/>
+                <w:szCs w:val="24"/>
+                <w:lang w:eastAsia="en-IN"/>
+              </w:rPr>
+              <w:t>8 advertisements (a–h)</w:t>
+            </w:r>
+            <w:r>
+              <w:rPr>
+                <w:rFonts w:ascii="Times New Roman" w:eastAsia="Times New Roman" w:hAnsi="Times New Roman" w:cs="Times New Roman"/>
+                <w:sz w:val="24"/>
+                <w:szCs w:val="24"/>
+                <w:lang w:eastAsia="en-IN"/>
+              </w:rPr>
+              <w:t xml:space="preserve"> plus </w:t>
+            </w:r>
+            <w:r>
+              <w:rPr>
+                <w:rFonts w:ascii="Times New Roman" w:eastAsia="Times New Roman" w:hAnsi="Times New Roman" w:cs="Times New Roman"/>
+                <w:b/>
+                <w:bCs/>
+                <w:sz w:val="24"/>
+                <w:szCs w:val="24"/>
+                <w:lang w:eastAsia="en-IN"/>
+              </w:rPr>
+              <w:t>X = no suitable advertisement</w:t>
+            </w:r>
+          </w:p>
+        </w:tc>
+      </w:tr>
+      <w:tr>
+        <w:trPr>
+          <w:tblCellSpacing w:w="15" w:type="dxa"/>
+        </w:trPr>
+        <w:tc>
+          <w:tcPr>
+            <w:tcW w:w="0" w:type="auto"/>
+            <w:tcBorders>
+              <w:top w:val="single" w:sz="4" w:space="0" w:color="auto"/>
+              <w:bottom w:val="single" w:sz="4" w:space="0" w:color="auto"/>
+            </w:tcBorders>
+            <w:vAlign w:val="center"/>
+            <w:hideMark/>
+          </w:tcPr>
+          <w:p>
+            <w:pPr>
+              <w:spacing w:after="0" w:line="240" w:lineRule="auto"/>
+              <w:rPr>
+                <w:rFonts w:ascii="Times New Roman" w:eastAsia="Times New Roman" w:hAnsi="Times New Roman" w:cs="Times New Roman"/>
+                <w:sz w:val="24"/>
+                <w:szCs w:val="24"/>
+                <w:lang w:eastAsia="en-IN"/>
+              </w:rPr>
+            </w:pPr>
+            <w:proofErr w:type="spellStart"/>
+            <w:r>
+              <w:rPr>
+                <w:rFonts w:ascii="Times New Roman" w:eastAsia="Times New Roman" w:hAnsi="Times New Roman" w:cs="Times New Roman"/>
+                <w:b/>
+                <w:bCs/>
+                <w:sz w:val="24"/>
+                <w:szCs w:val="24"/>
+                <w:lang w:eastAsia="en-IN"/>
+              </w:rPr>
+              <w:t>Teil</w:t>
+            </w:r>
+            <w:proofErr w:type="spellEnd"/>
+            <w:r>
+              <w:rPr>
+                <w:rFonts w:ascii="Times New Roman" w:eastAsia="Times New Roman" w:hAnsi="Times New Roman" w:cs="Times New Roman"/>
+                <w:b/>
+                <w:bCs/>
+                <w:sz w:val="24"/>
+                <w:szCs w:val="24"/>
+                <w:lang w:eastAsia="en-IN"/>
+              </w:rPr>
+              <w:t xml:space="preserve"> 2</w:t>
+            </w:r>
+            <w:r>
+              <w:rPr>
+                <w:rFonts w:ascii="Times New Roman" w:eastAsia="Times New Roman" w:hAnsi="Times New Roman" w:cs="Times New Roman"/>
+                <w:b/>
+                <w:bCs/>
+                <w:sz w:val="24"/>
+                <w:szCs w:val="24"/>
+                <w:lang w:eastAsia="en-IN"/>
+              </w:rPr>
+              <w:t xml:space="preserve"> </w:t>
+            </w:r>
+            <w:r>
+              <w:rPr>
+                <w:rFonts w:ascii="Times New Roman" w:eastAsia="Times New Roman" w:hAnsi="Times New Roman" w:cs="Times New Roman"/>
+                <w:b/>
+                <w:bCs/>
+                <w:color w:val="00B0F0"/>
+                <w:sz w:val="24"/>
+                <w:szCs w:val="24"/>
+                <w:lang w:eastAsia="en-IN"/>
+              </w:rPr>
+              <w:t>20</w:t>
+            </w:r>
+          </w:p>
+        </w:tc>
+        <w:tc>
+          <w:tcPr>
+            <w:tcW w:w="0" w:type="auto"/>
+            <w:tcBorders>
+              <w:top w:val="single" w:sz="4" w:space="0" w:color="auto"/>
+              <w:bottom w:val="single" w:sz="4" w:space="0" w:color="auto"/>
+            </w:tcBorders>
+            <w:vAlign w:val="center"/>
+            <w:hideMark/>
+          </w:tcPr>
+          <w:p>
+            <w:pPr>
+              <w:spacing w:after="0" w:line="240" w:lineRule="auto"/>
+              <w:jc w:val="right"/>
+              <w:rPr>
+                <w:rFonts w:ascii="Times New Roman" w:eastAsia="Times New Roman" w:hAnsi="Times New Roman" w:cs="Times New Roman"/>
+                <w:sz w:val="24"/>
+                <w:szCs w:val="24"/>
+                <w:lang w:eastAsia="en-IN"/>
+              </w:rPr>
+            </w:pPr>
+            <w:r>
+              <w:rPr>
+                <w:rFonts w:ascii="Times New Roman" w:eastAsia="Times New Roman" w:hAnsi="Times New Roman" w:cs="Times New Roman"/>
+                <w:sz w:val="24"/>
+                <w:szCs w:val="24"/>
+                <w:lang w:eastAsia="en-IN"/>
+              </w:rPr>
+              <w:t>5</w:t>
+            </w:r>
+          </w:p>
+        </w:tc>
+        <w:tc>
+          <w:tcPr>
+            <w:tcW w:w="0" w:type="auto"/>
+            <w:tcBorders>
+              <w:top w:val="single" w:sz="4" w:space="0" w:color="auto"/>
+              <w:bottom w:val="single" w:sz="4" w:space="0" w:color="auto"/>
+            </w:tcBorders>
+            <w:vAlign w:val="center"/>
+            <w:hideMark/>
+          </w:tcPr>
+          <w:p>
+            <w:pPr>
+              <w:spacing w:after="0" w:line="240" w:lineRule="auto"/>
+              <w:rPr>
+                <w:rFonts w:ascii="Times New Roman" w:eastAsia="Times New Roman" w:hAnsi="Times New Roman" w:cs="Times New Roman"/>
+                <w:sz w:val="24"/>
+                <w:szCs w:val="24"/>
+                <w:lang w:eastAsia="en-IN"/>
+              </w:rPr>
+            </w:pPr>
+            <w:r>
+              <w:rPr>
+                <w:rFonts w:ascii="Times New Roman" w:eastAsia="Times New Roman" w:hAnsi="Times New Roman" w:cs="Times New Roman"/>
+                <w:sz w:val="24"/>
+                <w:szCs w:val="24"/>
+                <w:lang w:eastAsia="en-IN"/>
+              </w:rPr>
+              <w:t>Multiple choice</w:t>
+            </w:r>
+          </w:p>
+        </w:tc>
+        <w:tc>
+          <w:tcPr>
+            <w:tcW w:w="0" w:type="auto"/>
+            <w:tcBorders>
+              <w:top w:val="single" w:sz="4" w:space="0" w:color="auto"/>
+              <w:bottom w:val="single" w:sz="4" w:space="0" w:color="auto"/>
+            </w:tcBorders>
+            <w:vAlign w:val="center"/>
+            <w:hideMark/>
+          </w:tcPr>
+          <w:p>
+            <w:pPr>
+              <w:spacing w:after="0" w:line="240" w:lineRule="auto"/>
+              <w:rPr>
+                <w:rFonts w:ascii="Times New Roman" w:eastAsia="Times New Roman" w:hAnsi="Times New Roman" w:cs="Times New Roman"/>
+                <w:sz w:val="24"/>
+                <w:szCs w:val="24"/>
+                <w:lang w:eastAsia="en-IN"/>
+              </w:rPr>
+            </w:pPr>
+            <w:r>
+              <w:rPr>
+                <w:rFonts w:ascii="Times New Roman" w:eastAsia="Times New Roman" w:hAnsi="Times New Roman" w:cs="Times New Roman"/>
+                <w:b/>
+                <w:bCs/>
+                <w:sz w:val="24"/>
+                <w:szCs w:val="24"/>
+                <w:lang w:eastAsia="en-IN"/>
+              </w:rPr>
+              <w:t xml:space="preserve"> Multiple Choice</w:t>
+            </w:r>
+            <w:r>
+              <w:rPr>
+                <w:rFonts w:ascii="Times New Roman" w:eastAsia="Times New Roman" w:hAnsi="Times New Roman" w:cs="Times New Roman"/>
+                <w:sz w:val="24"/>
+                <w:szCs w:val="24"/>
+                <w:lang w:eastAsia="en-IN"/>
+              </w:rPr>
+              <w:t xml:space="preserve"> </w:t>
+            </w:r>
+          </w:p>
+          <w:p>
+            <w:pPr>
+              <w:spacing w:after="0" w:line="240" w:lineRule="auto"/>
+              <w:rPr>
+                <w:rFonts w:ascii="Times New Roman" w:eastAsia="Times New Roman" w:hAnsi="Times New Roman" w:cs="Times New Roman"/>
+                <w:sz w:val="24"/>
+                <w:szCs w:val="24"/>
+                <w:lang w:eastAsia="en-IN"/>
+              </w:rPr>
+            </w:pPr>
+            <w:r>
+              <w:rPr>
+                <w:rFonts w:ascii="Times New Roman" w:eastAsia="Times New Roman" w:hAnsi="Symbol" w:cs="Times New Roman"/>
+                <w:sz w:val="24"/>
+                <w:szCs w:val="24"/>
+                <w:lang w:eastAsia="en-IN"/>
+              </w:rPr>
+              <w:t></w:t>
+            </w:r>
+            <w:r>
+              <w:rPr>
+                <w:rFonts w:ascii="Times New Roman" w:eastAsia="Times New Roman" w:hAnsi="Times New Roman" w:cs="Times New Roman"/>
+                <w:sz w:val="24"/>
+                <w:szCs w:val="24"/>
+                <w:lang w:eastAsia="en-IN"/>
+              </w:rPr>
+              <w:t xml:space="preserve"> 1 short informational text </w:t>
+            </w:r>
+          </w:p>
+          <w:p>
+            <w:pPr>
+              <w:spacing w:after="0" w:line="240" w:lineRule="auto"/>
+              <w:rPr>
+                <w:rFonts w:ascii="Times New Roman" w:eastAsia="Times New Roman" w:hAnsi="Times New Roman" w:cs="Times New Roman"/>
+                <w:sz w:val="24"/>
+                <w:szCs w:val="24"/>
+                <w:lang w:eastAsia="en-IN"/>
+              </w:rPr>
+            </w:pPr>
+            <w:r>
+              <w:rPr>
+                <w:rFonts w:ascii="Times New Roman" w:eastAsia="Times New Roman" w:hAnsi="Symbol" w:cs="Times New Roman"/>
+                <w:sz w:val="24"/>
+                <w:szCs w:val="24"/>
+                <w:lang w:eastAsia="en-IN"/>
+              </w:rPr>
+              <w:t></w:t>
+            </w:r>
+            <w:r>
+              <w:rPr>
+                <w:rFonts w:ascii="Times New Roman" w:eastAsia="Times New Roman" w:hAnsi="Times New Roman" w:cs="Times New Roman"/>
+                <w:sz w:val="24"/>
+                <w:szCs w:val="24"/>
+                <w:lang w:eastAsia="en-IN"/>
+              </w:rPr>
+              <w:t xml:space="preserve"> </w:t>
+            </w:r>
+            <w:proofErr w:type="spellStart"/>
+            <w:r>
+              <w:rPr>
+                <w:rFonts w:ascii="Times New Roman" w:eastAsia="Times New Roman" w:hAnsi="Times New Roman" w:cs="Times New Roman"/>
+                <w:sz w:val="24"/>
+                <w:szCs w:val="24"/>
+                <w:lang w:eastAsia="en-IN"/>
+              </w:rPr>
+              <w:t>Aufgaben</w:t>
+            </w:r>
+            <w:proofErr w:type="spellEnd"/>
+            <w:r>
+              <w:rPr>
+                <w:rFonts w:ascii="Times New Roman" w:eastAsia="Times New Roman" w:hAnsi="Times New Roman" w:cs="Times New Roman"/>
+                <w:sz w:val="24"/>
+                <w:szCs w:val="24"/>
+                <w:lang w:eastAsia="en-IN"/>
+              </w:rPr>
+              <w:t xml:space="preserve"> 7–9 → </w:t>
+            </w:r>
+            <w:r>
+              <w:rPr>
+                <w:rFonts w:ascii="Times New Roman" w:eastAsia="Times New Roman" w:hAnsi="Times New Roman" w:cs="Times New Roman"/>
+                <w:b/>
+                <w:bCs/>
+                <w:sz w:val="24"/>
+                <w:szCs w:val="24"/>
+                <w:lang w:eastAsia="en-IN"/>
+              </w:rPr>
+              <w:t>Multiple Choice (a/b/c)</w:t>
+            </w:r>
+          </w:p>
+        </w:tc>
+      </w:tr>
+      <w:tr>
+        <w:trPr>
+          <w:tblCellSpacing w:w="15" w:type="dxa"/>
+        </w:trPr>
+        <w:tc>
+          <w:tcPr>
+            <w:tcW w:w="0" w:type="auto"/>
+            <w:tcBorders>
+              <w:top w:val="single" w:sz="4" w:space="0" w:color="auto"/>
+              <w:bottom w:val="single" w:sz="4" w:space="0" w:color="auto"/>
+            </w:tcBorders>
+            <w:vAlign w:val="center"/>
+            <w:hideMark/>
+          </w:tcPr>
+          <w:p>
+            <w:pPr>
+              <w:spacing w:after="0" w:line="240" w:lineRule="auto"/>
+              <w:rPr>
+                <w:rFonts w:ascii="Times New Roman" w:eastAsia="Times New Roman" w:hAnsi="Times New Roman" w:cs="Times New Roman"/>
+                <w:sz w:val="24"/>
+                <w:szCs w:val="24"/>
+                <w:lang w:eastAsia="en-IN"/>
+              </w:rPr>
+            </w:pPr>
+            <w:proofErr w:type="spellStart"/>
+            <w:r>
+              <w:rPr>
+                <w:rFonts w:ascii="Times New Roman" w:eastAsia="Times New Roman" w:hAnsi="Times New Roman" w:cs="Times New Roman"/>
+                <w:b/>
+                <w:bCs/>
+                <w:sz w:val="24"/>
+                <w:szCs w:val="24"/>
+                <w:lang w:eastAsia="en-IN"/>
+              </w:rPr>
+              <w:t>Teil</w:t>
+            </w:r>
+            <w:proofErr w:type="spellEnd"/>
+            <w:r>
+              <w:rPr>
+                <w:rFonts w:ascii="Times New Roman" w:eastAsia="Times New Roman" w:hAnsi="Times New Roman" w:cs="Times New Roman"/>
+                <w:b/>
+                <w:bCs/>
+                <w:sz w:val="24"/>
+                <w:szCs w:val="24"/>
+                <w:lang w:eastAsia="en-IN"/>
+              </w:rPr>
+              <w:t xml:space="preserve"> 3</w:t>
+            </w:r>
+            <w:r>
+              <w:rPr>
+                <w:rFonts w:ascii="Times New Roman" w:eastAsia="Times New Roman" w:hAnsi="Times New Roman" w:cs="Times New Roman"/>
+                <w:b/>
+                <w:bCs/>
+                <w:sz w:val="24"/>
+                <w:szCs w:val="24"/>
+                <w:lang w:eastAsia="en-IN"/>
+              </w:rPr>
+              <w:t xml:space="preserve"> </w:t>
+            </w:r>
+            <w:r>
+              <w:rPr>
+                <w:rFonts w:ascii="Times New Roman" w:eastAsia="Times New Roman" w:hAnsi="Times New Roman" w:cs="Times New Roman"/>
+                <w:b/>
+                <w:bCs/>
+                <w:color w:val="00B0F0"/>
+                <w:sz w:val="24"/>
+                <w:szCs w:val="24"/>
+                <w:lang w:eastAsia="en-IN"/>
+              </w:rPr>
+              <w:t>20</w:t>
+            </w:r>
+          </w:p>
+        </w:tc>
+        <w:tc>
+          <w:tcPr>
+            <w:tcW w:w="0" w:type="auto"/>
+            <w:tcBorders>
+              <w:top w:val="single" w:sz="4" w:space="0" w:color="auto"/>
+              <w:bottom w:val="single" w:sz="4" w:space="0" w:color="auto"/>
+            </w:tcBorders>
+            <w:vAlign w:val="center"/>
+            <w:hideMark/>
+          </w:tcPr>
+          <w:p>
+            <w:pPr>
+              <w:spacing w:after="0" w:line="240" w:lineRule="auto"/>
+              <w:jc w:val="right"/>
+              <w:rPr>
+                <w:rFonts w:ascii="Times New Roman" w:eastAsia="Times New Roman" w:hAnsi="Times New Roman" w:cs="Times New Roman"/>
+                <w:sz w:val="24"/>
+                <w:szCs w:val="24"/>
+                <w:lang w:eastAsia="en-IN"/>
+              </w:rPr>
+            </w:pPr>
+            <w:r>
+              <w:rPr>
+                <w:rFonts w:ascii="Times New Roman" w:eastAsia="Times New Roman" w:hAnsi="Times New Roman" w:cs="Times New Roman"/>
+                <w:sz w:val="24"/>
+                <w:szCs w:val="24"/>
+                <w:lang w:eastAsia="en-IN"/>
+              </w:rPr>
+              <w:t>10</w:t>
+            </w:r>
+          </w:p>
+        </w:tc>
+        <w:tc>
+          <w:tcPr>
+            <w:tcW w:w="0" w:type="auto"/>
+            <w:tcBorders>
+              <w:top w:val="single" w:sz="4" w:space="0" w:color="auto"/>
+              <w:bottom w:val="single" w:sz="4" w:space="0" w:color="auto"/>
+            </w:tcBorders>
+            <w:vAlign w:val="center"/>
+            <w:hideMark/>
+          </w:tcPr>
+          <w:p>
+            <w:pPr>
+              <w:spacing w:after="0" w:line="240" w:lineRule="auto"/>
+              <w:rPr>
+                <w:rFonts w:ascii="Times New Roman" w:eastAsia="Times New Roman" w:hAnsi="Times New Roman" w:cs="Times New Roman"/>
+                <w:sz w:val="24"/>
+                <w:szCs w:val="24"/>
+                <w:lang w:eastAsia="en-IN"/>
+              </w:rPr>
+            </w:pPr>
+            <w:proofErr w:type="spellStart"/>
+            <w:r>
+              <w:rPr>
+                <w:rFonts w:ascii="Times New Roman" w:eastAsia="Times New Roman" w:hAnsi="Times New Roman" w:cs="Times New Roman"/>
+                <w:sz w:val="24"/>
+                <w:szCs w:val="24"/>
+                <w:lang w:eastAsia="en-IN"/>
+              </w:rPr>
+              <w:t>Zuordnung</w:t>
+            </w:r>
+            <w:proofErr w:type="spellEnd"/>
+          </w:p>
+        </w:tc>
+        <w:tc>
+          <w:tcPr>
+            <w:tcW w:w="0" w:type="auto"/>
+            <w:tcBorders>
+              <w:top w:val="single" w:sz="4" w:space="0" w:color="auto"/>
+              <w:bottom w:val="single" w:sz="4" w:space="0" w:color="auto"/>
+            </w:tcBorders>
+            <w:vAlign w:val="center"/>
+            <w:hideMark/>
+          </w:tcPr>
+          <w:p>
+            <w:pPr>
+              <w:spacing w:after="0" w:line="240" w:lineRule="auto"/>
+              <w:jc w:val="right"/>
+              <w:rPr>
+                <w:rFonts w:ascii="Times New Roman" w:eastAsia="Times New Roman" w:hAnsi="Times New Roman" w:cs="Times New Roman"/>
+                <w:sz w:val="24"/>
+                <w:szCs w:val="24"/>
+                <w:lang w:eastAsia="en-IN"/>
+              </w:rPr>
+            </w:pPr>
+            <w:proofErr w:type="spellStart"/>
+            <w:r>
+              <w:t>Zuordnung</w:t>
+            </w:r>
+            <w:proofErr w:type="spellEnd"/>
+            <w:r>
+              <w:t xml:space="preserve"> / Matching</w:t>
+            </w:r>
+          </w:p>
+        </w:tc>
+      </w:tr>
+      <w:tr>
+        <w:trPr>
+          <w:tblCellSpacing w:w="15" w:type="dxa"/>
+        </w:trPr>
+        <w:tc>
+          <w:tcPr>
+            <w:tcW w:w="0" w:type="auto"/>
+            <w:vAlign w:val="center"/>
+            <w:hideMark/>
+          </w:tcPr>
+          <w:p>
+            <w:pPr>
+              <w:spacing w:after="0" w:line="240" w:lineRule="auto"/>
+              <w:rPr>
+                <w:rFonts w:ascii="Times New Roman" w:eastAsia="Times New Roman" w:hAnsi="Times New Roman" w:cs="Times New Roman"/>
+                <w:sz w:val="24"/>
+                <w:szCs w:val="24"/>
+                <w:lang w:eastAsia="en-IN"/>
+              </w:rPr>
+            </w:pPr>
+            <w:r>
+              <w:rPr>
+                <w:rFonts w:ascii="Times New Roman" w:eastAsia="Times New Roman" w:hAnsi="Times New Roman" w:cs="Times New Roman"/>
+                <w:b/>
+                <w:bCs/>
+                <w:sz w:val="24"/>
+                <w:szCs w:val="24"/>
+                <w:lang w:eastAsia="en-IN"/>
+              </w:rPr>
+              <w:t>Total</w:t>
+            </w:r>
+          </w:p>
+        </w:tc>
+        <w:tc>
+          <w:tcPr>
+            <w:tcW w:w="0" w:type="auto"/>
+            <w:vAlign w:val="center"/>
+            <w:hideMark/>
+          </w:tcPr>
+          <w:p>
+            <w:pPr>
+              <w:spacing w:after="0" w:line="240" w:lineRule="auto"/>
+              <w:jc w:val="right"/>
+              <w:rPr>
+                <w:rFonts w:ascii="Times New Roman" w:eastAsia="Times New Roman" w:hAnsi="Times New Roman" w:cs="Times New Roman"/>
+                <w:sz w:val="24"/>
+                <w:szCs w:val="24"/>
+                <w:lang w:eastAsia="en-IN"/>
+              </w:rPr>
+            </w:pPr>
+            <w:r>
+              <w:rPr>
+                <w:rFonts w:ascii="Times New Roman" w:eastAsia="Times New Roman" w:hAnsi="Times New Roman" w:cs="Times New Roman"/>
+                <w:b/>
+                <w:bCs/>
+                <w:sz w:val="24"/>
+                <w:szCs w:val="24"/>
+                <w:lang w:eastAsia="en-IN"/>
+              </w:rPr>
+              <w:t>20</w:t>
+            </w:r>
+          </w:p>
+        </w:tc>
+        <w:tc>
+          <w:tcPr>
+            <w:tcW w:w="0" w:type="auto"/>
+            <w:vAlign w:val="center"/>
+            <w:hideMark/>
+          </w:tcPr>
+          <w:p>
+            <w:pPr>
+              <w:spacing w:after="0" w:line="240" w:lineRule="auto"/>
+              <w:jc w:val="right"/>
+              <w:rPr>
+                <w:rFonts w:ascii="Times New Roman" w:eastAsia="Times New Roman" w:hAnsi="Times New Roman" w:cs="Times New Roman"/>
+                <w:sz w:val="24"/>
+                <w:szCs w:val="24"/>
+                <w:lang w:eastAsia="en-IN"/>
+              </w:rPr>
+            </w:pPr>
+          </w:p>
+        </w:tc>
+        <w:tc>
+          <w:tcPr>
+            <w:tcW w:w="0" w:type="auto"/>
+            <w:vAlign w:val="center"/>
+            <w:hideMark/>
+          </w:tcPr>
+          <w:p>
+            <w:pPr>
+              <w:spacing w:after="0" w:line="240" w:lineRule="auto"/>
+              <w:jc w:val="right"/>
+              <w:rPr>
+                <w:rFonts w:ascii="Times New Roman" w:eastAsia="Times New Roman" w:hAnsi="Times New Roman" w:cs="Times New Roman"/>
+                <w:b/>
+                <w:sz w:val="24"/>
+                <w:szCs w:val="24"/>
+                <w:lang w:eastAsia="en-IN"/>
+              </w:rPr>
+            </w:pPr>
+            <w:r>
+              <w:rPr>
+                <w:rFonts w:ascii="Times New Roman" w:eastAsia="Times New Roman" w:hAnsi="Times New Roman" w:cs="Times New Roman"/>
+                <w:b/>
+                <w:sz w:val="24"/>
+                <w:szCs w:val="24"/>
+                <w:lang w:eastAsia="en-IN"/>
+              </w:rPr>
+              <w:t>75</w:t>
+            </w:r>
+          </w:p>
+        </w:tc>
+      </w:tr>
+    </w:tbl>
+    <w:p>
+      <w:pPr>
+        <w:spacing w:before="100" w:beforeAutospacing="1" w:after="100" w:afterAutospacing="1" w:line="240" w:lineRule="auto"/>
+        <w:outlineLvl w:val="1"/>
+        <w:rPr>
+          <w:rFonts w:ascii="Times New Roman" w:eastAsia="Times New Roman" w:hAnsi="Times New Roman" w:cs="Times New Roman"/>
+          <w:b/>
+          <w:bCs/>
+          <w:sz w:val="36"/>
+          <w:szCs w:val="36"/>
+          <w:lang w:eastAsia="en-IN"/>
+        </w:rPr>
+      </w:pPr>
+      <w:proofErr w:type="spellStart"/>
+      <w:r>
+        <w:rPr>
+          <w:rFonts w:ascii="Times New Roman" w:eastAsia="Times New Roman" w:hAnsi="Times New Roman" w:cs="Times New Roman"/>
+          <w:b/>
+          <w:bCs/>
+          <w:sz w:val="36"/>
+          <w:szCs w:val="36"/>
+          <w:lang w:eastAsia="en-IN"/>
+        </w:rPr>
+        <w:t>Sprachbausteine</w:t>
+      </w:r>
+      <w:proofErr w:type="spellEnd"/>
+      <w:r>
+        <w:rPr>
+          <w:rFonts w:ascii="Times New Roman" w:eastAsia="Times New Roman" w:hAnsi="Times New Roman" w:cs="Times New Roman"/>
+          <w:b/>
+          <w:bCs/>
+          <w:sz w:val="36"/>
+          <w:szCs w:val="36"/>
+          <w:lang w:eastAsia="en-IN"/>
+        </w:rPr>
+        <w:t xml:space="preserve"> — 30</w:t>
       </w:r>
       <w:r>
         <w:rPr>
@@ -4532,7 +6449,7 @@
       <w:tblGrid>
         <w:gridCol w:w="955"/>
         <w:gridCol w:w="1074"/>
-        <w:gridCol w:w="1573"/>
+        <w:gridCol w:w="1680"/>
         <w:gridCol w:w="716"/>
       </w:tblGrid>
       <w:tr>
@@ -4736,7 +6653,7 @@
                 <w:szCs w:val="24"/>
                 <w:lang w:eastAsia="en-IN"/>
               </w:rPr>
-              <w:t>20</w:t>
+              <w:t>15</w:t>
             </w:r>
           </w:p>
         </w:tc>
@@ -4764,37 +6681,35 @@
                 <w:szCs w:val="24"/>
                 <w:lang w:eastAsia="en-IN"/>
               </w:rPr>
-              <w:t>5</w:t>
-            </w:r>
-          </w:p>
-        </w:tc>
-        <w:tc>
-          <w:tcPr>
-            <w:tcW w:w="0" w:type="auto"/>
-            <w:vAlign w:val="center"/>
-            <w:hideMark/>
-          </w:tcPr>
-          <w:p>
-            <w:pPr>
-              <w:spacing w:after="0" w:line="240" w:lineRule="auto"/>
-              <w:rPr>
-                <w:rFonts w:ascii="Times New Roman" w:eastAsia="Times New Roman" w:hAnsi="Times New Roman" w:cs="Times New Roman"/>
-                <w:sz w:val="24"/>
-                <w:szCs w:val="24"/>
-                <w:lang w:eastAsia="en-IN"/>
-              </w:rPr>
-            </w:pPr>
-            <w:proofErr w:type="spellStart"/>
-            <w:r>
-              <w:rPr>
-                <w:rFonts w:ascii="Times New Roman" w:eastAsia="Times New Roman" w:hAnsi="Times New Roman" w:cs="Times New Roman"/>
-                <w:sz w:val="24"/>
-                <w:szCs w:val="24"/>
-                <w:lang w:eastAsia="en-IN"/>
-              </w:rPr>
-              <w:t>Zuordnung</w:t>
-            </w:r>
-            <w:proofErr w:type="spellEnd"/>
+              <w:t>10</w:t>
+            </w:r>
+          </w:p>
+        </w:tc>
+        <w:tc>
+          <w:tcPr>
+            <w:tcW w:w="0" w:type="auto"/>
+            <w:vAlign w:val="center"/>
+            <w:hideMark/>
+          </w:tcPr>
+          <w:p>
+            <w:pPr>
+              <w:spacing w:after="0" w:line="240" w:lineRule="auto"/>
+              <w:rPr>
+                <w:rFonts w:ascii="Times New Roman" w:eastAsia="Times New Roman" w:hAnsi="Times New Roman" w:cs="Times New Roman"/>
+                <w:sz w:val="24"/>
+                <w:szCs w:val="24"/>
+                <w:lang w:eastAsia="en-IN"/>
+              </w:rPr>
+            </w:pPr>
+            <w:r>
+              <w:rPr>
+                <w:rFonts w:ascii="Times New Roman" w:eastAsia="Times New Roman" w:hAnsi="Times New Roman" w:cs="Times New Roman"/>
+                <w:sz w:val="24"/>
+                <w:szCs w:val="24"/>
+                <w:lang w:eastAsia="en-IN"/>
+              </w:rPr>
+              <w:t>Multiple choice</w:t>
+            </w:r>
           </w:p>
         </w:tc>
         <w:tc>
@@ -4821,16 +6736,7 @@
                 <w:szCs w:val="24"/>
                 <w:lang w:eastAsia="en-IN"/>
               </w:rPr>
-              <w:t>2</w:t>
-            </w:r>
-            <w:r>
-              <w:rPr>
-                <w:rFonts w:ascii="Times New Roman" w:eastAsia="Times New Roman" w:hAnsi="Times New Roman" w:cs="Times New Roman"/>
-                <w:sz w:val="24"/>
-                <w:szCs w:val="24"/>
-                <w:lang w:eastAsia="en-IN"/>
-              </w:rPr>
-              <w:t>5</w:t>
+              <w:t>15</w:t>
             </w:r>
           </w:p>
         </w:tc>
@@ -4900,7 +6806,7 @@
                 <w:szCs w:val="24"/>
                 <w:lang w:eastAsia="en-IN"/>
               </w:rPr>
-              <w:t>20</w:t>
+              <w:t>15</w:t>
             </w:r>
           </w:p>
         </w:tc>
@@ -4928,168 +6834,6 @@
                 <w:szCs w:val="24"/>
                 <w:lang w:eastAsia="en-IN"/>
               </w:rPr>
-              <w:t>5</w:t>
-            </w:r>
-          </w:p>
-        </w:tc>
-        <w:tc>
-          <w:tcPr>
-            <w:tcW w:w="0" w:type="auto"/>
-            <w:vAlign w:val="center"/>
-            <w:hideMark/>
-          </w:tcPr>
-          <w:p>
-            <w:pPr>
-              <w:spacing w:after="0" w:line="240" w:lineRule="auto"/>
-              <w:rPr>
-                <w:rFonts w:ascii="Times New Roman" w:eastAsia="Times New Roman" w:hAnsi="Times New Roman" w:cs="Times New Roman"/>
-                <w:sz w:val="24"/>
-                <w:szCs w:val="24"/>
-                <w:lang w:eastAsia="en-IN"/>
-              </w:rPr>
-            </w:pPr>
-            <w:r>
-              <w:rPr>
-                <w:rFonts w:ascii="Times New Roman" w:eastAsia="Times New Roman" w:hAnsi="Times New Roman" w:cs="Times New Roman"/>
-                <w:sz w:val="24"/>
-                <w:szCs w:val="24"/>
-                <w:lang w:eastAsia="en-IN"/>
-              </w:rPr>
-              <w:t>Multiple choice</w:t>
-            </w:r>
-          </w:p>
-        </w:tc>
-        <w:tc>
-          <w:tcPr>
-            <w:tcW w:w="0" w:type="auto"/>
-            <w:vAlign w:val="center"/>
-            <w:hideMark/>
-          </w:tcPr>
-          <w:p>
-            <w:pPr>
-              <w:spacing w:after="0" w:line="240" w:lineRule="auto"/>
-              <w:jc w:val="right"/>
-              <w:rPr>
-                <w:rFonts w:ascii="Times New Roman" w:eastAsia="Times New Roman" w:hAnsi="Times New Roman" w:cs="Times New Roman"/>
-                <w:sz w:val="24"/>
-                <w:szCs w:val="24"/>
-                <w:lang w:eastAsia="en-IN"/>
-              </w:rPr>
-            </w:pPr>
-            <w:r>
-              <w:rPr>
-                <w:rFonts w:ascii="Times New Roman" w:eastAsia="Times New Roman" w:hAnsi="Times New Roman" w:cs="Times New Roman"/>
-                <w:sz w:val="24"/>
-                <w:szCs w:val="24"/>
-                <w:lang w:eastAsia="en-IN"/>
-              </w:rPr>
-              <w:t>2</w:t>
-            </w:r>
-            <w:r>
-              <w:rPr>
-                <w:rFonts w:ascii="Times New Roman" w:eastAsia="Times New Roman" w:hAnsi="Times New Roman" w:cs="Times New Roman"/>
-                <w:sz w:val="24"/>
-                <w:szCs w:val="24"/>
-                <w:lang w:eastAsia="en-IN"/>
-              </w:rPr>
-              <w:t>5</w:t>
-            </w:r>
-          </w:p>
-        </w:tc>
-      </w:tr>
-      <w:tr>
-        <w:trPr>
-          <w:tblCellSpacing w:w="15" w:type="dxa"/>
-        </w:trPr>
-        <w:tc>
-          <w:tcPr>
-            <w:tcW w:w="0" w:type="auto"/>
-            <w:vAlign w:val="center"/>
-            <w:hideMark/>
-          </w:tcPr>
-          <w:p>
-            <w:pPr>
-              <w:spacing w:after="0" w:line="240" w:lineRule="auto"/>
-              <w:rPr>
-                <w:rFonts w:ascii="Times New Roman" w:eastAsia="Times New Roman" w:hAnsi="Times New Roman" w:cs="Times New Roman"/>
-                <w:sz w:val="24"/>
-                <w:szCs w:val="24"/>
-                <w:lang w:eastAsia="en-IN"/>
-              </w:rPr>
-            </w:pPr>
-            <w:proofErr w:type="spellStart"/>
-            <w:r>
-              <w:rPr>
-                <w:rFonts w:ascii="Times New Roman" w:eastAsia="Times New Roman" w:hAnsi="Times New Roman" w:cs="Times New Roman"/>
-                <w:b/>
-                <w:bCs/>
-                <w:sz w:val="24"/>
-                <w:szCs w:val="24"/>
-                <w:lang w:eastAsia="en-IN"/>
-              </w:rPr>
-              <w:t>Teil</w:t>
-            </w:r>
-            <w:proofErr w:type="spellEnd"/>
-            <w:r>
-              <w:rPr>
-                <w:rFonts w:ascii="Times New Roman" w:eastAsia="Times New Roman" w:hAnsi="Times New Roman" w:cs="Times New Roman"/>
-                <w:b/>
-                <w:bCs/>
-                <w:sz w:val="24"/>
-                <w:szCs w:val="24"/>
-                <w:lang w:eastAsia="en-IN"/>
-              </w:rPr>
-              <w:t xml:space="preserve"> 3</w:t>
-            </w:r>
-            <w:r>
-              <w:rPr>
-                <w:rFonts w:ascii="Times New Roman" w:eastAsia="Times New Roman" w:hAnsi="Times New Roman" w:cs="Times New Roman"/>
-                <w:b/>
-                <w:bCs/>
-                <w:sz w:val="24"/>
-                <w:szCs w:val="24"/>
-                <w:lang w:eastAsia="en-IN"/>
-              </w:rPr>
-              <w:t xml:space="preserve"> </w:t>
-            </w:r>
-            <w:r>
-              <w:rPr>
-                <w:rFonts w:ascii="Times New Roman" w:eastAsia="Times New Roman" w:hAnsi="Times New Roman" w:cs="Times New Roman"/>
-                <w:b/>
-                <w:bCs/>
-                <w:color w:val="00B0F0"/>
-                <w:sz w:val="24"/>
-                <w:szCs w:val="24"/>
-                <w:lang w:eastAsia="en-IN"/>
-              </w:rPr>
-              <w:t>20</w:t>
-            </w:r>
-          </w:p>
-        </w:tc>
-        <w:tc>
-          <w:tcPr>
-            <w:tcW w:w="0" w:type="auto"/>
-            <w:vAlign w:val="center"/>
-            <w:hideMark/>
-          </w:tcPr>
-          <w:p>
-            <w:pPr>
-              <w:spacing w:after="0" w:line="240" w:lineRule="auto"/>
-              <w:jc w:val="right"/>
-              <w:rPr>
-                <w:rFonts w:ascii="Times New Roman" w:eastAsia="Times New Roman" w:hAnsi="Times New Roman" w:cs="Times New Roman"/>
-                <w:sz w:val="24"/>
-                <w:szCs w:val="24"/>
-                <w:lang w:eastAsia="en-IN"/>
-              </w:rPr>
-            </w:pPr>
-            <w:r>
-              <w:rPr>
-                <w:rFonts w:ascii="Times New Roman" w:eastAsia="Times New Roman" w:hAnsi="Times New Roman" w:cs="Times New Roman"/>
-                <w:sz w:val="24"/>
-                <w:szCs w:val="24"/>
-                <w:lang w:eastAsia="en-IN"/>
-              </w:rPr>
               <w:t>10</w:t>
             </w:r>
           </w:p>
@@ -5110,643 +6854,17 @@
                 <w:lang w:eastAsia="en-IN"/>
               </w:rPr>
             </w:pPr>
-            <w:proofErr w:type="spellStart"/>
-            <w:r>
-              <w:rPr>
-                <w:rFonts w:ascii="Times New Roman" w:eastAsia="Times New Roman" w:hAnsi="Times New Roman" w:cs="Times New Roman"/>
-                <w:sz w:val="24"/>
-                <w:szCs w:val="24"/>
-                <w:lang w:eastAsia="en-IN"/>
-              </w:rPr>
-              <w:t>Zuordnung</w:t>
-            </w:r>
-            <w:proofErr w:type="spellEnd"/>
-          </w:p>
-        </w:tc>
-        <w:tc>
-          <w:tcPr>
-            <w:tcW w:w="0" w:type="auto"/>
-            <w:vAlign w:val="center"/>
-            <w:hideMark/>
-          </w:tcPr>
-          <w:p>
-            <w:pPr>
-              <w:spacing w:after="0" w:line="240" w:lineRule="auto"/>
-              <w:jc w:val="right"/>
-              <w:rPr>
-                <w:rFonts w:ascii="Times New Roman" w:eastAsia="Times New Roman" w:hAnsi="Times New Roman" w:cs="Times New Roman"/>
-                <w:sz w:val="24"/>
-                <w:szCs w:val="24"/>
-                <w:lang w:eastAsia="en-IN"/>
-              </w:rPr>
-            </w:pPr>
-            <w:r>
-              <w:rPr>
-                <w:rFonts w:ascii="Times New Roman" w:eastAsia="Times New Roman" w:hAnsi="Times New Roman" w:cs="Times New Roman"/>
-                <w:sz w:val="24"/>
-                <w:szCs w:val="24"/>
-                <w:lang w:eastAsia="en-IN"/>
-              </w:rPr>
-              <w:t>25</w:t>
-            </w:r>
-          </w:p>
-        </w:tc>
-      </w:tr>
-      <w:tr>
-        <w:trPr>
-          <w:tblCellSpacing w:w="15" w:type="dxa"/>
-        </w:trPr>
-        <w:tc>
-          <w:tcPr>
-            <w:tcW w:w="0" w:type="auto"/>
-            <w:vAlign w:val="center"/>
-            <w:hideMark/>
-          </w:tcPr>
-          <w:p>
-            <w:pPr>
-              <w:spacing w:after="0" w:line="240" w:lineRule="auto"/>
-              <w:rPr>
-                <w:rFonts w:ascii="Times New Roman" w:eastAsia="Times New Roman" w:hAnsi="Times New Roman" w:cs="Times New Roman"/>
-                <w:sz w:val="24"/>
-                <w:szCs w:val="24"/>
-                <w:lang w:eastAsia="en-IN"/>
-              </w:rPr>
-            </w:pPr>
-            <w:r>
-              <w:rPr>
-                <w:rFonts w:ascii="Times New Roman" w:eastAsia="Times New Roman" w:hAnsi="Times New Roman" w:cs="Times New Roman"/>
-                <w:b/>
-                <w:bCs/>
-                <w:sz w:val="24"/>
-                <w:szCs w:val="24"/>
-                <w:lang w:eastAsia="en-IN"/>
-              </w:rPr>
-              <w:t>Total</w:t>
-            </w:r>
-          </w:p>
-        </w:tc>
-        <w:tc>
-          <w:tcPr>
-            <w:tcW w:w="0" w:type="auto"/>
-            <w:vAlign w:val="center"/>
-            <w:hideMark/>
-          </w:tcPr>
-          <w:p>
-            <w:pPr>
-              <w:spacing w:after="0" w:line="240" w:lineRule="auto"/>
-              <w:jc w:val="right"/>
-              <w:rPr>
-                <w:rFonts w:ascii="Times New Roman" w:eastAsia="Times New Roman" w:hAnsi="Times New Roman" w:cs="Times New Roman"/>
-                <w:sz w:val="24"/>
-                <w:szCs w:val="24"/>
-                <w:lang w:eastAsia="en-IN"/>
-              </w:rPr>
-            </w:pPr>
-            <w:r>
-              <w:rPr>
-                <w:rFonts w:ascii="Times New Roman" w:eastAsia="Times New Roman" w:hAnsi="Times New Roman" w:cs="Times New Roman"/>
-                <w:b/>
-                <w:bCs/>
-                <w:sz w:val="24"/>
-                <w:szCs w:val="24"/>
-                <w:lang w:eastAsia="en-IN"/>
-              </w:rPr>
-              <w:t>20</w:t>
-            </w:r>
-          </w:p>
-        </w:tc>
-        <w:tc>
-          <w:tcPr>
-            <w:tcW w:w="0" w:type="auto"/>
-            <w:vAlign w:val="center"/>
-            <w:hideMark/>
-          </w:tcPr>
-          <w:p>
-            <w:pPr>
-              <w:spacing w:after="0" w:line="240" w:lineRule="auto"/>
-              <w:jc w:val="right"/>
-              <w:rPr>
-                <w:rFonts w:ascii="Times New Roman" w:eastAsia="Times New Roman" w:hAnsi="Times New Roman" w:cs="Times New Roman"/>
-                <w:sz w:val="24"/>
-                <w:szCs w:val="24"/>
-                <w:lang w:eastAsia="en-IN"/>
-              </w:rPr>
-            </w:pPr>
-          </w:p>
-        </w:tc>
-        <w:tc>
-          <w:tcPr>
-            <w:tcW w:w="0" w:type="auto"/>
-            <w:vAlign w:val="center"/>
-            <w:hideMark/>
-          </w:tcPr>
-          <w:p>
-            <w:pPr>
-              <w:spacing w:after="0" w:line="240" w:lineRule="auto"/>
-              <w:jc w:val="right"/>
-              <w:rPr>
-                <w:rFonts w:ascii="Times New Roman" w:eastAsia="Times New Roman" w:hAnsi="Times New Roman" w:cs="Times New Roman"/>
-                <w:b/>
-                <w:sz w:val="24"/>
-                <w:szCs w:val="24"/>
-                <w:lang w:eastAsia="en-IN"/>
-              </w:rPr>
-            </w:pPr>
-            <w:r>
-              <w:rPr>
-                <w:rFonts w:ascii="Times New Roman" w:eastAsia="Times New Roman" w:hAnsi="Times New Roman" w:cs="Times New Roman"/>
-                <w:b/>
-                <w:sz w:val="24"/>
-                <w:szCs w:val="24"/>
-                <w:lang w:eastAsia="en-IN"/>
-              </w:rPr>
-              <w:t>75</w:t>
-            </w:r>
-          </w:p>
-        </w:tc>
-      </w:tr>
-    </w:tbl>
-    <w:p>
-      <w:pPr>
-        <w:spacing w:before="100" w:beforeAutospacing="1" w:after="100" w:afterAutospacing="1" w:line="240" w:lineRule="auto"/>
-        <w:outlineLvl w:val="1"/>
-        <w:rPr>
-          <w:rFonts w:ascii="Times New Roman" w:eastAsia="Times New Roman" w:hAnsi="Times New Roman" w:cs="Times New Roman"/>
-          <w:b/>
-          <w:bCs/>
-          <w:sz w:val="36"/>
-          <w:szCs w:val="36"/>
-          <w:lang w:eastAsia="en-IN"/>
-        </w:rPr>
-      </w:pPr>
-      <w:proofErr w:type="spellStart"/>
-      <w:r>
-        <w:rPr>
-          <w:rFonts w:ascii="Times New Roman" w:eastAsia="Times New Roman" w:hAnsi="Times New Roman" w:cs="Times New Roman"/>
-          <w:b/>
-          <w:bCs/>
-          <w:sz w:val="36"/>
-          <w:szCs w:val="36"/>
-          <w:lang w:eastAsia="en-IN"/>
-        </w:rPr>
-        <w:t>Sprachbausteine</w:t>
-      </w:r>
-      <w:proofErr w:type="spellEnd"/>
-      <w:r>
-        <w:rPr>
-          <w:rFonts w:ascii="Times New Roman" w:eastAsia="Times New Roman" w:hAnsi="Times New Roman" w:cs="Times New Roman"/>
-          <w:b/>
-          <w:bCs/>
-          <w:sz w:val="36"/>
-          <w:szCs w:val="36"/>
-          <w:lang w:eastAsia="en-IN"/>
-        </w:rPr>
-        <w:t xml:space="preserve"> — 30</w:t>
-      </w:r>
-      <w:r>
-        <w:rPr>
-          <w:rFonts w:ascii="Times New Roman" w:eastAsia="Times New Roman" w:hAnsi="Times New Roman" w:cs="Times New Roman"/>
-          <w:b/>
-          <w:bCs/>
-          <w:sz w:val="36"/>
-          <w:szCs w:val="36"/>
-          <w:lang w:eastAsia="en-IN"/>
-        </w:rPr>
-        <w:t xml:space="preserve"> min</w:t>
-      </w:r>
-    </w:p>
-    <w:tbl>
-      <w:tblPr>
-        <w:tblW w:w="0" w:type="auto"/>
-        <w:tblCellSpacing w:w="15" w:type="dxa"/>
-        <w:tblCellMar>
-          <w:top w:w="15" w:type="dxa"/>
-          <w:left w:w="15" w:type="dxa"/>
-          <w:bottom w:w="15" w:type="dxa"/>
-          <w:right w:w="15" w:type="dxa"/>
-        </w:tblCellMar>
-        <w:tblLook w:val="04A0" w:firstRow="1" w:lastRow="0" w:firstColumn="1" w:lastColumn="0" w:noHBand="0" w:noVBand="1"/>
-      </w:tblPr>
-      <w:tblGrid>
-        <w:gridCol w:w="955"/>
-        <w:gridCol w:w="1074"/>
-        <w:gridCol w:w="1573"/>
-        <w:gridCol w:w="716"/>
-      </w:tblGrid>
-      <w:tr>
-        <w:trPr>
-          <w:tblHeader/>
-          <w:tblCellSpacing w:w="15" w:type="dxa"/>
-        </w:trPr>
-        <w:tc>
-          <w:tcPr>
-            <w:tcW w:w="0" w:type="auto"/>
-            <w:vAlign w:val="center"/>
-            <w:hideMark/>
-          </w:tcPr>
-          <w:p>
-            <w:pPr>
-              <w:spacing w:after="0" w:line="240" w:lineRule="auto"/>
-              <w:jc w:val="center"/>
-              <w:rPr>
-                <w:rFonts w:ascii="Times New Roman" w:eastAsia="Times New Roman" w:hAnsi="Times New Roman" w:cs="Times New Roman"/>
-                <w:b/>
-                <w:bCs/>
-                <w:sz w:val="24"/>
-                <w:szCs w:val="24"/>
-                <w:lang w:eastAsia="en-IN"/>
-              </w:rPr>
-            </w:pPr>
-            <w:proofErr w:type="spellStart"/>
-            <w:r>
-              <w:rPr>
-                <w:rFonts w:ascii="Times New Roman" w:eastAsia="Times New Roman" w:hAnsi="Times New Roman" w:cs="Times New Roman"/>
-                <w:b/>
-                <w:bCs/>
-                <w:sz w:val="24"/>
-                <w:szCs w:val="24"/>
-                <w:lang w:eastAsia="en-IN"/>
-              </w:rPr>
-              <w:lastRenderedPageBreak/>
-              <w:t>Teil</w:t>
-            </w:r>
-            <w:proofErr w:type="spellEnd"/>
-          </w:p>
-        </w:tc>
-        <w:tc>
-          <w:tcPr>
-            <w:tcW w:w="0" w:type="auto"/>
-            <w:vAlign w:val="center"/>
-            <w:hideMark/>
-          </w:tcPr>
-          <w:p>
-            <w:pPr>
-              <w:spacing w:after="0" w:line="240" w:lineRule="auto"/>
-              <w:jc w:val="right"/>
-              <w:rPr>
-                <w:rFonts w:ascii="Times New Roman" w:eastAsia="Times New Roman" w:hAnsi="Times New Roman" w:cs="Times New Roman"/>
-                <w:b/>
-                <w:bCs/>
-                <w:sz w:val="24"/>
-                <w:szCs w:val="24"/>
-                <w:lang w:eastAsia="en-IN"/>
-              </w:rPr>
-            </w:pPr>
-            <w:r>
-              <w:rPr>
-                <w:rFonts w:ascii="Times New Roman" w:eastAsia="Times New Roman" w:hAnsi="Times New Roman" w:cs="Times New Roman"/>
-                <w:b/>
-                <w:bCs/>
-                <w:sz w:val="24"/>
-                <w:szCs w:val="24"/>
-                <w:lang w:eastAsia="en-IN"/>
-              </w:rPr>
-              <w:t>Questions</w:t>
-            </w:r>
-          </w:p>
-        </w:tc>
-        <w:tc>
-          <w:tcPr>
-            <w:tcW w:w="0" w:type="auto"/>
-            <w:vAlign w:val="center"/>
-            <w:hideMark/>
-          </w:tcPr>
-          <w:p>
-            <w:pPr>
-              <w:spacing w:after="0" w:line="240" w:lineRule="auto"/>
-              <w:jc w:val="center"/>
-              <w:rPr>
-                <w:rFonts w:ascii="Times New Roman" w:eastAsia="Times New Roman" w:hAnsi="Times New Roman" w:cs="Times New Roman"/>
-                <w:b/>
-                <w:bCs/>
-                <w:sz w:val="24"/>
-                <w:szCs w:val="24"/>
-                <w:lang w:eastAsia="en-IN"/>
-              </w:rPr>
-            </w:pPr>
-            <w:r>
-              <w:rPr>
-                <w:rFonts w:ascii="Times New Roman" w:eastAsia="Times New Roman" w:hAnsi="Times New Roman" w:cs="Times New Roman"/>
-                <w:b/>
-                <w:bCs/>
-                <w:sz w:val="24"/>
-                <w:szCs w:val="24"/>
-                <w:lang w:eastAsia="en-IN"/>
-              </w:rPr>
-              <w:t>Format</w:t>
-            </w:r>
-          </w:p>
-        </w:tc>
-        <w:tc>
-          <w:tcPr>
-            <w:tcW w:w="0" w:type="auto"/>
-            <w:vAlign w:val="center"/>
-            <w:hideMark/>
-          </w:tcPr>
-          <w:p>
-            <w:pPr>
-              <w:spacing w:after="0" w:line="240" w:lineRule="auto"/>
-              <w:jc w:val="right"/>
-              <w:rPr>
-                <w:rFonts w:ascii="Times New Roman" w:eastAsia="Times New Roman" w:hAnsi="Times New Roman" w:cs="Times New Roman"/>
-                <w:b/>
-                <w:bCs/>
-                <w:sz w:val="24"/>
-                <w:szCs w:val="24"/>
-                <w:lang w:eastAsia="en-IN"/>
-              </w:rPr>
-            </w:pPr>
-            <w:r>
-              <w:rPr>
-                <w:rFonts w:ascii="Times New Roman" w:eastAsia="Times New Roman" w:hAnsi="Times New Roman" w:cs="Times New Roman"/>
-                <w:b/>
-                <w:bCs/>
-                <w:sz w:val="24"/>
-                <w:szCs w:val="24"/>
-                <w:lang w:eastAsia="en-IN"/>
-              </w:rPr>
-              <w:t>Points</w:t>
-            </w:r>
-          </w:p>
-        </w:tc>
-      </w:tr>
-      <w:tr>
-        <w:trPr>
-          <w:tblCellSpacing w:w="15" w:type="dxa"/>
-        </w:trPr>
-        <w:tc>
-          <w:tcPr>
-            <w:tcW w:w="0" w:type="auto"/>
-            <w:vAlign w:val="center"/>
-            <w:hideMark/>
-          </w:tcPr>
-          <w:p>
-            <w:pPr>
-              <w:spacing w:after="0" w:line="240" w:lineRule="auto"/>
-              <w:rPr>
-                <w:rFonts w:ascii="Times New Roman" w:eastAsia="Times New Roman" w:hAnsi="Times New Roman" w:cs="Times New Roman"/>
-                <w:sz w:val="24"/>
-                <w:szCs w:val="24"/>
-                <w:lang w:eastAsia="en-IN"/>
-              </w:rPr>
-            </w:pPr>
-            <w:proofErr w:type="spellStart"/>
-            <w:r>
-              <w:rPr>
-                <w:rFonts w:ascii="Times New Roman" w:eastAsia="Times New Roman" w:hAnsi="Times New Roman" w:cs="Times New Roman"/>
-                <w:b/>
-                <w:bCs/>
-                <w:sz w:val="24"/>
-                <w:szCs w:val="24"/>
-                <w:lang w:eastAsia="en-IN"/>
-              </w:rPr>
-              <w:t>Teil</w:t>
-            </w:r>
-            <w:proofErr w:type="spellEnd"/>
-            <w:r>
-              <w:rPr>
-                <w:rFonts w:ascii="Times New Roman" w:eastAsia="Times New Roman" w:hAnsi="Times New Roman" w:cs="Times New Roman"/>
-                <w:b/>
-                <w:bCs/>
-                <w:sz w:val="24"/>
-                <w:szCs w:val="24"/>
-                <w:lang w:eastAsia="en-IN"/>
-              </w:rPr>
-              <w:t xml:space="preserve"> 1</w:t>
-            </w:r>
-            <w:r>
-              <w:rPr>
-                <w:rFonts w:ascii="Times New Roman" w:eastAsia="Times New Roman" w:hAnsi="Times New Roman" w:cs="Times New Roman"/>
-                <w:b/>
-                <w:bCs/>
-                <w:sz w:val="24"/>
-                <w:szCs w:val="24"/>
-                <w:lang w:eastAsia="en-IN"/>
-              </w:rPr>
-              <w:t xml:space="preserve"> </w:t>
-            </w:r>
-            <w:r>
-              <w:rPr>
-                <w:rFonts w:ascii="Times New Roman" w:eastAsia="Times New Roman" w:hAnsi="Times New Roman" w:cs="Times New Roman"/>
-                <w:b/>
-                <w:bCs/>
-                <w:color w:val="00B0F0"/>
-                <w:sz w:val="24"/>
-                <w:szCs w:val="24"/>
-                <w:lang w:eastAsia="en-IN"/>
-              </w:rPr>
-              <w:t>15</w:t>
-            </w:r>
-          </w:p>
-        </w:tc>
-        <w:tc>
-          <w:tcPr>
-            <w:tcW w:w="0" w:type="auto"/>
-            <w:vAlign w:val="center"/>
-            <w:hideMark/>
-          </w:tcPr>
-          <w:p>
-            <w:pPr>
-              <w:spacing w:after="0" w:line="240" w:lineRule="auto"/>
-              <w:jc w:val="right"/>
-              <w:rPr>
-                <w:rFonts w:ascii="Times New Roman" w:eastAsia="Times New Roman" w:hAnsi="Times New Roman" w:cs="Times New Roman"/>
-                <w:sz w:val="24"/>
-                <w:szCs w:val="24"/>
-                <w:lang w:eastAsia="en-IN"/>
-              </w:rPr>
-            </w:pPr>
-            <w:r>
-              <w:rPr>
-                <w:rFonts w:ascii="Times New Roman" w:eastAsia="Times New Roman" w:hAnsi="Times New Roman" w:cs="Times New Roman"/>
-                <w:sz w:val="24"/>
-                <w:szCs w:val="24"/>
-                <w:lang w:eastAsia="en-IN"/>
-              </w:rPr>
-              <w:t>10</w:t>
-            </w:r>
-          </w:p>
-        </w:tc>
-        <w:tc>
-          <w:tcPr>
-            <w:tcW w:w="0" w:type="auto"/>
-            <w:vAlign w:val="center"/>
-            <w:hideMark/>
-          </w:tcPr>
-          <w:p>
-            <w:pPr>
-              <w:spacing w:after="0" w:line="240" w:lineRule="auto"/>
-              <w:rPr>
-                <w:rFonts w:ascii="Times New Roman" w:eastAsia="Times New Roman" w:hAnsi="Times New Roman" w:cs="Times New Roman"/>
-                <w:sz w:val="24"/>
-                <w:szCs w:val="24"/>
-                <w:lang w:eastAsia="en-IN"/>
-              </w:rPr>
-            </w:pPr>
-            <w:r>
-              <w:rPr>
-                <w:rFonts w:ascii="Times New Roman" w:eastAsia="Times New Roman" w:hAnsi="Times New Roman" w:cs="Times New Roman"/>
-                <w:sz w:val="24"/>
-                <w:szCs w:val="24"/>
-                <w:lang w:eastAsia="en-IN"/>
-              </w:rPr>
-              <w:t>Multiple choice</w:t>
-            </w:r>
-          </w:p>
-        </w:tc>
-        <w:tc>
-          <w:tcPr>
-            <w:tcW w:w="0" w:type="auto"/>
-            <w:vAlign w:val="center"/>
-            <w:hideMark/>
-          </w:tcPr>
-          <w:p>
-            <w:pPr>
-              <w:spacing w:after="0" w:line="240" w:lineRule="auto"/>
-              <w:jc w:val="right"/>
-              <w:rPr>
-                <w:rFonts w:ascii="Times New Roman" w:eastAsia="Times New Roman" w:hAnsi="Times New Roman" w:cs="Times New Roman"/>
-                <w:sz w:val="24"/>
-                <w:szCs w:val="24"/>
-                <w:lang w:eastAsia="en-IN"/>
-              </w:rPr>
-            </w:pPr>
-            <w:r>
-              <w:rPr>
-                <w:rFonts w:ascii="Times New Roman" w:eastAsia="Times New Roman" w:hAnsi="Times New Roman" w:cs="Times New Roman"/>
-                <w:sz w:val="24"/>
-                <w:szCs w:val="24"/>
-                <w:lang w:eastAsia="en-IN"/>
-              </w:rPr>
-              <w:t>15</w:t>
-            </w:r>
-          </w:p>
-        </w:tc>
-      </w:tr>
-      <w:tr>
-        <w:trPr>
-          <w:tblCellSpacing w:w="15" w:type="dxa"/>
-        </w:trPr>
-        <w:tc>
-          <w:tcPr>
-            <w:tcW w:w="0" w:type="auto"/>
-            <w:vAlign w:val="center"/>
-            <w:hideMark/>
-          </w:tcPr>
-          <w:p>
-            <w:pPr>
-              <w:spacing w:after="0" w:line="240" w:lineRule="auto"/>
-              <w:rPr>
-                <w:rFonts w:ascii="Times New Roman" w:eastAsia="Times New Roman" w:hAnsi="Times New Roman" w:cs="Times New Roman"/>
-                <w:sz w:val="24"/>
-                <w:szCs w:val="24"/>
-                <w:lang w:eastAsia="en-IN"/>
-              </w:rPr>
-            </w:pPr>
-            <w:proofErr w:type="spellStart"/>
-            <w:r>
-              <w:rPr>
-                <w:rFonts w:ascii="Times New Roman" w:eastAsia="Times New Roman" w:hAnsi="Times New Roman" w:cs="Times New Roman"/>
-                <w:b/>
-                <w:bCs/>
-                <w:sz w:val="24"/>
-                <w:szCs w:val="24"/>
-                <w:lang w:eastAsia="en-IN"/>
-              </w:rPr>
-              <w:t>Teil</w:t>
-            </w:r>
-            <w:proofErr w:type="spellEnd"/>
-            <w:r>
-              <w:rPr>
-                <w:rFonts w:ascii="Times New Roman" w:eastAsia="Times New Roman" w:hAnsi="Times New Roman" w:cs="Times New Roman"/>
-                <w:b/>
-                <w:bCs/>
-                <w:sz w:val="24"/>
-                <w:szCs w:val="24"/>
-                <w:lang w:eastAsia="en-IN"/>
-              </w:rPr>
-              <w:t xml:space="preserve"> 2</w:t>
-            </w:r>
-            <w:r>
-              <w:rPr>
-                <w:rFonts w:ascii="Times New Roman" w:eastAsia="Times New Roman" w:hAnsi="Times New Roman" w:cs="Times New Roman"/>
-                <w:b/>
-                <w:bCs/>
-                <w:sz w:val="24"/>
-                <w:szCs w:val="24"/>
-                <w:lang w:eastAsia="en-IN"/>
-              </w:rPr>
-              <w:t xml:space="preserve"> </w:t>
-            </w:r>
-            <w:r>
-              <w:rPr>
-                <w:rFonts w:ascii="Times New Roman" w:eastAsia="Times New Roman" w:hAnsi="Times New Roman" w:cs="Times New Roman"/>
-                <w:b/>
-                <w:bCs/>
-                <w:color w:val="00B0F0"/>
-                <w:sz w:val="24"/>
-                <w:szCs w:val="24"/>
-                <w:lang w:eastAsia="en-IN"/>
-              </w:rPr>
-              <w:t>15</w:t>
-            </w:r>
-          </w:p>
-        </w:tc>
-        <w:tc>
-          <w:tcPr>
-            <w:tcW w:w="0" w:type="auto"/>
-            <w:vAlign w:val="center"/>
-            <w:hideMark/>
-          </w:tcPr>
-          <w:p>
-            <w:pPr>
-              <w:spacing w:after="0" w:line="240" w:lineRule="auto"/>
-              <w:jc w:val="right"/>
-              <w:rPr>
-                <w:rFonts w:ascii="Times New Roman" w:eastAsia="Times New Roman" w:hAnsi="Times New Roman" w:cs="Times New Roman"/>
-                <w:sz w:val="24"/>
-                <w:szCs w:val="24"/>
-                <w:lang w:eastAsia="en-IN"/>
-              </w:rPr>
-            </w:pPr>
-            <w:r>
-              <w:rPr>
-                <w:rFonts w:ascii="Times New Roman" w:eastAsia="Times New Roman" w:hAnsi="Times New Roman" w:cs="Times New Roman"/>
-                <w:sz w:val="24"/>
-                <w:szCs w:val="24"/>
-                <w:lang w:eastAsia="en-IN"/>
-              </w:rPr>
-              <w:t>10</w:t>
-            </w:r>
-          </w:p>
-        </w:tc>
-        <w:tc>
-          <w:tcPr>
-            <w:tcW w:w="0" w:type="auto"/>
-            <w:vAlign w:val="center"/>
-            <w:hideMark/>
-          </w:tcPr>
-          <w:p>
-            <w:pPr>
-              <w:spacing w:after="0" w:line="240" w:lineRule="auto"/>
-              <w:rPr>
-                <w:rFonts w:ascii="Times New Roman" w:eastAsia="Times New Roman" w:hAnsi="Times New Roman" w:cs="Times New Roman"/>
-                <w:sz w:val="24"/>
-                <w:szCs w:val="24"/>
-                <w:lang w:eastAsia="en-IN"/>
-              </w:rPr>
-            </w:pPr>
-            <w:proofErr w:type="spellStart"/>
-            <w:r>
-              <w:rPr>
-                <w:rFonts w:ascii="Times New Roman" w:eastAsia="Times New Roman" w:hAnsi="Times New Roman" w:cs="Times New Roman"/>
-                <w:sz w:val="24"/>
-                <w:szCs w:val="24"/>
-                <w:lang w:eastAsia="en-IN"/>
-              </w:rPr>
-              <w:t>Zuordnung</w:t>
-            </w:r>
-            <w:proofErr w:type="spellEnd"/>
+            <w:r>
+              <w:rPr>
+                <w:rFonts w:ascii="Times New Roman" w:eastAsia="Times New Roman" w:hAnsi="Times New Roman" w:cs="Times New Roman"/>
+                <w:sz w:val="24"/>
+                <w:szCs w:val="24"/>
+                <w:lang w:eastAsia="en-IN"/>
+              </w:rPr>
+              <w:t>Fill in the blanks</w:t>
+            </w:r>
+            <w:bookmarkStart w:id="0" w:name="_GoBack"/>
+            <w:bookmarkEnd w:id="0"/>
           </w:p>
         </w:tc>
         <w:tc>
@@ -6464,6 +7582,7 @@
                 <w:szCs w:val="24"/>
                 <w:lang w:eastAsia="en-IN"/>
               </w:rPr>
+              <w:lastRenderedPageBreak/>
               <w:t>Teil</w:t>
             </w:r>
             <w:proofErr w:type="spellEnd"/>
@@ -8142,7 +9261,6 @@
                 <w:szCs w:val="24"/>
                 <w:lang w:eastAsia="en-IN"/>
               </w:rPr>
-              <w:lastRenderedPageBreak/>
               <w:t>Teil</w:t>
             </w:r>
             <w:proofErr w:type="spellEnd"/>
@@ -9223,10 +10341,7 @@
           <w:szCs w:val="24"/>
           <w:lang w:eastAsia="en-IN"/>
         </w:rPr>
-        <w:instrText xml:space="preserve"> HYPERLINK "https://www.telc.net/fileadmin/user_upload/pdfs/Handbuch_und_Tipps_fuer_Pruefungsvorbereitung/Deutsch_B2_tipps_zur_Pruefungsvorbereitung.pdf?utm_source=chatgpt.com" \o "Testformat
-3. Testformat
-telc Deutsch B2
-&lt;table" </w:instrText>
+        <w:instrText xml:space="preserve"> HYPERLINK "https://www.telc.net/fileadmin/user_upload/pdfs/Handbuch_und_Tipps_fuer_Pruefungsvorbereitung/Deutsch_B2_tipps_zur_Pruefungsvorbereitung.pdf?utm_source=chatgpt.com" \o "Testformat  3. Testformat  telc Deutsch B2  &lt;table" </w:instrText>
       </w:r>
       <w:r>
         <w:rPr>
@@ -10466,8 +11581,6 @@
               </w:rPr>
               <w:t>45</w:t>
             </w:r>
-            <w:bookmarkStart w:id="0" w:name="_GoBack"/>
-            <w:bookmarkEnd w:id="0"/>
           </w:p>
         </w:tc>
       </w:tr>
@@ -11009,9 +12122,754 @@
     </w:lvl>
   </w:abstractNum>
   <w:abstractNum w:abstractNumId="1" w15:restartNumberingAfterBreak="0">
+    <w:nsid w:val="11D438B9"/>
+    <w:multiLevelType w:val="multilevel"/>
+    <w:tmpl w:val="8374594C"/>
+    <w:lvl w:ilvl="0">
+      <w:start w:val="1"/>
+      <w:numFmt w:val="bullet"/>
+      <w:lvlText w:val=""/>
+      <w:lvlJc w:val="left"/>
+      <w:pPr>
+        <w:tabs>
+          <w:tab w:val="num" w:pos="720"/>
+        </w:tabs>
+        <w:ind w:left="720" w:hanging="360"/>
+      </w:pPr>
+      <w:rPr>
+        <w:rFonts w:ascii="Symbol" w:hAnsi="Symbol" w:hint="default"/>
+        <w:sz w:val="20"/>
+      </w:rPr>
+    </w:lvl>
+    <w:lvl w:ilvl="1" w:tentative="1">
+      <w:start w:val="1"/>
+      <w:numFmt w:val="bullet"/>
+      <w:lvlText w:val="o"/>
+      <w:lvlJc w:val="left"/>
+      <w:pPr>
+        <w:tabs>
+          <w:tab w:val="num" w:pos="1440"/>
+        </w:tabs>
+        <w:ind w:left="1440" w:hanging="360"/>
+      </w:pPr>
+      <w:rPr>
+        <w:rFonts w:ascii="Courier New" w:hAnsi="Courier New" w:hint="default"/>
+        <w:sz w:val="20"/>
+      </w:rPr>
+    </w:lvl>
+    <w:lvl w:ilvl="2" w:tentative="1">
+      <w:start w:val="1"/>
+      <w:numFmt w:val="bullet"/>
+      <w:lvlText w:val=""/>
+      <w:lvlJc w:val="left"/>
+      <w:pPr>
+        <w:tabs>
+          <w:tab w:val="num" w:pos="2160"/>
+        </w:tabs>
+        <w:ind w:left="2160" w:hanging="360"/>
+      </w:pPr>
+      <w:rPr>
+        <w:rFonts w:ascii="Wingdings" w:hAnsi="Wingdings" w:hint="default"/>
+        <w:sz w:val="20"/>
+      </w:rPr>
+    </w:lvl>
+    <w:lvl w:ilvl="3" w:tentative="1">
+      <w:start w:val="1"/>
+      <w:numFmt w:val="bullet"/>
+      <w:lvlText w:val=""/>
+      <w:lvlJc w:val="left"/>
+      <w:pPr>
+        <w:tabs>
+          <w:tab w:val="num" w:pos="2880"/>
+        </w:tabs>
+        <w:ind w:left="2880" w:hanging="360"/>
+      </w:pPr>
+      <w:rPr>
+        <w:rFonts w:ascii="Wingdings" w:hAnsi="Wingdings" w:hint="default"/>
+        <w:sz w:val="20"/>
+      </w:rPr>
+    </w:lvl>
+    <w:lvl w:ilvl="4" w:tentative="1">
+      <w:start w:val="1"/>
+      <w:numFmt w:val="bullet"/>
+      <w:lvlText w:val=""/>
+      <w:lvlJc w:val="left"/>
+      <w:pPr>
+        <w:tabs>
+          <w:tab w:val="num" w:pos="3600"/>
+        </w:tabs>
+        <w:ind w:left="3600" w:hanging="360"/>
+      </w:pPr>
+      <w:rPr>
+        <w:rFonts w:ascii="Wingdings" w:hAnsi="Wingdings" w:hint="default"/>
+        <w:sz w:val="20"/>
+      </w:rPr>
+    </w:lvl>
+    <w:lvl w:ilvl="5" w:tentative="1">
+      <w:start w:val="1"/>
+      <w:numFmt w:val="bullet"/>
+      <w:lvlText w:val=""/>
+      <w:lvlJc w:val="left"/>
+      <w:pPr>
+        <w:tabs>
+          <w:tab w:val="num" w:pos="4320"/>
+        </w:tabs>
+        <w:ind w:left="4320" w:hanging="360"/>
+      </w:pPr>
+      <w:rPr>
+        <w:rFonts w:ascii="Wingdings" w:hAnsi="Wingdings" w:hint="default"/>
+        <w:sz w:val="20"/>
+      </w:rPr>
+    </w:lvl>
+    <w:lvl w:ilvl="6" w:tentative="1">
+      <w:start w:val="1"/>
+      <w:numFmt w:val="bullet"/>
+      <w:lvlText w:val=""/>
+      <w:lvlJc w:val="left"/>
+      <w:pPr>
+        <w:tabs>
+          <w:tab w:val="num" w:pos="5040"/>
+        </w:tabs>
+        <w:ind w:left="5040" w:hanging="360"/>
+      </w:pPr>
+      <w:rPr>
+        <w:rFonts w:ascii="Wingdings" w:hAnsi="Wingdings" w:hint="default"/>
+        <w:sz w:val="20"/>
+      </w:rPr>
+    </w:lvl>
+    <w:lvl w:ilvl="7" w:tentative="1">
+      <w:start w:val="1"/>
+      <w:numFmt w:val="bullet"/>
+      <w:lvlText w:val=""/>
+      <w:lvlJc w:val="left"/>
+      <w:pPr>
+        <w:tabs>
+          <w:tab w:val="num" w:pos="5760"/>
+        </w:tabs>
+        <w:ind w:left="5760" w:hanging="360"/>
+      </w:pPr>
+      <w:rPr>
+        <w:rFonts w:ascii="Wingdings" w:hAnsi="Wingdings" w:hint="default"/>
+        <w:sz w:val="20"/>
+      </w:rPr>
+    </w:lvl>
+    <w:lvl w:ilvl="8" w:tentative="1">
+      <w:start w:val="1"/>
+      <w:numFmt w:val="bullet"/>
+      <w:lvlText w:val=""/>
+      <w:lvlJc w:val="left"/>
+      <w:pPr>
+        <w:tabs>
+          <w:tab w:val="num" w:pos="6480"/>
+        </w:tabs>
+        <w:ind w:left="6480" w:hanging="360"/>
+      </w:pPr>
+      <w:rPr>
+        <w:rFonts w:ascii="Wingdings" w:hAnsi="Wingdings" w:hint="default"/>
+        <w:sz w:val="20"/>
+      </w:rPr>
+    </w:lvl>
+  </w:abstractNum>
+  <w:abstractNum w:abstractNumId="2" w15:restartNumberingAfterBreak="0">
+    <w:nsid w:val="140E156A"/>
+    <w:multiLevelType w:val="multilevel"/>
+    <w:tmpl w:val="61C8C80E"/>
+    <w:lvl w:ilvl="0">
+      <w:start w:val="1"/>
+      <w:numFmt w:val="bullet"/>
+      <w:lvlText w:val=""/>
+      <w:lvlJc w:val="left"/>
+      <w:pPr>
+        <w:tabs>
+          <w:tab w:val="num" w:pos="720"/>
+        </w:tabs>
+        <w:ind w:left="720" w:hanging="360"/>
+      </w:pPr>
+      <w:rPr>
+        <w:rFonts w:ascii="Symbol" w:hAnsi="Symbol" w:hint="default"/>
+        <w:sz w:val="20"/>
+      </w:rPr>
+    </w:lvl>
+    <w:lvl w:ilvl="1" w:tentative="1">
+      <w:start w:val="1"/>
+      <w:numFmt w:val="bullet"/>
+      <w:lvlText w:val="o"/>
+      <w:lvlJc w:val="left"/>
+      <w:pPr>
+        <w:tabs>
+          <w:tab w:val="num" w:pos="1440"/>
+        </w:tabs>
+        <w:ind w:left="1440" w:hanging="360"/>
+      </w:pPr>
+      <w:rPr>
+        <w:rFonts w:ascii="Courier New" w:hAnsi="Courier New" w:hint="default"/>
+        <w:sz w:val="20"/>
+      </w:rPr>
+    </w:lvl>
+    <w:lvl w:ilvl="2" w:tentative="1">
+      <w:start w:val="1"/>
+      <w:numFmt w:val="bullet"/>
+      <w:lvlText w:val=""/>
+      <w:lvlJc w:val="left"/>
+      <w:pPr>
+        <w:tabs>
+          <w:tab w:val="num" w:pos="2160"/>
+        </w:tabs>
+        <w:ind w:left="2160" w:hanging="360"/>
+      </w:pPr>
+      <w:rPr>
+        <w:rFonts w:ascii="Wingdings" w:hAnsi="Wingdings" w:hint="default"/>
+        <w:sz w:val="20"/>
+      </w:rPr>
+    </w:lvl>
+    <w:lvl w:ilvl="3" w:tentative="1">
+      <w:start w:val="1"/>
+      <w:numFmt w:val="bullet"/>
+      <w:lvlText w:val=""/>
+      <w:lvlJc w:val="left"/>
+      <w:pPr>
+        <w:tabs>
+          <w:tab w:val="num" w:pos="2880"/>
+        </w:tabs>
+        <w:ind w:left="2880" w:hanging="360"/>
+      </w:pPr>
+      <w:rPr>
+        <w:rFonts w:ascii="Wingdings" w:hAnsi="Wingdings" w:hint="default"/>
+        <w:sz w:val="20"/>
+      </w:rPr>
+    </w:lvl>
+    <w:lvl w:ilvl="4" w:tentative="1">
+      <w:start w:val="1"/>
+      <w:numFmt w:val="bullet"/>
+      <w:lvlText w:val=""/>
+      <w:lvlJc w:val="left"/>
+      <w:pPr>
+        <w:tabs>
+          <w:tab w:val="num" w:pos="3600"/>
+        </w:tabs>
+        <w:ind w:left="3600" w:hanging="360"/>
+      </w:pPr>
+      <w:rPr>
+        <w:rFonts w:ascii="Wingdings" w:hAnsi="Wingdings" w:hint="default"/>
+        <w:sz w:val="20"/>
+      </w:rPr>
+    </w:lvl>
+    <w:lvl w:ilvl="5" w:tentative="1">
+      <w:start w:val="1"/>
+      <w:numFmt w:val="bullet"/>
+      <w:lvlText w:val=""/>
+      <w:lvlJc w:val="left"/>
+      <w:pPr>
+        <w:tabs>
+          <w:tab w:val="num" w:pos="4320"/>
+        </w:tabs>
+        <w:ind w:left="4320" w:hanging="360"/>
+      </w:pPr>
+      <w:rPr>
+        <w:rFonts w:ascii="Wingdings" w:hAnsi="Wingdings" w:hint="default"/>
+        <w:sz w:val="20"/>
+      </w:rPr>
+    </w:lvl>
+    <w:lvl w:ilvl="6" w:tentative="1">
+      <w:start w:val="1"/>
+      <w:numFmt w:val="bullet"/>
+      <w:lvlText w:val=""/>
+      <w:lvlJc w:val="left"/>
+      <w:pPr>
+        <w:tabs>
+          <w:tab w:val="num" w:pos="5040"/>
+        </w:tabs>
+        <w:ind w:left="5040" w:hanging="360"/>
+      </w:pPr>
+      <w:rPr>
+        <w:rFonts w:ascii="Wingdings" w:hAnsi="Wingdings" w:hint="default"/>
+        <w:sz w:val="20"/>
+      </w:rPr>
+    </w:lvl>
+    <w:lvl w:ilvl="7" w:tentative="1">
+      <w:start w:val="1"/>
+      <w:numFmt w:val="bullet"/>
+      <w:lvlText w:val=""/>
+      <w:lvlJc w:val="left"/>
+      <w:pPr>
+        <w:tabs>
+          <w:tab w:val="num" w:pos="5760"/>
+        </w:tabs>
+        <w:ind w:left="5760" w:hanging="360"/>
+      </w:pPr>
+      <w:rPr>
+        <w:rFonts w:ascii="Wingdings" w:hAnsi="Wingdings" w:hint="default"/>
+        <w:sz w:val="20"/>
+      </w:rPr>
+    </w:lvl>
+    <w:lvl w:ilvl="8" w:tentative="1">
+      <w:start w:val="1"/>
+      <w:numFmt w:val="bullet"/>
+      <w:lvlText w:val=""/>
+      <w:lvlJc w:val="left"/>
+      <w:pPr>
+        <w:tabs>
+          <w:tab w:val="num" w:pos="6480"/>
+        </w:tabs>
+        <w:ind w:left="6480" w:hanging="360"/>
+      </w:pPr>
+      <w:rPr>
+        <w:rFonts w:ascii="Wingdings" w:hAnsi="Wingdings" w:hint="default"/>
+        <w:sz w:val="20"/>
+      </w:rPr>
+    </w:lvl>
+  </w:abstractNum>
+  <w:abstractNum w:abstractNumId="3" w15:restartNumberingAfterBreak="0">
     <w:nsid w:val="16310B42"/>
     <w:multiLevelType w:val="multilevel"/>
     <w:tmpl w:val="3D28ADCC"/>
+    <w:lvl w:ilvl="0">
+      <w:start w:val="1"/>
+      <w:numFmt w:val="bullet"/>
+      <w:lvlText w:val=""/>
+      <w:lvlJc w:val="left"/>
+      <w:pPr>
+        <w:tabs>
+          <w:tab w:val="num" w:pos="720"/>
+        </w:tabs>
+        <w:ind w:left="720" w:hanging="360"/>
+      </w:pPr>
+      <w:rPr>
+        <w:rFonts w:ascii="Symbol" w:hAnsi="Symbol" w:hint="default"/>
+        <w:sz w:val="20"/>
+      </w:rPr>
+    </w:lvl>
+    <w:lvl w:ilvl="1" w:tentative="1">
+      <w:start w:val="1"/>
+      <w:numFmt w:val="bullet"/>
+      <w:lvlText w:val="o"/>
+      <w:lvlJc w:val="left"/>
+      <w:pPr>
+        <w:tabs>
+          <w:tab w:val="num" w:pos="1440"/>
+        </w:tabs>
+        <w:ind w:left="1440" w:hanging="360"/>
+      </w:pPr>
+      <w:rPr>
+        <w:rFonts w:ascii="Courier New" w:hAnsi="Courier New" w:hint="default"/>
+        <w:sz w:val="20"/>
+      </w:rPr>
+    </w:lvl>
+    <w:lvl w:ilvl="2" w:tentative="1">
+      <w:start w:val="1"/>
+      <w:numFmt w:val="bullet"/>
+      <w:lvlText w:val=""/>
+      <w:lvlJc w:val="left"/>
+      <w:pPr>
+        <w:tabs>
+          <w:tab w:val="num" w:pos="2160"/>
+        </w:tabs>
+        <w:ind w:left="2160" w:hanging="360"/>
+      </w:pPr>
+      <w:rPr>
+        <w:rFonts w:ascii="Wingdings" w:hAnsi="Wingdings" w:hint="default"/>
+        <w:sz w:val="20"/>
+      </w:rPr>
+    </w:lvl>
+    <w:lvl w:ilvl="3" w:tentative="1">
+      <w:start w:val="1"/>
+      <w:numFmt w:val="bullet"/>
+      <w:lvlText w:val=""/>
+      <w:lvlJc w:val="left"/>
+      <w:pPr>
+        <w:tabs>
+          <w:tab w:val="num" w:pos="2880"/>
+        </w:tabs>
+        <w:ind w:left="2880" w:hanging="360"/>
+      </w:pPr>
+      <w:rPr>
+        <w:rFonts w:ascii="Wingdings" w:hAnsi="Wingdings" w:hint="default"/>
+        <w:sz w:val="20"/>
+      </w:rPr>
+    </w:lvl>
+    <w:lvl w:ilvl="4" w:tentative="1">
+      <w:start w:val="1"/>
+      <w:numFmt w:val="bullet"/>
+      <w:lvlText w:val=""/>
+      <w:lvlJc w:val="left"/>
+      <w:pPr>
+        <w:tabs>
+          <w:tab w:val="num" w:pos="3600"/>
+        </w:tabs>
+        <w:ind w:left="3600" w:hanging="360"/>
+      </w:pPr>
+      <w:rPr>
+        <w:rFonts w:ascii="Wingdings" w:hAnsi="Wingdings" w:hint="default"/>
+        <w:sz w:val="20"/>
+      </w:rPr>
+    </w:lvl>
+    <w:lvl w:ilvl="5" w:tentative="1">
+      <w:start w:val="1"/>
+      <w:numFmt w:val="bullet"/>
+      <w:lvlText w:val=""/>
+      <w:lvlJc w:val="left"/>
+      <w:pPr>
+        <w:tabs>
+          <w:tab w:val="num" w:pos="4320"/>
+        </w:tabs>
+        <w:ind w:left="4320" w:hanging="360"/>
+      </w:pPr>
+      <w:rPr>
+        <w:rFonts w:ascii="Wingdings" w:hAnsi="Wingdings" w:hint="default"/>
+        <w:sz w:val="20"/>
+      </w:rPr>
+    </w:lvl>
+    <w:lvl w:ilvl="6" w:tentative="1">
+      <w:start w:val="1"/>
+      <w:numFmt w:val="bullet"/>
+      <w:lvlText w:val=""/>
+      <w:lvlJc w:val="left"/>
+      <w:pPr>
+        <w:tabs>
+          <w:tab w:val="num" w:pos="5040"/>
+        </w:tabs>
+        <w:ind w:left="5040" w:hanging="360"/>
+      </w:pPr>
+      <w:rPr>
+        <w:rFonts w:ascii="Wingdings" w:hAnsi="Wingdings" w:hint="default"/>
+        <w:sz w:val="20"/>
+      </w:rPr>
+    </w:lvl>
+    <w:lvl w:ilvl="7" w:tentative="1">
+      <w:start w:val="1"/>
+      <w:numFmt w:val="bullet"/>
+      <w:lvlText w:val=""/>
+      <w:lvlJc w:val="left"/>
+      <w:pPr>
+        <w:tabs>
+          <w:tab w:val="num" w:pos="5760"/>
+        </w:tabs>
+        <w:ind w:left="5760" w:hanging="360"/>
+      </w:pPr>
+      <w:rPr>
+        <w:rFonts w:ascii="Wingdings" w:hAnsi="Wingdings" w:hint="default"/>
+        <w:sz w:val="20"/>
+      </w:rPr>
+    </w:lvl>
+    <w:lvl w:ilvl="8" w:tentative="1">
+      <w:start w:val="1"/>
+      <w:numFmt w:val="bullet"/>
+      <w:lvlText w:val=""/>
+      <w:lvlJc w:val="left"/>
+      <w:pPr>
+        <w:tabs>
+          <w:tab w:val="num" w:pos="6480"/>
+        </w:tabs>
+        <w:ind w:left="6480" w:hanging="360"/>
+      </w:pPr>
+      <w:rPr>
+        <w:rFonts w:ascii="Wingdings" w:hAnsi="Wingdings" w:hint="default"/>
+        <w:sz w:val="20"/>
+      </w:rPr>
+    </w:lvl>
+  </w:abstractNum>
+  <w:abstractNum w:abstractNumId="4" w15:restartNumberingAfterBreak="0">
+    <w:nsid w:val="20B7508A"/>
+    <w:multiLevelType w:val="multilevel"/>
+    <w:tmpl w:val="2D6E4BF0"/>
+    <w:lvl w:ilvl="0">
+      <w:start w:val="1"/>
+      <w:numFmt w:val="bullet"/>
+      <w:lvlText w:val=""/>
+      <w:lvlJc w:val="left"/>
+      <w:pPr>
+        <w:tabs>
+          <w:tab w:val="num" w:pos="720"/>
+        </w:tabs>
+        <w:ind w:left="720" w:hanging="360"/>
+      </w:pPr>
+      <w:rPr>
+        <w:rFonts w:ascii="Symbol" w:hAnsi="Symbol" w:hint="default"/>
+        <w:sz w:val="20"/>
+      </w:rPr>
+    </w:lvl>
+    <w:lvl w:ilvl="1" w:tentative="1">
+      <w:start w:val="1"/>
+      <w:numFmt w:val="bullet"/>
+      <w:lvlText w:val="o"/>
+      <w:lvlJc w:val="left"/>
+      <w:pPr>
+        <w:tabs>
+          <w:tab w:val="num" w:pos="1440"/>
+        </w:tabs>
+        <w:ind w:left="1440" w:hanging="360"/>
+      </w:pPr>
+      <w:rPr>
+        <w:rFonts w:ascii="Courier New" w:hAnsi="Courier New" w:hint="default"/>
+        <w:sz w:val="20"/>
+      </w:rPr>
+    </w:lvl>
+    <w:lvl w:ilvl="2" w:tentative="1">
+      <w:start w:val="1"/>
+      <w:numFmt w:val="bullet"/>
+      <w:lvlText w:val=""/>
+      <w:lvlJc w:val="left"/>
+      <w:pPr>
+        <w:tabs>
+          <w:tab w:val="num" w:pos="2160"/>
+        </w:tabs>
+        <w:ind w:left="2160" w:hanging="360"/>
+      </w:pPr>
+      <w:rPr>
+        <w:rFonts w:ascii="Wingdings" w:hAnsi="Wingdings" w:hint="default"/>
+        <w:sz w:val="20"/>
+      </w:rPr>
+    </w:lvl>
+    <w:lvl w:ilvl="3" w:tentative="1">
+      <w:start w:val="1"/>
+      <w:numFmt w:val="bullet"/>
+      <w:lvlText w:val=""/>
+      <w:lvlJc w:val="left"/>
+      <w:pPr>
+        <w:tabs>
+          <w:tab w:val="num" w:pos="2880"/>
+        </w:tabs>
+        <w:ind w:left="2880" w:hanging="360"/>
+      </w:pPr>
+      <w:rPr>
+        <w:rFonts w:ascii="Wingdings" w:hAnsi="Wingdings" w:hint="default"/>
+        <w:sz w:val="20"/>
+      </w:rPr>
+    </w:lvl>
+    <w:lvl w:ilvl="4" w:tentative="1">
+      <w:start w:val="1"/>
+      <w:numFmt w:val="bullet"/>
+      <w:lvlText w:val=""/>
+      <w:lvlJc w:val="left"/>
+      <w:pPr>
+        <w:tabs>
+          <w:tab w:val="num" w:pos="3600"/>
+        </w:tabs>
+        <w:ind w:left="3600" w:hanging="360"/>
+      </w:pPr>
+      <w:rPr>
+        <w:rFonts w:ascii="Wingdings" w:hAnsi="Wingdings" w:hint="default"/>
+        <w:sz w:val="20"/>
+      </w:rPr>
+    </w:lvl>
+    <w:lvl w:ilvl="5" w:tentative="1">
+      <w:start w:val="1"/>
+      <w:numFmt w:val="bullet"/>
+      <w:lvlText w:val=""/>
+      <w:lvlJc w:val="left"/>
+      <w:pPr>
+        <w:tabs>
+          <w:tab w:val="num" w:pos="4320"/>
+        </w:tabs>
+        <w:ind w:left="4320" w:hanging="360"/>
+      </w:pPr>
+      <w:rPr>
+        <w:rFonts w:ascii="Wingdings" w:hAnsi="Wingdings" w:hint="default"/>
+        <w:sz w:val="20"/>
+      </w:rPr>
+    </w:lvl>
+    <w:lvl w:ilvl="6" w:tentative="1">
+      <w:start w:val="1"/>
+      <w:numFmt w:val="bullet"/>
+      <w:lvlText w:val=""/>
+      <w:lvlJc w:val="left"/>
+      <w:pPr>
+        <w:tabs>
+          <w:tab w:val="num" w:pos="5040"/>
+        </w:tabs>
+        <w:ind w:left="5040" w:hanging="360"/>
+      </w:pPr>
+      <w:rPr>
+        <w:rFonts w:ascii="Wingdings" w:hAnsi="Wingdings" w:hint="default"/>
+        <w:sz w:val="20"/>
+      </w:rPr>
+    </w:lvl>
+    <w:lvl w:ilvl="7" w:tentative="1">
+      <w:start w:val="1"/>
+      <w:numFmt w:val="bullet"/>
+      <w:lvlText w:val=""/>
+      <w:lvlJc w:val="left"/>
+      <w:pPr>
+        <w:tabs>
+          <w:tab w:val="num" w:pos="5760"/>
+        </w:tabs>
+        <w:ind w:left="5760" w:hanging="360"/>
+      </w:pPr>
+      <w:rPr>
+        <w:rFonts w:ascii="Wingdings" w:hAnsi="Wingdings" w:hint="default"/>
+        <w:sz w:val="20"/>
+      </w:rPr>
+    </w:lvl>
+    <w:lvl w:ilvl="8" w:tentative="1">
+      <w:start w:val="1"/>
+      <w:numFmt w:val="bullet"/>
+      <w:lvlText w:val=""/>
+      <w:lvlJc w:val="left"/>
+      <w:pPr>
+        <w:tabs>
+          <w:tab w:val="num" w:pos="6480"/>
+        </w:tabs>
+        <w:ind w:left="6480" w:hanging="360"/>
+      </w:pPr>
+      <w:rPr>
+        <w:rFonts w:ascii="Wingdings" w:hAnsi="Wingdings" w:hint="default"/>
+        <w:sz w:val="20"/>
+      </w:rPr>
+    </w:lvl>
+  </w:abstractNum>
+  <w:abstractNum w:abstractNumId="5" w15:restartNumberingAfterBreak="0">
+    <w:nsid w:val="44FC2760"/>
+    <w:multiLevelType w:val="multilevel"/>
+    <w:tmpl w:val="A364D962"/>
+    <w:lvl w:ilvl="0">
+      <w:start w:val="1"/>
+      <w:numFmt w:val="bullet"/>
+      <w:lvlText w:val=""/>
+      <w:lvlJc w:val="left"/>
+      <w:pPr>
+        <w:tabs>
+          <w:tab w:val="num" w:pos="720"/>
+        </w:tabs>
+        <w:ind w:left="720" w:hanging="360"/>
+      </w:pPr>
+      <w:rPr>
+        <w:rFonts w:ascii="Symbol" w:hAnsi="Symbol" w:hint="default"/>
+        <w:sz w:val="20"/>
+      </w:rPr>
+    </w:lvl>
+    <w:lvl w:ilvl="1" w:tentative="1">
+      <w:start w:val="1"/>
+      <w:numFmt w:val="bullet"/>
+      <w:lvlText w:val="o"/>
+      <w:lvlJc w:val="left"/>
+      <w:pPr>
+        <w:tabs>
+          <w:tab w:val="num" w:pos="1440"/>
+        </w:tabs>
+        <w:ind w:left="1440" w:hanging="360"/>
+      </w:pPr>
+      <w:rPr>
+        <w:rFonts w:ascii="Courier New" w:hAnsi="Courier New" w:hint="default"/>
+        <w:sz w:val="20"/>
+      </w:rPr>
+    </w:lvl>
+    <w:lvl w:ilvl="2" w:tentative="1">
+      <w:start w:val="1"/>
+      <w:numFmt w:val="bullet"/>
+      <w:lvlText w:val=""/>
+      <w:lvlJc w:val="left"/>
+      <w:pPr>
+        <w:tabs>
+          <w:tab w:val="num" w:pos="2160"/>
+        </w:tabs>
+        <w:ind w:left="2160" w:hanging="360"/>
+      </w:pPr>
+      <w:rPr>
+        <w:rFonts w:ascii="Wingdings" w:hAnsi="Wingdings" w:hint="default"/>
+        <w:sz w:val="20"/>
+      </w:rPr>
+    </w:lvl>
+    <w:lvl w:ilvl="3" w:tentative="1">
+      <w:start w:val="1"/>
+      <w:numFmt w:val="bullet"/>
+      <w:lvlText w:val=""/>
+      <w:lvlJc w:val="left"/>
+      <w:pPr>
+        <w:tabs>
+          <w:tab w:val="num" w:pos="2880"/>
+        </w:tabs>
+        <w:ind w:left="2880" w:hanging="360"/>
+      </w:pPr>
+      <w:rPr>
+        <w:rFonts w:ascii="Wingdings" w:hAnsi="Wingdings" w:hint="default"/>
+        <w:sz w:val="20"/>
+      </w:rPr>
+    </w:lvl>
+    <w:lvl w:ilvl="4" w:tentative="1">
+      <w:start w:val="1"/>
+      <w:numFmt w:val="bullet"/>
+      <w:lvlText w:val=""/>
+      <w:lvlJc w:val="left"/>
+      <w:pPr>
+        <w:tabs>
+          <w:tab w:val="num" w:pos="3600"/>
+        </w:tabs>
+        <w:ind w:left="3600" w:hanging="360"/>
+      </w:pPr>
+      <w:rPr>
+        <w:rFonts w:ascii="Wingdings" w:hAnsi="Wingdings" w:hint="default"/>
+        <w:sz w:val="20"/>
+      </w:rPr>
+    </w:lvl>
+    <w:lvl w:ilvl="5" w:tentative="1">
+      <w:start w:val="1"/>
+      <w:numFmt w:val="bullet"/>
+      <w:lvlText w:val=""/>
+      <w:lvlJc w:val="left"/>
+      <w:pPr>
+        <w:tabs>
+          <w:tab w:val="num" w:pos="4320"/>
+        </w:tabs>
+        <w:ind w:left="4320" w:hanging="360"/>
+      </w:pPr>
+      <w:rPr>
+        <w:rFonts w:ascii="Wingdings" w:hAnsi="Wingdings" w:hint="default"/>
+        <w:sz w:val="20"/>
+      </w:rPr>
+    </w:lvl>
+    <w:lvl w:ilvl="6" w:tentative="1">
+      <w:start w:val="1"/>
+      <w:numFmt w:val="bullet"/>
+      <w:lvlText w:val=""/>
+      <w:lvlJc w:val="left"/>
+      <w:pPr>
+        <w:tabs>
+          <w:tab w:val="num" w:pos="5040"/>
+        </w:tabs>
+        <w:ind w:left="5040" w:hanging="360"/>
+      </w:pPr>
+      <w:rPr>
+        <w:rFonts w:ascii="Wingdings" w:hAnsi="Wingdings" w:hint="default"/>
+        <w:sz w:val="20"/>
+      </w:rPr>
+    </w:lvl>
+    <w:lvl w:ilvl="7" w:tentative="1">
+      <w:start w:val="1"/>
+      <w:numFmt w:val="bullet"/>
+      <w:lvlText w:val=""/>
+      <w:lvlJc w:val="left"/>
+      <w:pPr>
+        <w:tabs>
+          <w:tab w:val="num" w:pos="5760"/>
+        </w:tabs>
+        <w:ind w:left="5760" w:hanging="360"/>
+      </w:pPr>
+      <w:rPr>
+        <w:rFonts w:ascii="Wingdings" w:hAnsi="Wingdings" w:hint="default"/>
+        <w:sz w:val="20"/>
+      </w:rPr>
+    </w:lvl>
+    <w:lvl w:ilvl="8" w:tentative="1">
+      <w:start w:val="1"/>
+      <w:numFmt w:val="bullet"/>
+      <w:lvlText w:val=""/>
+      <w:lvlJc w:val="left"/>
+      <w:pPr>
+        <w:tabs>
+          <w:tab w:val="num" w:pos="6480"/>
+        </w:tabs>
+        <w:ind w:left="6480" w:hanging="360"/>
+      </w:pPr>
+      <w:rPr>
+        <w:rFonts w:ascii="Wingdings" w:hAnsi="Wingdings" w:hint="default"/>
+        <w:sz w:val="20"/>
+      </w:rPr>
+    </w:lvl>
+  </w:abstractNum>
+  <w:abstractNum w:abstractNumId="6" w15:restartNumberingAfterBreak="0">
+    <w:nsid w:val="574B3044"/>
+    <w:multiLevelType w:val="multilevel"/>
+    <w:tmpl w:val="DD92EE98"/>
     <w:lvl w:ilvl="0">
       <w:start w:val="1"/>
       <w:numFmt w:val="bullet"/>
@@ -11161,7 +13019,22 @@
     <w:abstractNumId w:val="0"/>
   </w:num>
   <w:num w:numId="2">
+    <w:abstractNumId w:val="3"/>
+  </w:num>
+  <w:num w:numId="3">
+    <w:abstractNumId w:val="2"/>
+  </w:num>
+  <w:num w:numId="4">
     <w:abstractNumId w:val="1"/>
+  </w:num>
+  <w:num w:numId="5">
+    <w:abstractNumId w:val="6"/>
+  </w:num>
+  <w:num w:numId="6">
+    <w:abstractNumId w:val="5"/>
+  </w:num>
+  <w:num w:numId="7">
+    <w:abstractNumId w:val="4"/>
   </w:num>
 </w:numbering>
 </file>
@@ -11808,6 +13681,20 @@
       <w:iCs/>
     </w:rPr>
   </w:style>
+  <w:style w:type="paragraph" w:customStyle="1" w:styleId="pdq2pgselectionanchorcontainer">
+    <w:name w:val="pdq2pg_selectionanchorcontainer"/>
+    <w:basedOn w:val="Normal"/>
+    <w:rsid w:val="00FE68BB"/>
+    <w:pPr>
+      <w:spacing w:before="100" w:beforeAutospacing="1" w:after="100" w:afterAutospacing="1" w:line="240" w:lineRule="auto"/>
+    </w:pPr>
+    <w:rPr>
+      <w:rFonts w:ascii="Times New Roman" w:eastAsia="Times New Roman" w:hAnsi="Times New Roman" w:cs="Times New Roman"/>
+      <w:sz w:val="24"/>
+      <w:szCs w:val="24"/>
+      <w:lang w:eastAsia="en-IN"/>
+    </w:rPr>
+  </w:style>
 </w:styles>
 </file>
 
@@ -12070,4 +13957,16 @@
     </a:ext>
   </a:extLst>
 </a:theme>
+</file>
+
+<file path=customXml/item1.xml><?xml version="1.0" encoding="utf-8"?>
+<b:Sources xmlns:b="http://schemas.openxmlformats.org/officeDocument/2006/bibliography" xmlns="http://schemas.openxmlformats.org/officeDocument/2006/bibliography" SelectedStyle="\APASixthEditionOfficeOnline.xsl" StyleName="APA" Version="6"/>
+</file>
+
+<file path=customXml/itemProps1.xml><?xml version="1.0" encoding="utf-8"?>
+<ds:datastoreItem xmlns:ds="http://schemas.openxmlformats.org/officeDocument/2006/customXml" ds:itemID="{B30FFC21-0769-48C9-A268-19CEA732FA96}">
+  <ds:schemaRefs>
+    <ds:schemaRef ds:uri="http://schemas.openxmlformats.org/officeDocument/2006/bibliography"/>
+  </ds:schemaRefs>
+</ds:datastoreItem>
 </file>